--- a/BTTH.docx
+++ b/BTTH.docx
@@ -4,11 +4,12 @@
   <w:body>
     <w:p>
       <w:pPr>
-        <w:pStyle w:val="2"/>
+        <w:pStyle w:val="3"/>
         <w:keepNext w:val="0"/>
         <w:keepLines w:val="0"/>
         <w:widowControl/>
         <w:suppressLineNumbers w:val="0"/>
+        <w:bidi w:val="0"/>
         <w:rPr>
           <w:rFonts w:hint="default" w:ascii="Consolas" w:hAnsi="Consolas" w:cs="Consolas"/>
         </w:rPr>
@@ -17,72 +18,251 @@
         <w:rPr>
           <w:rFonts w:hint="default" w:ascii="Consolas" w:hAnsi="Consolas" w:cs="Consolas"/>
         </w:rPr>
-        <w:t>PHẦN 1 – ĐỀ XUẤT 2 GIẢI PHÁP</w:t>
+        <w:t>1. Lý do chọn Agile</w:t>
       </w:r>
+      <w:bookmarkStart w:id="0" w:name="_GoBack"/>
+      <w:bookmarkEnd w:id="0"/>
     </w:p>
     <w:p>
       <w:pPr>
-        <w:pStyle w:val="6"/>
+        <w:pStyle w:val="8"/>
         <w:keepNext w:val="0"/>
         <w:keepLines w:val="0"/>
         <w:widowControl/>
         <w:suppressLineNumbers w:val="0"/>
+        <w:bidi w:val="0"/>
         <w:rPr>
           <w:rFonts w:hint="default" w:ascii="Consolas" w:hAnsi="Consolas" w:cs="Consolas"/>
         </w:rPr>
       </w:pPr>
       <w:r>
         <w:rPr>
-          <w:rStyle w:val="7"/>
-          <w:rFonts w:hint="default" w:ascii="Consolas" w:hAnsi="Consolas" w:cs="Consolas"/>
-        </w:rPr>
-        <w:t>Giải pháp 1: Scrum (Agile)</w:t>
+          <w:rStyle w:val="9"/>
+          <w:rFonts w:hint="default" w:ascii="Consolas" w:hAnsi="Consolas" w:cs="Consolas"/>
+        </w:rPr>
+        <w:t>Waterfall gặp khó khi yêu cầu thay đổi vì:</w:t>
       </w:r>
     </w:p>
     <w:p>
       <w:pPr>
-        <w:pStyle w:val="6"/>
+        <w:keepNext w:val="0"/>
+        <w:keepLines w:val="0"/>
+        <w:widowControl/>
+        <w:numPr>
+          <w:ilvl w:val="0"/>
+          <w:numId w:val="1"/>
+        </w:numPr>
+        <w:suppressLineNumbers w:val="0"/>
+        <w:spacing w:before="0" w:beforeAutospacing="1" w:after="0" w:afterAutospacing="1"/>
+        <w:ind w:left="720" w:hanging="360"/>
+        <w:rPr>
+          <w:rFonts w:hint="default" w:ascii="Consolas" w:hAnsi="Consolas" w:cs="Consolas"/>
+          <w:sz w:val="24"/>
+          <w:szCs w:val="24"/>
+        </w:rPr>
+      </w:pPr>
+      <w:r>
+        <w:rPr>
+          <w:rFonts w:hint="default" w:ascii="Consolas" w:hAnsi="Consolas" w:cs="Consolas"/>
+          <w:sz w:val="24"/>
+          <w:szCs w:val="24"/>
+        </w:rPr>
+        <w:t>Yêu cầu bị chốt cứng từ đầu, trong khi GreenMart đang chuyển sang bán đa kênh nên nhu cầu thay đổi rất nhanh.</w:t>
+      </w:r>
+    </w:p>
+    <w:p>
+      <w:pPr>
+        <w:keepNext w:val="0"/>
+        <w:keepLines w:val="0"/>
+        <w:widowControl/>
+        <w:numPr>
+          <w:ilvl w:val="0"/>
+          <w:numId w:val="1"/>
+        </w:numPr>
+        <w:suppressLineNumbers w:val="0"/>
+        <w:spacing w:before="0" w:beforeAutospacing="1" w:after="0" w:afterAutospacing="1"/>
+        <w:ind w:left="720" w:hanging="360"/>
+        <w:rPr>
+          <w:rFonts w:hint="default" w:ascii="Consolas" w:hAnsi="Consolas" w:cs="Consolas"/>
+          <w:sz w:val="24"/>
+          <w:szCs w:val="24"/>
+        </w:rPr>
+      </w:pPr>
+      <w:r>
+        <w:rPr>
+          <w:rFonts w:hint="default" w:ascii="Consolas" w:hAnsi="Consolas" w:cs="Consolas"/>
+          <w:sz w:val="24"/>
+          <w:szCs w:val="24"/>
+        </w:rPr>
+        <w:t>Khách chỉ xem sản phẩm một lần ở cuối, nên sai lệch bị phát hiện muộn và chi phí làm lại lớn.</w:t>
+      </w:r>
+    </w:p>
+    <w:p>
+      <w:pPr>
+        <w:keepNext w:val="0"/>
+        <w:keepLines w:val="0"/>
+        <w:widowControl/>
+        <w:numPr>
+          <w:ilvl w:val="0"/>
+          <w:numId w:val="1"/>
+        </w:numPr>
+        <w:suppressLineNumbers w:val="0"/>
+        <w:spacing w:before="0" w:beforeAutospacing="1" w:after="0" w:afterAutospacing="1"/>
+        <w:ind w:left="720" w:hanging="360"/>
+        <w:rPr>
+          <w:rFonts w:hint="default" w:ascii="Consolas" w:hAnsi="Consolas" w:cs="Consolas"/>
+          <w:sz w:val="24"/>
+          <w:szCs w:val="24"/>
+        </w:rPr>
+      </w:pPr>
+      <w:r>
+        <w:rPr>
+          <w:rFonts w:hint="default" w:ascii="Consolas" w:hAnsi="Consolas" w:cs="Consolas"/>
+          <w:sz w:val="24"/>
+          <w:szCs w:val="24"/>
+        </w:rPr>
+        <w:t>Mọi thay đổi bị coi là “rủi ro cần chặn” thay vì thông tin cần đón nhận.</w:t>
+      </w:r>
+    </w:p>
+    <w:p>
+      <w:pPr>
+        <w:pStyle w:val="8"/>
         <w:keepNext w:val="0"/>
         <w:keepLines w:val="0"/>
         <w:widowControl/>
         <w:suppressLineNumbers w:val="0"/>
-        <w:rPr>
-          <w:rFonts w:hint="default" w:ascii="Consolas" w:hAnsi="Consolas" w:cs="Consolas"/>
+        <w:bidi w:val="0"/>
+        <w:rPr>
+          <w:rFonts w:hint="default" w:ascii="Consolas" w:hAnsi="Consolas" w:cs="Consolas"/>
+          <w:sz w:val="24"/>
+          <w:szCs w:val="24"/>
         </w:rPr>
       </w:pPr>
       <w:r>
         <w:rPr>
-          <w:rFonts w:hint="default" w:ascii="Consolas" w:hAnsi="Consolas" w:cs="Consolas"/>
-        </w:rPr>
-        <w:t>Chia công việc thành các Sprint có thời gian cố định, ưu tiên yêu cầu trong Product Backlog và tạo Increment có thể sử dụng sau mỗi Sprint. Đội thường xuyên nhận phản hồi để điều chỉnh sản phẩm theo nhu cầu thị trường.</w:t>
+          <w:rStyle w:val="9"/>
+          <w:rFonts w:hint="default" w:ascii="Consolas" w:hAnsi="Consolas" w:cs="Consolas"/>
+          <w:sz w:val="24"/>
+          <w:szCs w:val="24"/>
+        </w:rPr>
+        <w:t>Agile khắc phục bằng cách:</w:t>
       </w:r>
     </w:p>
     <w:p>
       <w:pPr>
-        <w:pStyle w:val="6"/>
+        <w:keepNext w:val="0"/>
+        <w:keepLines w:val="0"/>
+        <w:widowControl/>
+        <w:numPr>
+          <w:ilvl w:val="0"/>
+          <w:numId w:val="2"/>
+        </w:numPr>
+        <w:suppressLineNumbers w:val="0"/>
+        <w:spacing w:before="0" w:beforeAutospacing="1" w:after="0" w:afterAutospacing="1"/>
+        <w:ind w:left="720" w:hanging="360"/>
+        <w:rPr>
+          <w:rFonts w:hint="default" w:ascii="Consolas" w:hAnsi="Consolas" w:cs="Consolas"/>
+          <w:sz w:val="24"/>
+          <w:szCs w:val="24"/>
+        </w:rPr>
+      </w:pPr>
+      <w:r>
+        <w:rPr>
+          <w:rFonts w:hint="default" w:ascii="Consolas" w:hAnsi="Consolas" w:cs="Consolas"/>
+          <w:sz w:val="24"/>
+          <w:szCs w:val="24"/>
+        </w:rPr>
+        <w:t>Chia dự án thành các vòng ngắn, mỗi vòng cho ra sản phẩm chạy được để khách xem và phản hồi sớm.</w:t>
+      </w:r>
+    </w:p>
+    <w:p>
+      <w:pPr>
+        <w:keepNext w:val="0"/>
+        <w:keepLines w:val="0"/>
+        <w:widowControl/>
+        <w:numPr>
+          <w:ilvl w:val="0"/>
+          <w:numId w:val="2"/>
+        </w:numPr>
+        <w:suppressLineNumbers w:val="0"/>
+        <w:spacing w:before="0" w:beforeAutospacing="1" w:after="0" w:afterAutospacing="1"/>
+        <w:ind w:left="720" w:hanging="360"/>
+        <w:rPr>
+          <w:rFonts w:hint="default" w:ascii="Consolas" w:hAnsi="Consolas" w:cs="Consolas"/>
+          <w:sz w:val="24"/>
+          <w:szCs w:val="24"/>
+        </w:rPr>
+      </w:pPr>
+      <w:r>
+        <w:rPr>
+          <w:rFonts w:hint="default" w:ascii="Consolas" w:hAnsi="Consolas" w:cs="Consolas"/>
+          <w:sz w:val="24"/>
+          <w:szCs w:val="24"/>
+        </w:rPr>
+        <w:t>Chỉ lập kế hoạch chi tiết cho phần việc sắp làm, phần xa hơn để ngỏ và điều chỉnh dần.</w:t>
+      </w:r>
+    </w:p>
+    <w:p>
+      <w:pPr>
+        <w:keepNext w:val="0"/>
+        <w:keepLines w:val="0"/>
+        <w:widowControl/>
+        <w:numPr>
+          <w:ilvl w:val="0"/>
+          <w:numId w:val="2"/>
+        </w:numPr>
+        <w:suppressLineNumbers w:val="0"/>
+        <w:spacing w:before="0" w:beforeAutospacing="1" w:after="0" w:afterAutospacing="1"/>
+        <w:ind w:left="720" w:hanging="360"/>
+        <w:rPr>
+          <w:rFonts w:hint="default" w:ascii="Consolas" w:hAnsi="Consolas" w:cs="Consolas"/>
+          <w:sz w:val="24"/>
+          <w:szCs w:val="24"/>
+        </w:rPr>
+      </w:pPr>
+      <w:r>
+        <w:rPr>
+          <w:rFonts w:hint="default" w:ascii="Consolas" w:hAnsi="Consolas" w:cs="Consolas"/>
+          <w:sz w:val="24"/>
+          <w:szCs w:val="24"/>
+        </w:rPr>
+        <w:t>Coi thay đổi là cơ hội giúp sản phẩm đúng nhu cầu thật của khách.</w:t>
+      </w:r>
+    </w:p>
+    <w:p>
+      <w:pPr>
+        <w:pStyle w:val="8"/>
         <w:keepNext w:val="0"/>
         <w:keepLines w:val="0"/>
         <w:widowControl/>
         <w:suppressLineNumbers w:val="0"/>
+        <w:bidi w:val="0"/>
         <w:rPr>
           <w:rFonts w:hint="default" w:ascii="Consolas" w:hAnsi="Consolas" w:cs="Consolas"/>
         </w:rPr>
       </w:pPr>
       <w:r>
         <w:rPr>
-          <w:rStyle w:val="7"/>
-          <w:rFonts w:hint="default" w:ascii="Consolas" w:hAnsi="Consolas" w:cs="Consolas"/>
-        </w:rPr>
-        <w:t>Giải pháp 2: Waterfall (Thác nước)</w:t>
+          <w:rStyle w:val="9"/>
+          <w:rFonts w:hint="default" w:ascii="Consolas" w:hAnsi="Consolas" w:cs="Consolas"/>
+        </w:rPr>
+        <w:t>Kết luận:</w:t>
+      </w:r>
+      <w:r>
+        <w:rPr>
+          <w:rFonts w:hint="default" w:ascii="Consolas" w:hAnsi="Consolas" w:cs="Consolas"/>
+        </w:rPr>
+        <w:t xml:space="preserve"> GreenMart có nhu cầu đang thay đổi, lại phải bán nhiều kênh nên cần phản hồi sớm. Agile cho phép giao giá trị từng phần (tìm kiếm, giỏ hàng, thanh toán…) và đổi hướng kịp thời với chi phí thấp.</w:t>
       </w:r>
     </w:p>
     <w:p>
       <w:pPr>
-        <w:pStyle w:val="6"/>
+        <w:pStyle w:val="3"/>
         <w:keepNext w:val="0"/>
         <w:keepLines w:val="0"/>
         <w:widowControl/>
         <w:suppressLineNumbers w:val="0"/>
+        <w:bidi w:val="0"/>
         <w:rPr>
           <w:rFonts w:hint="default" w:ascii="Consolas" w:hAnsi="Consolas" w:cs="Consolas"/>
         </w:rPr>
@@ -91,25 +271,7 @@
         <w:rPr>
           <w:rFonts w:hint="default" w:ascii="Consolas" w:hAnsi="Consolas" w:cs="Consolas"/>
         </w:rPr>
-        <w:t>Thu thập và phân tích yêu cầu tương đối đầy đủ trước khi triển khai theo các giai đoạn: phân tích, thiết kế, phát triển, kiểm thử và bàn giao. Phương pháp này phù hợp khi yêu cầu ổn định, cần tài liệu và kiểm soát chặt chẽ; tuy nhiên, thay đổi muộn thường tốn kém hơn.</w:t>
-      </w:r>
-    </w:p>
-    <w:p>
-      <w:pPr>
-        <w:pStyle w:val="2"/>
-        <w:keepNext w:val="0"/>
-        <w:keepLines w:val="0"/>
-        <w:widowControl/>
-        <w:suppressLineNumbers w:val="0"/>
-        <w:rPr>
-          <w:rFonts w:hint="default" w:ascii="Consolas" w:hAnsi="Consolas" w:cs="Consolas"/>
-        </w:rPr>
-      </w:pPr>
-      <w:r>
-        <w:rPr>
-          <w:rFonts w:hint="default" w:ascii="Consolas" w:hAnsi="Consolas" w:cs="Consolas"/>
-        </w:rPr>
-        <w:t>PHẦN 2 – BẢNG SO SÁNH</w:t>
+        <w:t>2. Nguyên tắc làm việc theo 4 giá trị Agile</w:t>
       </w:r>
     </w:p>
     <w:tbl>
@@ -135,9 +297,9 @@
         </w:tblCellMar>
       </w:tblPr>
       <w:tblGrid>
-        <w:gridCol w:w="1723"/>
-        <w:gridCol w:w="3010"/>
-        <w:gridCol w:w="3693"/>
+        <w:gridCol w:w="2037"/>
+        <w:gridCol w:w="1447"/>
+        <w:gridCol w:w="4942"/>
       </w:tblGrid>
       <w:tr>
         <w:tblPrEx>
@@ -179,6 +341,7 @@
               <w:keepLines w:val="0"/>
               <w:widowControl/>
               <w:suppressLineNumbers w:val="0"/>
+              <w:bidi w:val="0"/>
               <w:jc w:val="center"/>
               <w:rPr>
                 <w:rFonts w:hint="default" w:ascii="Consolas" w:hAnsi="Consolas" w:cs="Consolas"/>
@@ -196,28 +359,29 @@
                 <w:szCs w:val="24"/>
                 <w:lang w:val="en-US" w:eastAsia="zh-CN" w:bidi="ar"/>
               </w:rPr>
-              <w:t>Tiêu chí</w:t>
-            </w:r>
-          </w:p>
-        </w:tc>
-        <w:tc>
-          <w:tcPr>
-            <w:tcW w:w="0" w:type="auto"/>
-            <w:tcBorders>
-              <w:top w:val="single" w:color="auto" w:sz="4" w:space="0"/>
-              <w:left w:val="single" w:color="auto" w:sz="4" w:space="0"/>
-              <w:bottom w:val="single" w:color="auto" w:sz="4" w:space="0"/>
-              <w:right w:val="single" w:color="auto" w:sz="4" w:space="0"/>
-            </w:tcBorders>
-            <w:shd w:val="clear"/>
-            <w:vAlign w:val="center"/>
-          </w:tcPr>
-          <w:p>
-            <w:pPr>
-              <w:keepNext w:val="0"/>
-              <w:keepLines w:val="0"/>
-              <w:widowControl/>
-              <w:suppressLineNumbers w:val="0"/>
+              <w:t>Thói quen hiện tại</w:t>
+            </w:r>
+          </w:p>
+        </w:tc>
+        <w:tc>
+          <w:tcPr>
+            <w:tcW w:w="0" w:type="auto"/>
+            <w:tcBorders>
+              <w:top w:val="single" w:color="auto" w:sz="4" w:space="0"/>
+              <w:left w:val="single" w:color="auto" w:sz="4" w:space="0"/>
+              <w:bottom w:val="single" w:color="auto" w:sz="4" w:space="0"/>
+              <w:right w:val="single" w:color="auto" w:sz="4" w:space="0"/>
+            </w:tcBorders>
+            <w:shd w:val="clear"/>
+            <w:vAlign w:val="center"/>
+          </w:tcPr>
+          <w:p>
+            <w:pPr>
+              <w:keepNext w:val="0"/>
+              <w:keepLines w:val="0"/>
+              <w:widowControl/>
+              <w:suppressLineNumbers w:val="0"/>
+              <w:bidi w:val="0"/>
               <w:jc w:val="center"/>
               <w:rPr>
                 <w:rFonts w:hint="default" w:ascii="Consolas" w:hAnsi="Consolas" w:cs="Consolas"/>
@@ -235,28 +399,29 @@
                 <w:szCs w:val="24"/>
                 <w:lang w:val="en-US" w:eastAsia="zh-CN" w:bidi="ar"/>
               </w:rPr>
-              <w:t>Giải pháp 1: Scrum</w:t>
-            </w:r>
-          </w:p>
-        </w:tc>
-        <w:tc>
-          <w:tcPr>
-            <w:tcW w:w="0" w:type="auto"/>
-            <w:tcBorders>
-              <w:top w:val="single" w:color="auto" w:sz="4" w:space="0"/>
-              <w:left w:val="single" w:color="auto" w:sz="4" w:space="0"/>
-              <w:bottom w:val="single" w:color="auto" w:sz="4" w:space="0"/>
-              <w:right w:val="single" w:color="auto" w:sz="4" w:space="0"/>
-            </w:tcBorders>
-            <w:shd w:val="clear"/>
-            <w:vAlign w:val="center"/>
-          </w:tcPr>
-          <w:p>
-            <w:pPr>
-              <w:keepNext w:val="0"/>
-              <w:keepLines w:val="0"/>
-              <w:widowControl/>
-              <w:suppressLineNumbers w:val="0"/>
+              <w:t>Giá trị bị đi ngược</w:t>
+            </w:r>
+          </w:p>
+        </w:tc>
+        <w:tc>
+          <w:tcPr>
+            <w:tcW w:w="0" w:type="auto"/>
+            <w:tcBorders>
+              <w:top w:val="single" w:color="auto" w:sz="4" w:space="0"/>
+              <w:left w:val="single" w:color="auto" w:sz="4" w:space="0"/>
+              <w:bottom w:val="single" w:color="auto" w:sz="4" w:space="0"/>
+              <w:right w:val="single" w:color="auto" w:sz="4" w:space="0"/>
+            </w:tcBorders>
+            <w:shd w:val="clear"/>
+            <w:vAlign w:val="center"/>
+          </w:tcPr>
+          <w:p>
+            <w:pPr>
+              <w:keepNext w:val="0"/>
+              <w:keepLines w:val="0"/>
+              <w:widowControl/>
+              <w:suppressLineNumbers w:val="0"/>
+              <w:bidi w:val="0"/>
               <w:jc w:val="center"/>
               <w:rPr>
                 <w:rFonts w:hint="default" w:ascii="Consolas" w:hAnsi="Consolas" w:cs="Consolas"/>
@@ -274,7 +439,7 @@
                 <w:szCs w:val="24"/>
                 <w:lang w:val="en-US" w:eastAsia="zh-CN" w:bidi="ar"/>
               </w:rPr>
-              <w:t>Giải pháp 2: Waterfall</w:t>
+              <w:t>Cách làm mới</w:t>
             </w:r>
           </w:p>
         </w:tc>
@@ -318,113 +483,104 @@
               <w:keepLines w:val="0"/>
               <w:widowControl/>
               <w:suppressLineNumbers w:val="0"/>
-              <w:jc w:val="left"/>
-              <w:rPr>
-                <w:rFonts w:hint="default" w:ascii="Consolas" w:hAnsi="Consolas" w:cs="Consolas"/>
-              </w:rPr>
-            </w:pPr>
-            <w:r>
-              <w:rPr>
-                <w:rStyle w:val="7"/>
-                <w:rFonts w:hint="default" w:ascii="Consolas" w:hAnsi="Consolas" w:eastAsia="SimSun" w:cs="Consolas"/>
-                <w:kern w:val="0"/>
-                <w:sz w:val="24"/>
-                <w:szCs w:val="24"/>
-                <w:lang w:val="en-US" w:eastAsia="zh-CN" w:bidi="ar"/>
-              </w:rPr>
-              <w:t>Khả năng thích nghi khi yêu cầu thay đổi</w:t>
-            </w:r>
-          </w:p>
-        </w:tc>
-        <w:tc>
-          <w:tcPr>
-            <w:tcW w:w="0" w:type="auto"/>
-            <w:tcBorders>
-              <w:top w:val="single" w:color="auto" w:sz="4" w:space="0"/>
-              <w:left w:val="single" w:color="auto" w:sz="4" w:space="0"/>
-              <w:bottom w:val="single" w:color="auto" w:sz="4" w:space="0"/>
-              <w:right w:val="single" w:color="auto" w:sz="4" w:space="0"/>
-            </w:tcBorders>
-            <w:shd w:val="clear"/>
-            <w:vAlign w:val="center"/>
-          </w:tcPr>
-          <w:p>
-            <w:pPr>
-              <w:keepNext w:val="0"/>
-              <w:keepLines w:val="0"/>
-              <w:widowControl/>
-              <w:suppressLineNumbers w:val="0"/>
-              <w:jc w:val="left"/>
-              <w:rPr>
-                <w:rFonts w:hint="default" w:ascii="Consolas" w:hAnsi="Consolas" w:cs="Consolas"/>
-              </w:rPr>
-            </w:pPr>
-            <w:r>
-              <w:rPr>
-                <w:rStyle w:val="7"/>
-                <w:rFonts w:hint="default" w:ascii="Consolas" w:hAnsi="Consolas" w:eastAsia="SimSun" w:cs="Consolas"/>
-                <w:kern w:val="0"/>
-                <w:sz w:val="24"/>
-                <w:szCs w:val="24"/>
-                <w:lang w:val="en-US" w:eastAsia="zh-CN" w:bidi="ar"/>
-              </w:rPr>
-              <w:t>(+)</w:t>
-            </w:r>
-            <w:r>
-              <w:rPr>
-                <w:rFonts w:hint="default" w:ascii="Consolas" w:hAnsi="Consolas" w:eastAsia="SimSun" w:cs="Consolas"/>
-                <w:kern w:val="0"/>
-                <w:sz w:val="24"/>
-                <w:szCs w:val="24"/>
-                <w:lang w:val="en-US" w:eastAsia="zh-CN" w:bidi="ar"/>
-              </w:rPr>
-              <w:t xml:space="preserve"> Có thể sắp xếp lại Product Backlog và điều chỉnh theo phản hồi sau mỗi Sprint.</w:t>
-            </w:r>
-          </w:p>
-        </w:tc>
-        <w:tc>
-          <w:tcPr>
-            <w:tcW w:w="0" w:type="auto"/>
-            <w:tcBorders>
-              <w:top w:val="single" w:color="auto" w:sz="4" w:space="0"/>
-              <w:left w:val="single" w:color="auto" w:sz="4" w:space="0"/>
-              <w:bottom w:val="single" w:color="auto" w:sz="4" w:space="0"/>
-              <w:right w:val="single" w:color="auto" w:sz="4" w:space="0"/>
-            </w:tcBorders>
-            <w:shd w:val="clear"/>
-            <w:vAlign w:val="center"/>
-          </w:tcPr>
-          <w:p>
-            <w:pPr>
-              <w:keepNext w:val="0"/>
-              <w:keepLines w:val="0"/>
-              <w:widowControl/>
-              <w:suppressLineNumbers w:val="0"/>
-              <w:jc w:val="left"/>
-              <w:rPr>
-                <w:rFonts w:hint="default" w:ascii="Consolas" w:hAnsi="Consolas" w:cs="Consolas"/>
-              </w:rPr>
-            </w:pPr>
-            <w:r>
-              <w:rPr>
-                <w:rStyle w:val="7"/>
-                <w:rFonts w:hint="default" w:ascii="Consolas" w:hAnsi="Consolas" w:eastAsia="SimSun" w:cs="Consolas"/>
-                <w:kern w:val="0"/>
-                <w:sz w:val="24"/>
-                <w:szCs w:val="24"/>
-                <w:lang w:val="en-US" w:eastAsia="zh-CN" w:bidi="ar"/>
-              </w:rPr>
-              <w:t>(–)</w:t>
-            </w:r>
-            <w:r>
-              <w:rPr>
-                <w:rFonts w:hint="default" w:ascii="Consolas" w:hAnsi="Consolas" w:eastAsia="SimSun" w:cs="Consolas"/>
-                <w:kern w:val="0"/>
-                <w:sz w:val="24"/>
-                <w:szCs w:val="24"/>
-                <w:lang w:val="en-US" w:eastAsia="zh-CN" w:bidi="ar"/>
-              </w:rPr>
-              <w:t xml:space="preserve"> Thay đổi sau khi thống nhất yêu cầu có thể làm phát sinh chi phí và ảnh hưởng kế hoạch.</w:t>
+              <w:bidi w:val="0"/>
+              <w:jc w:val="left"/>
+              <w:rPr>
+                <w:rFonts w:hint="default" w:ascii="Consolas" w:hAnsi="Consolas" w:cs="Consolas"/>
+              </w:rPr>
+            </w:pPr>
+            <w:r>
+              <w:rPr>
+                <w:rFonts w:hint="default" w:ascii="Consolas" w:hAnsi="Consolas" w:eastAsia="SimSun" w:cs="Consolas"/>
+                <w:kern w:val="0"/>
+                <w:sz w:val="24"/>
+                <w:szCs w:val="24"/>
+                <w:lang w:val="en-US" w:eastAsia="zh-CN" w:bidi="ar"/>
+              </w:rPr>
+              <w:t>Chỉ trao đổi qua bình luận trên phần mềm, gần như không họp trực tiếp</w:t>
+            </w:r>
+          </w:p>
+        </w:tc>
+        <w:tc>
+          <w:tcPr>
+            <w:tcW w:w="0" w:type="auto"/>
+            <w:tcBorders>
+              <w:top w:val="single" w:color="auto" w:sz="4" w:space="0"/>
+              <w:left w:val="single" w:color="auto" w:sz="4" w:space="0"/>
+              <w:bottom w:val="single" w:color="auto" w:sz="4" w:space="0"/>
+              <w:right w:val="single" w:color="auto" w:sz="4" w:space="0"/>
+            </w:tcBorders>
+            <w:shd w:val="clear"/>
+            <w:vAlign w:val="center"/>
+          </w:tcPr>
+          <w:p>
+            <w:pPr>
+              <w:keepNext w:val="0"/>
+              <w:keepLines w:val="0"/>
+              <w:widowControl/>
+              <w:suppressLineNumbers w:val="0"/>
+              <w:bidi w:val="0"/>
+              <w:jc w:val="left"/>
+              <w:rPr>
+                <w:rFonts w:hint="default" w:ascii="Consolas" w:hAnsi="Consolas" w:cs="Consolas"/>
+              </w:rPr>
+            </w:pPr>
+            <w:r>
+              <w:rPr>
+                <w:rStyle w:val="9"/>
+                <w:rFonts w:hint="default" w:ascii="Consolas" w:hAnsi="Consolas" w:eastAsia="SimSun" w:cs="Consolas"/>
+                <w:kern w:val="0"/>
+                <w:sz w:val="24"/>
+                <w:szCs w:val="24"/>
+                <w:lang w:val="en-US" w:eastAsia="zh-CN" w:bidi="ar"/>
+              </w:rPr>
+              <w:t>Cá nhân và tương tác</w:t>
+            </w:r>
+            <w:r>
+              <w:rPr>
+                <w:rFonts w:hint="default" w:ascii="Consolas" w:hAnsi="Consolas" w:eastAsia="SimSun" w:cs="Consolas"/>
+                <w:kern w:val="0"/>
+                <w:sz w:val="24"/>
+                <w:szCs w:val="24"/>
+                <w:lang w:val="en-US" w:eastAsia="zh-CN" w:bidi="ar"/>
+              </w:rPr>
+              <w:t xml:space="preserve"> hơn quy trình và công cụ</w:t>
+            </w:r>
+          </w:p>
+        </w:tc>
+        <w:tc>
+          <w:tcPr>
+            <w:tcW w:w="0" w:type="auto"/>
+            <w:tcBorders>
+              <w:top w:val="single" w:color="auto" w:sz="4" w:space="0"/>
+              <w:left w:val="single" w:color="auto" w:sz="4" w:space="0"/>
+              <w:bottom w:val="single" w:color="auto" w:sz="4" w:space="0"/>
+              <w:right w:val="single" w:color="auto" w:sz="4" w:space="0"/>
+            </w:tcBorders>
+            <w:shd w:val="clear"/>
+            <w:vAlign w:val="center"/>
+          </w:tcPr>
+          <w:p>
+            <w:pPr>
+              <w:keepNext w:val="0"/>
+              <w:keepLines w:val="0"/>
+              <w:widowControl/>
+              <w:suppressLineNumbers w:val="0"/>
+              <w:bidi w:val="0"/>
+              <w:jc w:val="left"/>
+              <w:rPr>
+                <w:rFonts w:hint="default" w:ascii="Consolas" w:hAnsi="Consolas" w:cs="Consolas"/>
+              </w:rPr>
+            </w:pPr>
+            <w:r>
+              <w:rPr>
+                <w:rFonts w:hint="default" w:ascii="Consolas" w:hAnsi="Consolas" w:eastAsia="SimSun" w:cs="Consolas"/>
+                <w:kern w:val="0"/>
+                <w:sz w:val="24"/>
+                <w:szCs w:val="24"/>
+                <w:lang w:val="en-US" w:eastAsia="zh-CN" w:bidi="ar"/>
+              </w:rPr>
+              <w:t>Họp Daily Scrum 15 phút mỗi ngày (trực tiếp hoặc video). Vấn đề phức tạp thì trao đổi trực tiếp hoặc làm việc cặp. Công cụ chỉ để ghi lại kết quả.</w:t>
             </w:r>
           </w:p>
         </w:tc>
@@ -468,113 +624,104 @@
               <w:keepLines w:val="0"/>
               <w:widowControl/>
               <w:suppressLineNumbers w:val="0"/>
-              <w:jc w:val="left"/>
-              <w:rPr>
-                <w:rFonts w:hint="default" w:ascii="Consolas" w:hAnsi="Consolas" w:cs="Consolas"/>
-              </w:rPr>
-            </w:pPr>
-            <w:r>
-              <w:rPr>
-                <w:rStyle w:val="7"/>
-                <w:rFonts w:hint="default" w:ascii="Consolas" w:hAnsi="Consolas" w:eastAsia="SimSun" w:cs="Consolas"/>
-                <w:kern w:val="0"/>
-                <w:sz w:val="24"/>
-                <w:szCs w:val="24"/>
-                <w:lang w:val="en-US" w:eastAsia="zh-CN" w:bidi="ar"/>
-              </w:rPr>
-              <w:t>Thời điểm khách thấy sản phẩm / phát hiện sai lệch</w:t>
-            </w:r>
-          </w:p>
-        </w:tc>
-        <w:tc>
-          <w:tcPr>
-            <w:tcW w:w="0" w:type="auto"/>
-            <w:tcBorders>
-              <w:top w:val="single" w:color="auto" w:sz="4" w:space="0"/>
-              <w:left w:val="single" w:color="auto" w:sz="4" w:space="0"/>
-              <w:bottom w:val="single" w:color="auto" w:sz="4" w:space="0"/>
-              <w:right w:val="single" w:color="auto" w:sz="4" w:space="0"/>
-            </w:tcBorders>
-            <w:shd w:val="clear"/>
-            <w:vAlign w:val="center"/>
-          </w:tcPr>
-          <w:p>
-            <w:pPr>
-              <w:keepNext w:val="0"/>
-              <w:keepLines w:val="0"/>
-              <w:widowControl/>
-              <w:suppressLineNumbers w:val="0"/>
-              <w:jc w:val="left"/>
-              <w:rPr>
-                <w:rFonts w:hint="default" w:ascii="Consolas" w:hAnsi="Consolas" w:cs="Consolas"/>
-              </w:rPr>
-            </w:pPr>
-            <w:r>
-              <w:rPr>
-                <w:rStyle w:val="7"/>
-                <w:rFonts w:hint="default" w:ascii="Consolas" w:hAnsi="Consolas" w:eastAsia="SimSun" w:cs="Consolas"/>
-                <w:kern w:val="0"/>
-                <w:sz w:val="24"/>
-                <w:szCs w:val="24"/>
-                <w:lang w:val="en-US" w:eastAsia="zh-CN" w:bidi="ar"/>
-              </w:rPr>
-              <w:t>(+)</w:t>
-            </w:r>
-            <w:r>
-              <w:rPr>
-                <w:rFonts w:hint="default" w:ascii="Consolas" w:hAnsi="Consolas" w:eastAsia="SimSun" w:cs="Consolas"/>
-                <w:kern w:val="0"/>
-                <w:sz w:val="24"/>
-                <w:szCs w:val="24"/>
-                <w:lang w:val="en-US" w:eastAsia="zh-CN" w:bidi="ar"/>
-              </w:rPr>
-              <w:t xml:space="preserve"> Có Increment sau mỗi Sprint, giúp lấy phản hồi và phát hiện sai lệch sớm.</w:t>
-            </w:r>
-          </w:p>
-        </w:tc>
-        <w:tc>
-          <w:tcPr>
-            <w:tcW w:w="0" w:type="auto"/>
-            <w:tcBorders>
-              <w:top w:val="single" w:color="auto" w:sz="4" w:space="0"/>
-              <w:left w:val="single" w:color="auto" w:sz="4" w:space="0"/>
-              <w:bottom w:val="single" w:color="auto" w:sz="4" w:space="0"/>
-              <w:right w:val="single" w:color="auto" w:sz="4" w:space="0"/>
-            </w:tcBorders>
-            <w:shd w:val="clear"/>
-            <w:vAlign w:val="center"/>
-          </w:tcPr>
-          <w:p>
-            <w:pPr>
-              <w:keepNext w:val="0"/>
-              <w:keepLines w:val="0"/>
-              <w:widowControl/>
-              <w:suppressLineNumbers w:val="0"/>
-              <w:jc w:val="left"/>
-              <w:rPr>
-                <w:rFonts w:hint="default" w:ascii="Consolas" w:hAnsi="Consolas" w:cs="Consolas"/>
-              </w:rPr>
-            </w:pPr>
-            <w:r>
-              <w:rPr>
-                <w:rStyle w:val="7"/>
-                <w:rFonts w:hint="default" w:ascii="Consolas" w:hAnsi="Consolas" w:eastAsia="SimSun" w:cs="Consolas"/>
-                <w:kern w:val="0"/>
-                <w:sz w:val="24"/>
-                <w:szCs w:val="24"/>
-                <w:lang w:val="en-US" w:eastAsia="zh-CN" w:bidi="ar"/>
-              </w:rPr>
-              <w:t>(–)</w:t>
-            </w:r>
-            <w:r>
-              <w:rPr>
-                <w:rFonts w:hint="default" w:ascii="Consolas" w:hAnsi="Consolas" w:eastAsia="SimSun" w:cs="Consolas"/>
-                <w:kern w:val="0"/>
-                <w:sz w:val="24"/>
-                <w:szCs w:val="24"/>
-                <w:lang w:val="en-US" w:eastAsia="zh-CN" w:bidi="ar"/>
-              </w:rPr>
-              <w:t xml:space="preserve"> Khách hàng thường thấy sản phẩm hoàn chỉnh muộn hơn; sai lệch có thể bị phát hiện ở giai đoạn kiểm thử hoặc bàn giao.</w:t>
+              <w:bidi w:val="0"/>
+              <w:jc w:val="left"/>
+              <w:rPr>
+                <w:rFonts w:hint="default" w:ascii="Consolas" w:hAnsi="Consolas" w:cs="Consolas"/>
+              </w:rPr>
+            </w:pPr>
+            <w:r>
+              <w:rPr>
+                <w:rFonts w:hint="default" w:ascii="Consolas" w:hAnsi="Consolas" w:eastAsia="SimSun" w:cs="Consolas"/>
+                <w:kern w:val="0"/>
+                <w:sz w:val="24"/>
+                <w:szCs w:val="24"/>
+                <w:lang w:val="en-US" w:eastAsia="zh-CN" w:bidi="ar"/>
+              </w:rPr>
+              <w:t>Viết đặc tả rất chi tiết trước, chỉ demo một lần ở cuối</w:t>
+            </w:r>
+          </w:p>
+        </w:tc>
+        <w:tc>
+          <w:tcPr>
+            <w:tcW w:w="0" w:type="auto"/>
+            <w:tcBorders>
+              <w:top w:val="single" w:color="auto" w:sz="4" w:space="0"/>
+              <w:left w:val="single" w:color="auto" w:sz="4" w:space="0"/>
+              <w:bottom w:val="single" w:color="auto" w:sz="4" w:space="0"/>
+              <w:right w:val="single" w:color="auto" w:sz="4" w:space="0"/>
+            </w:tcBorders>
+            <w:shd w:val="clear"/>
+            <w:vAlign w:val="center"/>
+          </w:tcPr>
+          <w:p>
+            <w:pPr>
+              <w:keepNext w:val="0"/>
+              <w:keepLines w:val="0"/>
+              <w:widowControl/>
+              <w:suppressLineNumbers w:val="0"/>
+              <w:bidi w:val="0"/>
+              <w:jc w:val="left"/>
+              <w:rPr>
+                <w:rFonts w:hint="default" w:ascii="Consolas" w:hAnsi="Consolas" w:cs="Consolas"/>
+              </w:rPr>
+            </w:pPr>
+            <w:r>
+              <w:rPr>
+                <w:rStyle w:val="9"/>
+                <w:rFonts w:hint="default" w:ascii="Consolas" w:hAnsi="Consolas" w:eastAsia="SimSun" w:cs="Consolas"/>
+                <w:kern w:val="0"/>
+                <w:sz w:val="24"/>
+                <w:szCs w:val="24"/>
+                <w:lang w:val="en-US" w:eastAsia="zh-CN" w:bidi="ar"/>
+              </w:rPr>
+              <w:t>Phần mềm chạy tốt</w:t>
+            </w:r>
+            <w:r>
+              <w:rPr>
+                <w:rFonts w:hint="default" w:ascii="Consolas" w:hAnsi="Consolas" w:eastAsia="SimSun" w:cs="Consolas"/>
+                <w:kern w:val="0"/>
+                <w:sz w:val="24"/>
+                <w:szCs w:val="24"/>
+                <w:lang w:val="en-US" w:eastAsia="zh-CN" w:bidi="ar"/>
+              </w:rPr>
+              <w:t xml:space="preserve"> hơn tài liệu đầy đủ</w:t>
+            </w:r>
+          </w:p>
+        </w:tc>
+        <w:tc>
+          <w:tcPr>
+            <w:tcW w:w="0" w:type="auto"/>
+            <w:tcBorders>
+              <w:top w:val="single" w:color="auto" w:sz="4" w:space="0"/>
+              <w:left w:val="single" w:color="auto" w:sz="4" w:space="0"/>
+              <w:bottom w:val="single" w:color="auto" w:sz="4" w:space="0"/>
+              <w:right w:val="single" w:color="auto" w:sz="4" w:space="0"/>
+            </w:tcBorders>
+            <w:shd w:val="clear"/>
+            <w:vAlign w:val="center"/>
+          </w:tcPr>
+          <w:p>
+            <w:pPr>
+              <w:keepNext w:val="0"/>
+              <w:keepLines w:val="0"/>
+              <w:widowControl/>
+              <w:suppressLineNumbers w:val="0"/>
+              <w:bidi w:val="0"/>
+              <w:jc w:val="left"/>
+              <w:rPr>
+                <w:rFonts w:hint="default" w:ascii="Consolas" w:hAnsi="Consolas" w:cs="Consolas"/>
+              </w:rPr>
+            </w:pPr>
+            <w:r>
+              <w:rPr>
+                <w:rFonts w:hint="default" w:ascii="Consolas" w:hAnsi="Consolas" w:eastAsia="SimSun" w:cs="Consolas"/>
+                <w:kern w:val="0"/>
+                <w:sz w:val="24"/>
+                <w:szCs w:val="24"/>
+                <w:lang w:val="en-US" w:eastAsia="zh-CN" w:bidi="ar"/>
+              </w:rPr>
+              <w:t>Viết yêu cầu ngắn dưới dạng User Story kèm tiêu chí chấp nhận. Chi tiết hóa ngay trước khi làm. Demo bản chạy được ở Sprint Review sau mỗi Sprint.</w:t>
             </w:r>
           </w:p>
         </w:tc>
@@ -618,113 +765,245 @@
               <w:keepLines w:val="0"/>
               <w:widowControl/>
               <w:suppressLineNumbers w:val="0"/>
-              <w:jc w:val="left"/>
-              <w:rPr>
-                <w:rFonts w:hint="default" w:ascii="Consolas" w:hAnsi="Consolas" w:cs="Consolas"/>
-              </w:rPr>
-            </w:pPr>
-            <w:r>
-              <w:rPr>
-                <w:rStyle w:val="7"/>
-                <w:rFonts w:hint="default" w:ascii="Consolas" w:hAnsi="Consolas" w:eastAsia="SimSun" w:cs="Consolas"/>
-                <w:kern w:val="0"/>
-                <w:sz w:val="24"/>
-                <w:szCs w:val="24"/>
-                <w:lang w:val="en-US" w:eastAsia="zh-CN" w:bidi="ar"/>
-              </w:rPr>
-              <w:t>Mức phù hợp khi yêu cầu rõ ràng, ổn định</w:t>
-            </w:r>
-          </w:p>
-        </w:tc>
-        <w:tc>
-          <w:tcPr>
-            <w:tcW w:w="0" w:type="auto"/>
-            <w:tcBorders>
-              <w:top w:val="single" w:color="auto" w:sz="4" w:space="0"/>
-              <w:left w:val="single" w:color="auto" w:sz="4" w:space="0"/>
-              <w:bottom w:val="single" w:color="auto" w:sz="4" w:space="0"/>
-              <w:right w:val="single" w:color="auto" w:sz="4" w:space="0"/>
-            </w:tcBorders>
-            <w:shd w:val="clear"/>
-            <w:vAlign w:val="center"/>
-          </w:tcPr>
-          <w:p>
-            <w:pPr>
-              <w:keepNext w:val="0"/>
-              <w:keepLines w:val="0"/>
-              <w:widowControl/>
-              <w:suppressLineNumbers w:val="0"/>
-              <w:jc w:val="left"/>
-              <w:rPr>
-                <w:rFonts w:hint="default" w:ascii="Consolas" w:hAnsi="Consolas" w:cs="Consolas"/>
-              </w:rPr>
-            </w:pPr>
-            <w:r>
-              <w:rPr>
-                <w:rStyle w:val="7"/>
-                <w:rFonts w:hint="default" w:ascii="Consolas" w:hAnsi="Consolas" w:eastAsia="SimSun" w:cs="Consolas"/>
-                <w:kern w:val="0"/>
-                <w:sz w:val="24"/>
-                <w:szCs w:val="24"/>
-                <w:lang w:val="en-US" w:eastAsia="zh-CN" w:bidi="ar"/>
-              </w:rPr>
-              <w:t>(–)</w:t>
-            </w:r>
-            <w:r>
-              <w:rPr>
-                <w:rFonts w:hint="default" w:ascii="Consolas" w:hAnsi="Consolas" w:eastAsia="SimSun" w:cs="Consolas"/>
-                <w:kern w:val="0"/>
-                <w:sz w:val="24"/>
-                <w:szCs w:val="24"/>
-                <w:lang w:val="en-US" w:eastAsia="zh-CN" w:bidi="ar"/>
-              </w:rPr>
-              <w:t xml:space="preserve"> Việc thường xuyên điều chỉnh có thể tạo thêm chi phí khi phạm vi đã rõ và ít thay đổi.</w:t>
-            </w:r>
-          </w:p>
-        </w:tc>
-        <w:tc>
-          <w:tcPr>
-            <w:tcW w:w="0" w:type="auto"/>
-            <w:tcBorders>
-              <w:top w:val="single" w:color="auto" w:sz="4" w:space="0"/>
-              <w:left w:val="single" w:color="auto" w:sz="4" w:space="0"/>
-              <w:bottom w:val="single" w:color="auto" w:sz="4" w:space="0"/>
-              <w:right w:val="single" w:color="auto" w:sz="4" w:space="0"/>
-            </w:tcBorders>
-            <w:shd w:val="clear"/>
-            <w:vAlign w:val="center"/>
-          </w:tcPr>
-          <w:p>
-            <w:pPr>
-              <w:keepNext w:val="0"/>
-              <w:keepLines w:val="0"/>
-              <w:widowControl/>
-              <w:suppressLineNumbers w:val="0"/>
-              <w:jc w:val="left"/>
-              <w:rPr>
-                <w:rFonts w:hint="default" w:ascii="Consolas" w:hAnsi="Consolas" w:cs="Consolas"/>
-              </w:rPr>
-            </w:pPr>
-            <w:r>
-              <w:rPr>
-                <w:rStyle w:val="7"/>
-                <w:rFonts w:hint="default" w:ascii="Consolas" w:hAnsi="Consolas" w:eastAsia="SimSun" w:cs="Consolas"/>
-                <w:kern w:val="0"/>
-                <w:sz w:val="24"/>
-                <w:szCs w:val="24"/>
-                <w:lang w:val="en-US" w:eastAsia="zh-CN" w:bidi="ar"/>
-              </w:rPr>
-              <w:t>(+)</w:t>
-            </w:r>
-            <w:r>
-              <w:rPr>
-                <w:rFonts w:hint="default" w:ascii="Consolas" w:hAnsi="Consolas" w:eastAsia="SimSun" w:cs="Consolas"/>
-                <w:kern w:val="0"/>
-                <w:sz w:val="24"/>
-                <w:szCs w:val="24"/>
-                <w:lang w:val="en-US" w:eastAsia="zh-CN" w:bidi="ar"/>
-              </w:rPr>
-              <w:t xml:space="preserve"> Dễ lập kế hoạch, chuẩn hóa tài liệu và kiểm soát tiến độ theo các giai đoạn đã xác định.</w:t>
+              <w:bidi w:val="0"/>
+              <w:jc w:val="left"/>
+              <w:rPr>
+                <w:rFonts w:hint="default" w:ascii="Consolas" w:hAnsi="Consolas" w:cs="Consolas"/>
+              </w:rPr>
+            </w:pPr>
+            <w:r>
+              <w:rPr>
+                <w:rFonts w:hint="default" w:ascii="Consolas" w:hAnsi="Consolas" w:eastAsia="SimSun" w:cs="Consolas"/>
+                <w:kern w:val="0"/>
+                <w:sz w:val="24"/>
+                <w:szCs w:val="24"/>
+                <w:lang w:val="en-US" w:eastAsia="zh-CN" w:bidi="ar"/>
+              </w:rPr>
+              <w:t>Hợp đồng tính phí và bắt chờ 2 tuần phê duyệt mỗi khi khách đổi yêu cầu</w:t>
+            </w:r>
+          </w:p>
+        </w:tc>
+        <w:tc>
+          <w:tcPr>
+            <w:tcW w:w="0" w:type="auto"/>
+            <w:tcBorders>
+              <w:top w:val="single" w:color="auto" w:sz="4" w:space="0"/>
+              <w:left w:val="single" w:color="auto" w:sz="4" w:space="0"/>
+              <w:bottom w:val="single" w:color="auto" w:sz="4" w:space="0"/>
+              <w:right w:val="single" w:color="auto" w:sz="4" w:space="0"/>
+            </w:tcBorders>
+            <w:shd w:val="clear"/>
+            <w:vAlign w:val="center"/>
+          </w:tcPr>
+          <w:p>
+            <w:pPr>
+              <w:keepNext w:val="0"/>
+              <w:keepLines w:val="0"/>
+              <w:widowControl/>
+              <w:suppressLineNumbers w:val="0"/>
+              <w:bidi w:val="0"/>
+              <w:jc w:val="left"/>
+              <w:rPr>
+                <w:rFonts w:hint="default" w:ascii="Consolas" w:hAnsi="Consolas" w:cs="Consolas"/>
+              </w:rPr>
+            </w:pPr>
+            <w:r>
+              <w:rPr>
+                <w:rStyle w:val="9"/>
+                <w:rFonts w:hint="default" w:ascii="Consolas" w:hAnsi="Consolas" w:eastAsia="SimSun" w:cs="Consolas"/>
+                <w:kern w:val="0"/>
+                <w:sz w:val="24"/>
+                <w:szCs w:val="24"/>
+                <w:lang w:val="en-US" w:eastAsia="zh-CN" w:bidi="ar"/>
+              </w:rPr>
+              <w:t>Hợp tác với khách hàng</w:t>
+            </w:r>
+            <w:r>
+              <w:rPr>
+                <w:rFonts w:hint="default" w:ascii="Consolas" w:hAnsi="Consolas" w:eastAsia="SimSun" w:cs="Consolas"/>
+                <w:kern w:val="0"/>
+                <w:sz w:val="24"/>
+                <w:szCs w:val="24"/>
+                <w:lang w:val="en-US" w:eastAsia="zh-CN" w:bidi="ar"/>
+              </w:rPr>
+              <w:t xml:space="preserve"> hơn đàm phán hợp đồng</w:t>
+            </w:r>
+          </w:p>
+        </w:tc>
+        <w:tc>
+          <w:tcPr>
+            <w:tcW w:w="0" w:type="auto"/>
+            <w:tcBorders>
+              <w:top w:val="single" w:color="auto" w:sz="4" w:space="0"/>
+              <w:left w:val="single" w:color="auto" w:sz="4" w:space="0"/>
+              <w:bottom w:val="single" w:color="auto" w:sz="4" w:space="0"/>
+              <w:right w:val="single" w:color="auto" w:sz="4" w:space="0"/>
+            </w:tcBorders>
+            <w:shd w:val="clear"/>
+            <w:vAlign w:val="center"/>
+          </w:tcPr>
+          <w:p>
+            <w:pPr>
+              <w:keepNext w:val="0"/>
+              <w:keepLines w:val="0"/>
+              <w:widowControl/>
+              <w:suppressLineNumbers w:val="0"/>
+              <w:bidi w:val="0"/>
+              <w:jc w:val="left"/>
+              <w:rPr>
+                <w:rFonts w:hint="default" w:ascii="Consolas" w:hAnsi="Consolas" w:cs="Consolas"/>
+              </w:rPr>
+            </w:pPr>
+            <w:r>
+              <w:rPr>
+                <w:rFonts w:hint="default" w:ascii="Consolas" w:hAnsi="Consolas" w:eastAsia="SimSun" w:cs="Consolas"/>
+                <w:kern w:val="0"/>
+                <w:sz w:val="24"/>
+                <w:szCs w:val="24"/>
+                <w:lang w:val="en-US" w:eastAsia="zh-CN" w:bidi="ar"/>
+              </w:rPr>
+              <w:t>Mời khách (hoặc đại diện) tham gia Sprint Review và refinement. Điều chỉnh hợp đồng: đổi thứ tự ưu tiên trong Product Backlog không tính phí. Mỗi lần đổi chỉ cần PO đồng ý, không chờ 2 tuần.</w:t>
+            </w:r>
+          </w:p>
+        </w:tc>
+      </w:tr>
+      <w:tr>
+        <w:tblPrEx>
+          <w:tblBorders>
+            <w:top w:val="none" w:color="auto" w:sz="0" w:space="0"/>
+            <w:left w:val="none" w:color="auto" w:sz="0" w:space="0"/>
+            <w:bottom w:val="none" w:color="auto" w:sz="0" w:space="0"/>
+            <w:right w:val="none" w:color="auto" w:sz="0" w:space="0"/>
+            <w:insideH w:val="none" w:color="auto" w:sz="0" w:space="0"/>
+            <w:insideV w:val="none" w:color="auto" w:sz="0" w:space="0"/>
+          </w:tblBorders>
+          <w:shd w:val="clear"/>
+          <w:tblCellMar>
+            <w:top w:w="15" w:type="dxa"/>
+            <w:left w:w="15" w:type="dxa"/>
+            <w:bottom w:w="15" w:type="dxa"/>
+            <w:right w:w="15" w:type="dxa"/>
+          </w:tblCellMar>
+        </w:tblPrEx>
+        <w:trPr>
+          <w:tblCellSpacing w:w="15" w:type="dxa"/>
+        </w:trPr>
+        <w:tc>
+          <w:tcPr>
+            <w:tcW w:w="0" w:type="auto"/>
+            <w:tcBorders>
+              <w:top w:val="single" w:color="auto" w:sz="4" w:space="0"/>
+              <w:left w:val="single" w:color="auto" w:sz="4" w:space="0"/>
+              <w:bottom w:val="single" w:color="auto" w:sz="4" w:space="0"/>
+              <w:right w:val="single" w:color="auto" w:sz="4" w:space="0"/>
+            </w:tcBorders>
+            <w:shd w:val="clear"/>
+            <w:vAlign w:val="center"/>
+          </w:tcPr>
+          <w:p>
+            <w:pPr>
+              <w:keepNext w:val="0"/>
+              <w:keepLines w:val="0"/>
+              <w:widowControl/>
+              <w:suppressLineNumbers w:val="0"/>
+              <w:bidi w:val="0"/>
+              <w:jc w:val="left"/>
+              <w:rPr>
+                <w:rFonts w:hint="default" w:ascii="Consolas" w:hAnsi="Consolas" w:cs="Consolas"/>
+              </w:rPr>
+            </w:pPr>
+            <w:r>
+              <w:rPr>
+                <w:rFonts w:hint="default" w:ascii="Consolas" w:hAnsi="Consolas" w:eastAsia="SimSun" w:cs="Consolas"/>
+                <w:kern w:val="0"/>
+                <w:sz w:val="24"/>
+                <w:szCs w:val="24"/>
+                <w:lang w:val="en-US" w:eastAsia="zh-CN" w:bidi="ar"/>
+              </w:rPr>
+              <w:t>Thực tế khác kế hoạch vẫn làm đúng kế hoạch ban đầu</w:t>
+            </w:r>
+          </w:p>
+        </w:tc>
+        <w:tc>
+          <w:tcPr>
+            <w:tcW w:w="0" w:type="auto"/>
+            <w:tcBorders>
+              <w:top w:val="single" w:color="auto" w:sz="4" w:space="0"/>
+              <w:left w:val="single" w:color="auto" w:sz="4" w:space="0"/>
+              <w:bottom w:val="single" w:color="auto" w:sz="4" w:space="0"/>
+              <w:right w:val="single" w:color="auto" w:sz="4" w:space="0"/>
+            </w:tcBorders>
+            <w:shd w:val="clear"/>
+            <w:vAlign w:val="center"/>
+          </w:tcPr>
+          <w:p>
+            <w:pPr>
+              <w:keepNext w:val="0"/>
+              <w:keepLines w:val="0"/>
+              <w:widowControl/>
+              <w:suppressLineNumbers w:val="0"/>
+              <w:bidi w:val="0"/>
+              <w:jc w:val="left"/>
+              <w:rPr>
+                <w:rFonts w:hint="default" w:ascii="Consolas" w:hAnsi="Consolas" w:cs="Consolas"/>
+              </w:rPr>
+            </w:pPr>
+            <w:r>
+              <w:rPr>
+                <w:rStyle w:val="9"/>
+                <w:rFonts w:hint="default" w:ascii="Consolas" w:hAnsi="Consolas" w:eastAsia="SimSun" w:cs="Consolas"/>
+                <w:kern w:val="0"/>
+                <w:sz w:val="24"/>
+                <w:szCs w:val="24"/>
+                <w:lang w:val="en-US" w:eastAsia="zh-CN" w:bidi="ar"/>
+              </w:rPr>
+              <w:t>Phản hồi với thay đổi</w:t>
+            </w:r>
+            <w:r>
+              <w:rPr>
+                <w:rFonts w:hint="default" w:ascii="Consolas" w:hAnsi="Consolas" w:eastAsia="SimSun" w:cs="Consolas"/>
+                <w:kern w:val="0"/>
+                <w:sz w:val="24"/>
+                <w:szCs w:val="24"/>
+                <w:lang w:val="en-US" w:eastAsia="zh-CN" w:bidi="ar"/>
+              </w:rPr>
+              <w:t xml:space="preserve"> hơn bám theo kế hoạch</w:t>
+            </w:r>
+          </w:p>
+        </w:tc>
+        <w:tc>
+          <w:tcPr>
+            <w:tcW w:w="0" w:type="auto"/>
+            <w:tcBorders>
+              <w:top w:val="single" w:color="auto" w:sz="4" w:space="0"/>
+              <w:left w:val="single" w:color="auto" w:sz="4" w:space="0"/>
+              <w:bottom w:val="single" w:color="auto" w:sz="4" w:space="0"/>
+              <w:right w:val="single" w:color="auto" w:sz="4" w:space="0"/>
+            </w:tcBorders>
+            <w:shd w:val="clear"/>
+            <w:vAlign w:val="center"/>
+          </w:tcPr>
+          <w:p>
+            <w:pPr>
+              <w:keepNext w:val="0"/>
+              <w:keepLines w:val="0"/>
+              <w:widowControl/>
+              <w:suppressLineNumbers w:val="0"/>
+              <w:bidi w:val="0"/>
+              <w:jc w:val="left"/>
+              <w:rPr>
+                <w:rFonts w:hint="default" w:ascii="Consolas" w:hAnsi="Consolas" w:cs="Consolas"/>
+              </w:rPr>
+            </w:pPr>
+            <w:r>
+              <w:rPr>
+                <w:rFonts w:hint="default" w:ascii="Consolas" w:hAnsi="Consolas" w:eastAsia="SimSun" w:cs="Consolas"/>
+                <w:kern w:val="0"/>
+                <w:sz w:val="24"/>
+                <w:szCs w:val="24"/>
+                <w:lang w:val="en-US" w:eastAsia="zh-CN" w:bidi="ar"/>
+              </w:rPr>
+              <w:t>Cuối mỗi Sprint dùng phản hồi để cập nhật Backlog. Sprint Retrospective rà soát cách làm. Kế hoạch là tài liệu sống.</w:t>
             </w:r>
           </w:p>
         </w:tc>
@@ -732,11 +1011,12 @@
     </w:tbl>
     <w:p>
       <w:pPr>
-        <w:pStyle w:val="2"/>
+        <w:pStyle w:val="3"/>
         <w:keepNext w:val="0"/>
         <w:keepLines w:val="0"/>
         <w:widowControl/>
         <w:suppressLineNumbers w:val="0"/>
+        <w:bidi w:val="0"/>
         <w:rPr>
           <w:rFonts w:hint="default" w:ascii="Consolas" w:hAnsi="Consolas" w:cs="Consolas"/>
         </w:rPr>
@@ -745,86 +1025,213 @@
         <w:rPr>
           <w:rFonts w:hint="default" w:ascii="Consolas" w:hAnsi="Consolas" w:cs="Consolas"/>
         </w:rPr>
-        <w:t>PHẦN 3 – LỰA CHỌN VÀ PHẢN BIỆN</w:t>
+        <w:t>3. Khung Scrum</w:t>
       </w:r>
     </w:p>
     <w:p>
       <w:pPr>
-        <w:pStyle w:val="6"/>
+        <w:pStyle w:val="8"/>
         <w:keepNext w:val="0"/>
         <w:keepLines w:val="0"/>
         <w:widowControl/>
         <w:suppressLineNumbers w:val="0"/>
-        <w:rPr>
-          <w:rFonts w:hint="default" w:ascii="Consolas" w:hAnsi="Consolas" w:cs="Consolas"/>
+        <w:bidi w:val="0"/>
+        <w:rPr>
+          <w:rFonts w:hint="default" w:ascii="Consolas" w:hAnsi="Consolas" w:cs="Consolas"/>
+          <w:sz w:val="24"/>
+          <w:szCs w:val="24"/>
         </w:rPr>
       </w:pPr>
       <w:r>
         <w:rPr>
-          <w:rStyle w:val="7"/>
-          <w:rFonts w:hint="default" w:ascii="Consolas" w:hAnsi="Consolas" w:cs="Consolas"/>
-        </w:rPr>
-        <w:t>Đội Tính năng:</w:t>
+          <w:rStyle w:val="9"/>
+          <w:rFonts w:hint="default" w:ascii="Consolas" w:hAnsi="Consolas" w:cs="Consolas"/>
+          <w:sz w:val="24"/>
+          <w:szCs w:val="24"/>
+        </w:rPr>
+        <w:t>Độ dài Sprint: 2 tuần cố định</w:t>
       </w:r>
       <w:r>
         <w:rPr>
           <w:rFonts w:hint="default" w:ascii="Consolas" w:hAnsi="Consolas" w:cs="Consolas"/>
-        </w:rPr>
-        <w:t xml:space="preserve"> Chọn Scrum vì khuyến mãi, ví điện tử và đặt xe ghép thường xuyên thay đổi theo thị trường, cần phát hành từng phần và tiếp nhận phản hồi liên tục.</w:t>
+          <w:sz w:val="24"/>
+          <w:szCs w:val="24"/>
+        </w:rPr>
+        <w:t xml:space="preserve"> (6 tuần = 3 Sprint).</w:t>
       </w:r>
     </w:p>
     <w:p>
       <w:pPr>
-        <w:pStyle w:val="6"/>
+        <w:pStyle w:val="8"/>
         <w:keepNext w:val="0"/>
         <w:keepLines w:val="0"/>
         <w:widowControl/>
         <w:suppressLineNumbers w:val="0"/>
-        <w:rPr>
-          <w:rFonts w:hint="default" w:ascii="Consolas" w:hAnsi="Consolas" w:cs="Consolas"/>
+        <w:bidi w:val="0"/>
+        <w:rPr>
+          <w:rFonts w:hint="default" w:ascii="Consolas" w:hAnsi="Consolas" w:cs="Consolas"/>
+          <w:sz w:val="24"/>
+          <w:szCs w:val="24"/>
         </w:rPr>
       </w:pPr>
       <w:r>
         <w:rPr>
-          <w:rStyle w:val="7"/>
-          <w:rFonts w:hint="default" w:ascii="Consolas" w:hAnsi="Consolas" w:cs="Consolas"/>
-        </w:rPr>
-        <w:t>Đội Đối soát:</w:t>
+          <w:rStyle w:val="9"/>
+          <w:rFonts w:hint="default" w:ascii="Consolas" w:hAnsi="Consolas" w:cs="Consolas"/>
+          <w:sz w:val="24"/>
+          <w:szCs w:val="24"/>
+        </w:rPr>
+        <w:t>Lý do gắn với 3 trụ cột:</w:t>
+      </w:r>
+    </w:p>
+    <w:p>
+      <w:pPr>
+        <w:keepNext w:val="0"/>
+        <w:keepLines w:val="0"/>
+        <w:widowControl/>
+        <w:numPr>
+          <w:ilvl w:val="0"/>
+          <w:numId w:val="3"/>
+        </w:numPr>
+        <w:suppressLineNumbers w:val="0"/>
+        <w:spacing w:before="0" w:beforeAutospacing="1" w:after="0" w:afterAutospacing="1"/>
+        <w:ind w:left="720" w:hanging="360"/>
+        <w:rPr>
+          <w:rFonts w:hint="default" w:ascii="Consolas" w:hAnsi="Consolas" w:cs="Consolas"/>
+          <w:sz w:val="24"/>
+          <w:szCs w:val="24"/>
+        </w:rPr>
+      </w:pPr>
+      <w:r>
+        <w:rPr>
+          <w:rStyle w:val="9"/>
+          <w:rFonts w:hint="default" w:ascii="Consolas" w:hAnsi="Consolas" w:cs="Consolas"/>
+          <w:sz w:val="24"/>
+          <w:szCs w:val="24"/>
+        </w:rPr>
+        <w:t>Minh bạch:</w:t>
       </w:r>
       <w:r>
         <w:rPr>
           <w:rFonts w:hint="default" w:ascii="Consolas" w:hAnsi="Consolas" w:cs="Consolas"/>
-        </w:rPr>
-        <w:t xml:space="preserve"> Chọn Waterfall có kiểm soát thay đổi nghiêm ngặt vì hóa đơn điện tử liên quan đến quy định thuế, đòi hỏi yêu cầu truy vết được, kiểm thử đầy đủ và kiểm soát tuân thủ trước khi phát hành.</w:t>
+          <w:sz w:val="24"/>
+          <w:szCs w:val="24"/>
+        </w:rPr>
+        <w:t xml:space="preserve"> Sprint 2 tuần đủ ngắn để Backlog, tiến độ và Increment luôn cập nhật. Mọi người, kể cả khách, thấy cùng một sự thật.</w:t>
       </w:r>
-      <w:bookmarkStart w:id="0" w:name="_GoBack"/>
-      <w:bookmarkEnd w:id="0"/>
     </w:p>
     <w:p>
       <w:pPr>
-        <w:pStyle w:val="6"/>
+        <w:keepNext w:val="0"/>
+        <w:keepLines w:val="0"/>
+        <w:widowControl/>
+        <w:numPr>
+          <w:ilvl w:val="0"/>
+          <w:numId w:val="3"/>
+        </w:numPr>
+        <w:suppressLineNumbers w:val="0"/>
+        <w:spacing w:before="0" w:beforeAutospacing="1" w:after="0" w:afterAutospacing="1"/>
+        <w:ind w:left="720" w:hanging="360"/>
+        <w:rPr>
+          <w:rFonts w:hint="default" w:ascii="Consolas" w:hAnsi="Consolas" w:cs="Consolas"/>
+          <w:sz w:val="24"/>
+          <w:szCs w:val="24"/>
+        </w:rPr>
+      </w:pPr>
+      <w:r>
+        <w:rPr>
+          <w:rStyle w:val="9"/>
+          <w:rFonts w:hint="default" w:ascii="Consolas" w:hAnsi="Consolas" w:cs="Consolas"/>
+          <w:sz w:val="24"/>
+          <w:szCs w:val="24"/>
+        </w:rPr>
+        <w:t>Thanh tra:</w:t>
+      </w:r>
+      <w:r>
+        <w:rPr>
+          <w:rFonts w:hint="default" w:ascii="Consolas" w:hAnsi="Consolas" w:cs="Consolas"/>
+          <w:sz w:val="24"/>
+          <w:szCs w:val="24"/>
+        </w:rPr>
+        <w:t xml:space="preserve"> cứ 2 tuần có một lần Review và Retro để kiểm tra sản phẩm và cách làm, kịp phát hiện sai lệch trước khi tốn nhiều công.</w:t>
+      </w:r>
+    </w:p>
+    <w:p>
+      <w:pPr>
+        <w:keepNext w:val="0"/>
+        <w:keepLines w:val="0"/>
+        <w:widowControl/>
+        <w:numPr>
+          <w:ilvl w:val="0"/>
+          <w:numId w:val="3"/>
+        </w:numPr>
+        <w:suppressLineNumbers w:val="0"/>
+        <w:spacing w:before="0" w:beforeAutospacing="1" w:after="0" w:afterAutospacing="1"/>
+        <w:ind w:left="720" w:hanging="360"/>
+        <w:rPr>
+          <w:rFonts w:hint="default" w:ascii="Consolas" w:hAnsi="Consolas" w:cs="Consolas"/>
+          <w:sz w:val="24"/>
+          <w:szCs w:val="24"/>
+        </w:rPr>
+      </w:pPr>
+      <w:r>
+        <w:rPr>
+          <w:rStyle w:val="9"/>
+          <w:rFonts w:hint="default" w:ascii="Consolas" w:hAnsi="Consolas" w:cs="Consolas"/>
+          <w:sz w:val="24"/>
+          <w:szCs w:val="24"/>
+        </w:rPr>
+        <w:t>Thích nghi:</w:t>
+      </w:r>
+      <w:r>
+        <w:rPr>
+          <w:rFonts w:hint="default" w:ascii="Consolas" w:hAnsi="Consolas" w:cs="Consolas"/>
+          <w:sz w:val="24"/>
+          <w:szCs w:val="24"/>
+        </w:rPr>
+        <w:t xml:space="preserve"> sau mỗi lần thanh tra, đội điều chỉnh Backlog và quy trình ngay Sprint kế tiếp. Nếu Sprint 1 tuần thì quá áp lực cho đội 4 người phát triển, nếu 4 tuần thì chỉ có 1 lần phản hồi trong 6 tuần.</w:t>
+      </w:r>
+    </w:p>
+    <w:p>
+      <w:pPr>
+        <w:pStyle w:val="8"/>
         <w:keepNext w:val="0"/>
         <w:keepLines w:val="0"/>
         <w:widowControl/>
         <w:suppressLineNumbers w:val="0"/>
-        <w:rPr>
-          <w:rFonts w:hint="default" w:ascii="Consolas" w:hAnsi="Consolas" w:cs="Consolas"/>
+        <w:bidi w:val="0"/>
+        <w:rPr>
+          <w:rFonts w:hint="default" w:ascii="Consolas" w:hAnsi="Consolas" w:cs="Consolas"/>
+          <w:sz w:val="24"/>
+          <w:szCs w:val="24"/>
         </w:rPr>
       </w:pPr>
       <w:r>
         <w:rPr>
-          <w:rFonts w:hint="default" w:ascii="Consolas" w:hAnsi="Consolas" w:cs="Consolas"/>
-        </w:rPr>
-        <w:t>Nếu luật thuế thay đổi gấp, Đội Đối soát cần đánh giá tác động pháp lý, cập nhật yêu cầu, ưu tiên sửa đổi bắt buộc và kiểm thử hồi quy trước khi phát hành; rủi ro là quy trình tuần tự có thể làm chậm việc đáp ứng quy định mới.</w:t>
+          <w:rStyle w:val="9"/>
+          <w:rFonts w:hint="default" w:ascii="Consolas" w:hAnsi="Consolas" w:cs="Consolas"/>
+          <w:sz w:val="24"/>
+          <w:szCs w:val="24"/>
+        </w:rPr>
+        <w:t>Vì sao Scrum thay vì Waterfall:</w:t>
+      </w:r>
+      <w:r>
+        <w:rPr>
+          <w:rFonts w:hint="default" w:ascii="Consolas" w:hAnsi="Consolas" w:cs="Consolas"/>
+          <w:sz w:val="24"/>
+          <w:szCs w:val="24"/>
+        </w:rPr>
+        <w:t xml:space="preserve"> Scrum có sẵn nhịp phản hồi đều đặn, vai trò rõ ràng và cơ chế tiếp nhận thay đổi qua Product Backlog. Đây chính là chỗ Waterfall trước đây thiếu.</w:t>
       </w:r>
     </w:p>
     <w:p>
       <w:pPr>
-        <w:pStyle w:val="6"/>
+        <w:pStyle w:val="3"/>
         <w:keepNext w:val="0"/>
         <w:keepLines w:val="0"/>
         <w:widowControl/>
         <w:suppressLineNumbers w:val="0"/>
+        <w:bidi w:val="0"/>
         <w:rPr>
           <w:rFonts w:hint="default" w:ascii="Consolas" w:hAnsi="Consolas" w:cs="Consolas"/>
         </w:rPr>
@@ -833,7 +1240,3537 @@
         <w:rPr>
           <w:rFonts w:hint="default" w:ascii="Consolas" w:hAnsi="Consolas" w:cs="Consolas"/>
         </w:rPr>
-        <w:t>Đề xuất “chọn Scrum vì hiện đại hơn” chưa hợp lý vì không có phương pháp nào tối ưu cho mọi loại yêu cầu. Ban lãnh đạo cần lựa chọn dựa trên mức độ biến động, yêu cầu tuân thủ và chi phí sai sót, thay vì chạy theo xu hướng.</w:t>
+        <w:t>4. Phân vai Scrum Team</w:t>
+      </w:r>
+    </w:p>
+    <w:tbl>
+      <w:tblPr>
+        <w:tblW w:w="0" w:type="auto"/>
+        <w:tblCellSpacing w:w="15" w:type="dxa"/>
+        <w:tblInd w:w="0" w:type="dxa"/>
+        <w:tblBorders>
+          <w:top w:val="none" w:color="auto" w:sz="0" w:space="0"/>
+          <w:left w:val="none" w:color="auto" w:sz="0" w:space="0"/>
+          <w:bottom w:val="none" w:color="auto" w:sz="0" w:space="0"/>
+          <w:right w:val="none" w:color="auto" w:sz="0" w:space="0"/>
+          <w:insideH w:val="none" w:color="auto" w:sz="0" w:space="0"/>
+          <w:insideV w:val="none" w:color="auto" w:sz="0" w:space="0"/>
+        </w:tblBorders>
+        <w:shd w:val="clear"/>
+        <w:tblLayout w:type="autofit"/>
+        <w:tblCellMar>
+          <w:top w:w="15" w:type="dxa"/>
+          <w:left w:w="15" w:type="dxa"/>
+          <w:bottom w:w="15" w:type="dxa"/>
+          <w:right w:w="15" w:type="dxa"/>
+        </w:tblCellMar>
+      </w:tblPr>
+      <w:tblGrid>
+        <w:gridCol w:w="1460"/>
+        <w:gridCol w:w="1437"/>
+        <w:gridCol w:w="3039"/>
+        <w:gridCol w:w="2490"/>
+      </w:tblGrid>
+      <w:tr>
+        <w:tblPrEx>
+          <w:tblBorders>
+            <w:top w:val="none" w:color="auto" w:sz="0" w:space="0"/>
+            <w:left w:val="none" w:color="auto" w:sz="0" w:space="0"/>
+            <w:bottom w:val="none" w:color="auto" w:sz="0" w:space="0"/>
+            <w:right w:val="none" w:color="auto" w:sz="0" w:space="0"/>
+            <w:insideH w:val="none" w:color="auto" w:sz="0" w:space="0"/>
+            <w:insideV w:val="none" w:color="auto" w:sz="0" w:space="0"/>
+          </w:tblBorders>
+          <w:shd w:val="clear"/>
+          <w:tblCellMar>
+            <w:top w:w="15" w:type="dxa"/>
+            <w:left w:w="15" w:type="dxa"/>
+            <w:bottom w:w="15" w:type="dxa"/>
+            <w:right w:w="15" w:type="dxa"/>
+          </w:tblCellMar>
+        </w:tblPrEx>
+        <w:trPr>
+          <w:tblHeader/>
+          <w:tblCellSpacing w:w="15" w:type="dxa"/>
+        </w:trPr>
+        <w:tc>
+          <w:tcPr>
+            <w:tcW w:w="0" w:type="auto"/>
+            <w:tcBorders>
+              <w:top w:val="single" w:color="auto" w:sz="4" w:space="0"/>
+              <w:left w:val="single" w:color="auto" w:sz="0" w:space="0"/>
+              <w:bottom w:val="single" w:color="auto" w:sz="4" w:space="0"/>
+              <w:right w:val="single" w:color="auto" w:sz="4" w:space="0"/>
+            </w:tcBorders>
+            <w:shd w:val="clear"/>
+            <w:vAlign w:val="center"/>
+          </w:tcPr>
+          <w:p>
+            <w:pPr>
+              <w:keepNext w:val="0"/>
+              <w:keepLines w:val="0"/>
+              <w:widowControl/>
+              <w:suppressLineNumbers w:val="0"/>
+              <w:bidi w:val="0"/>
+              <w:jc w:val="center"/>
+              <w:rPr>
+                <w:rFonts w:hint="default" w:ascii="Consolas" w:hAnsi="Consolas" w:cs="Consolas"/>
+                <w:b/>
+                <w:bCs/>
+              </w:rPr>
+            </w:pPr>
+            <w:r>
+              <w:rPr>
+                <w:rFonts w:hint="default" w:ascii="Consolas" w:hAnsi="Consolas" w:eastAsia="SimSun" w:cs="Consolas"/>
+                <w:b/>
+                <w:bCs/>
+                <w:kern w:val="0"/>
+                <w:sz w:val="24"/>
+                <w:szCs w:val="24"/>
+                <w:lang w:val="en-US" w:eastAsia="zh-CN" w:bidi="ar"/>
+              </w:rPr>
+              <w:t>Vai trò</w:t>
+            </w:r>
+          </w:p>
+        </w:tc>
+        <w:tc>
+          <w:tcPr>
+            <w:tcW w:w="0" w:type="auto"/>
+            <w:tcBorders>
+              <w:top w:val="single" w:color="auto" w:sz="4" w:space="0"/>
+              <w:left w:val="single" w:color="auto" w:sz="4" w:space="0"/>
+              <w:bottom w:val="single" w:color="auto" w:sz="4" w:space="0"/>
+              <w:right w:val="single" w:color="auto" w:sz="4" w:space="0"/>
+            </w:tcBorders>
+            <w:shd w:val="clear"/>
+            <w:vAlign w:val="center"/>
+          </w:tcPr>
+          <w:p>
+            <w:pPr>
+              <w:keepNext w:val="0"/>
+              <w:keepLines w:val="0"/>
+              <w:widowControl/>
+              <w:suppressLineNumbers w:val="0"/>
+              <w:bidi w:val="0"/>
+              <w:jc w:val="center"/>
+              <w:rPr>
+                <w:rFonts w:hint="default" w:ascii="Consolas" w:hAnsi="Consolas" w:cs="Consolas"/>
+                <w:b/>
+                <w:bCs/>
+              </w:rPr>
+            </w:pPr>
+            <w:r>
+              <w:rPr>
+                <w:rFonts w:hint="default" w:ascii="Consolas" w:hAnsi="Consolas" w:eastAsia="SimSun" w:cs="Consolas"/>
+                <w:b/>
+                <w:bCs/>
+                <w:kern w:val="0"/>
+                <w:sz w:val="24"/>
+                <w:szCs w:val="24"/>
+                <w:lang w:val="en-US" w:eastAsia="zh-CN" w:bidi="ar"/>
+              </w:rPr>
+              <w:t>Người</w:t>
+            </w:r>
+          </w:p>
+        </w:tc>
+        <w:tc>
+          <w:tcPr>
+            <w:tcW w:w="0" w:type="auto"/>
+            <w:tcBorders>
+              <w:top w:val="single" w:color="auto" w:sz="4" w:space="0"/>
+              <w:left w:val="single" w:color="auto" w:sz="4" w:space="0"/>
+              <w:bottom w:val="single" w:color="auto" w:sz="4" w:space="0"/>
+              <w:right w:val="single" w:color="auto" w:sz="4" w:space="0"/>
+            </w:tcBorders>
+            <w:shd w:val="clear"/>
+            <w:vAlign w:val="center"/>
+          </w:tcPr>
+          <w:p>
+            <w:pPr>
+              <w:keepNext w:val="0"/>
+              <w:keepLines w:val="0"/>
+              <w:widowControl/>
+              <w:suppressLineNumbers w:val="0"/>
+              <w:bidi w:val="0"/>
+              <w:jc w:val="center"/>
+              <w:rPr>
+                <w:rFonts w:hint="default" w:ascii="Consolas" w:hAnsi="Consolas" w:cs="Consolas"/>
+                <w:b/>
+                <w:bCs/>
+              </w:rPr>
+            </w:pPr>
+            <w:r>
+              <w:rPr>
+                <w:rFonts w:hint="default" w:ascii="Consolas" w:hAnsi="Consolas" w:eastAsia="SimSun" w:cs="Consolas"/>
+                <w:b/>
+                <w:bCs/>
+                <w:kern w:val="0"/>
+                <w:sz w:val="24"/>
+                <w:szCs w:val="24"/>
+                <w:lang w:val="en-US" w:eastAsia="zh-CN" w:bidi="ar"/>
+              </w:rPr>
+              <w:t>Được quyết định</w:t>
+            </w:r>
+          </w:p>
+        </w:tc>
+        <w:tc>
+          <w:tcPr>
+            <w:tcW w:w="0" w:type="auto"/>
+            <w:tcBorders>
+              <w:top w:val="single" w:color="auto" w:sz="4" w:space="0"/>
+              <w:left w:val="single" w:color="auto" w:sz="4" w:space="0"/>
+              <w:bottom w:val="single" w:color="auto" w:sz="4" w:space="0"/>
+              <w:right w:val="single" w:color="auto" w:sz="4" w:space="0"/>
+            </w:tcBorders>
+            <w:shd w:val="clear"/>
+            <w:vAlign w:val="center"/>
+          </w:tcPr>
+          <w:p>
+            <w:pPr>
+              <w:keepNext w:val="0"/>
+              <w:keepLines w:val="0"/>
+              <w:widowControl/>
+              <w:suppressLineNumbers w:val="0"/>
+              <w:bidi w:val="0"/>
+              <w:jc w:val="center"/>
+              <w:rPr>
+                <w:rFonts w:hint="default" w:ascii="Consolas" w:hAnsi="Consolas" w:cs="Consolas"/>
+                <w:b/>
+                <w:bCs/>
+              </w:rPr>
+            </w:pPr>
+            <w:r>
+              <w:rPr>
+                <w:rFonts w:hint="default" w:ascii="Consolas" w:hAnsi="Consolas" w:eastAsia="SimSun" w:cs="Consolas"/>
+                <w:b/>
+                <w:bCs/>
+                <w:kern w:val="0"/>
+                <w:sz w:val="24"/>
+                <w:szCs w:val="24"/>
+                <w:lang w:val="en-US" w:eastAsia="zh-CN" w:bidi="ar"/>
+              </w:rPr>
+              <w:t>Không được quyết định</w:t>
+            </w:r>
+          </w:p>
+        </w:tc>
+      </w:tr>
+      <w:tr>
+        <w:tblPrEx>
+          <w:tblBorders>
+            <w:top w:val="none" w:color="auto" w:sz="0" w:space="0"/>
+            <w:left w:val="none" w:color="auto" w:sz="0" w:space="0"/>
+            <w:bottom w:val="none" w:color="auto" w:sz="0" w:space="0"/>
+            <w:right w:val="none" w:color="auto" w:sz="0" w:space="0"/>
+            <w:insideH w:val="none" w:color="auto" w:sz="0" w:space="0"/>
+            <w:insideV w:val="none" w:color="auto" w:sz="0" w:space="0"/>
+          </w:tblBorders>
+          <w:tblCellMar>
+            <w:top w:w="15" w:type="dxa"/>
+            <w:left w:w="15" w:type="dxa"/>
+            <w:bottom w:w="15" w:type="dxa"/>
+            <w:right w:w="15" w:type="dxa"/>
+          </w:tblCellMar>
+        </w:tblPrEx>
+        <w:trPr>
+          <w:tblCellSpacing w:w="15" w:type="dxa"/>
+        </w:trPr>
+        <w:tc>
+          <w:tcPr>
+            <w:tcW w:w="0" w:type="auto"/>
+            <w:tcBorders>
+              <w:top w:val="single" w:color="auto" w:sz="4" w:space="0"/>
+              <w:left w:val="single" w:color="auto" w:sz="4" w:space="0"/>
+              <w:bottom w:val="single" w:color="auto" w:sz="4" w:space="0"/>
+              <w:right w:val="single" w:color="auto" w:sz="4" w:space="0"/>
+            </w:tcBorders>
+            <w:shd w:val="clear"/>
+            <w:vAlign w:val="center"/>
+          </w:tcPr>
+          <w:p>
+            <w:pPr>
+              <w:keepNext w:val="0"/>
+              <w:keepLines w:val="0"/>
+              <w:widowControl/>
+              <w:suppressLineNumbers w:val="0"/>
+              <w:bidi w:val="0"/>
+              <w:jc w:val="left"/>
+              <w:rPr>
+                <w:rFonts w:hint="default" w:ascii="Consolas" w:hAnsi="Consolas" w:cs="Consolas"/>
+              </w:rPr>
+            </w:pPr>
+            <w:r>
+              <w:rPr>
+                <w:rStyle w:val="9"/>
+                <w:rFonts w:hint="default" w:ascii="Consolas" w:hAnsi="Consolas" w:eastAsia="SimSun" w:cs="Consolas"/>
+                <w:kern w:val="0"/>
+                <w:sz w:val="24"/>
+                <w:szCs w:val="24"/>
+                <w:lang w:val="en-US" w:eastAsia="zh-CN" w:bidi="ar"/>
+              </w:rPr>
+              <w:t>Product Owner</w:t>
+            </w:r>
+          </w:p>
+        </w:tc>
+        <w:tc>
+          <w:tcPr>
+            <w:tcW w:w="0" w:type="auto"/>
+            <w:tcBorders>
+              <w:top w:val="single" w:color="auto" w:sz="4" w:space="0"/>
+              <w:left w:val="single" w:color="auto" w:sz="4" w:space="0"/>
+              <w:bottom w:val="single" w:color="auto" w:sz="4" w:space="0"/>
+              <w:right w:val="single" w:color="auto" w:sz="4" w:space="0"/>
+            </w:tcBorders>
+            <w:shd w:val="clear"/>
+            <w:vAlign w:val="center"/>
+          </w:tcPr>
+          <w:p>
+            <w:pPr>
+              <w:keepNext w:val="0"/>
+              <w:keepLines w:val="0"/>
+              <w:widowControl/>
+              <w:suppressLineNumbers w:val="0"/>
+              <w:bidi w:val="0"/>
+              <w:jc w:val="left"/>
+              <w:rPr>
+                <w:rFonts w:hint="default" w:ascii="Consolas" w:hAnsi="Consolas" w:cs="Consolas"/>
+              </w:rPr>
+            </w:pPr>
+            <w:r>
+              <w:rPr>
+                <w:rFonts w:hint="default" w:ascii="Consolas" w:hAnsi="Consolas" w:eastAsia="SimSun" w:cs="Consolas"/>
+                <w:kern w:val="0"/>
+                <w:sz w:val="24"/>
+                <w:szCs w:val="24"/>
+                <w:lang w:val="en-US" w:eastAsia="zh-CN" w:bidi="ar"/>
+              </w:rPr>
+              <w:t>Hoa</w:t>
+            </w:r>
+          </w:p>
+        </w:tc>
+        <w:tc>
+          <w:tcPr>
+            <w:tcW w:w="0" w:type="auto"/>
+            <w:tcBorders>
+              <w:top w:val="single" w:color="auto" w:sz="4" w:space="0"/>
+              <w:left w:val="single" w:color="auto" w:sz="4" w:space="0"/>
+              <w:bottom w:val="single" w:color="auto" w:sz="4" w:space="0"/>
+              <w:right w:val="single" w:color="auto" w:sz="4" w:space="0"/>
+            </w:tcBorders>
+            <w:shd w:val="clear"/>
+            <w:vAlign w:val="center"/>
+          </w:tcPr>
+          <w:p>
+            <w:pPr>
+              <w:keepNext w:val="0"/>
+              <w:keepLines w:val="0"/>
+              <w:widowControl/>
+              <w:suppressLineNumbers w:val="0"/>
+              <w:bidi w:val="0"/>
+              <w:jc w:val="left"/>
+              <w:rPr>
+                <w:rFonts w:hint="default" w:ascii="Consolas" w:hAnsi="Consolas" w:cs="Consolas"/>
+              </w:rPr>
+            </w:pPr>
+            <w:r>
+              <w:rPr>
+                <w:rFonts w:hint="default" w:ascii="Consolas" w:hAnsi="Consolas" w:eastAsia="SimSun" w:cs="Consolas"/>
+                <w:kern w:val="0"/>
+                <w:sz w:val="24"/>
+                <w:szCs w:val="24"/>
+                <w:lang w:val="en-US" w:eastAsia="zh-CN" w:bidi="ar"/>
+              </w:rPr>
+              <w:t>Nội dung và thứ tự ưu tiên Product Backlog; chấp nhận hay từ chối kết quả; mục tiêu Sprint (sau khi thống nhất với đội)</w:t>
+            </w:r>
+          </w:p>
+        </w:tc>
+        <w:tc>
+          <w:tcPr>
+            <w:tcW w:w="0" w:type="auto"/>
+            <w:tcBorders>
+              <w:top w:val="single" w:color="auto" w:sz="4" w:space="0"/>
+              <w:left w:val="single" w:color="auto" w:sz="4" w:space="0"/>
+              <w:bottom w:val="single" w:color="auto" w:sz="4" w:space="0"/>
+              <w:right w:val="single" w:color="auto" w:sz="4" w:space="0"/>
+            </w:tcBorders>
+            <w:shd w:val="clear"/>
+            <w:vAlign w:val="center"/>
+          </w:tcPr>
+          <w:p>
+            <w:pPr>
+              <w:keepNext w:val="0"/>
+              <w:keepLines w:val="0"/>
+              <w:widowControl/>
+              <w:suppressLineNumbers w:val="0"/>
+              <w:bidi w:val="0"/>
+              <w:jc w:val="left"/>
+              <w:rPr>
+                <w:rFonts w:hint="default" w:ascii="Consolas" w:hAnsi="Consolas" w:cs="Consolas"/>
+              </w:rPr>
+            </w:pPr>
+            <w:r>
+              <w:rPr>
+                <w:rFonts w:hint="default" w:ascii="Consolas" w:hAnsi="Consolas" w:eastAsia="SimSun" w:cs="Consolas"/>
+                <w:kern w:val="0"/>
+                <w:sz w:val="24"/>
+                <w:szCs w:val="24"/>
+                <w:lang w:val="en-US" w:eastAsia="zh-CN" w:bidi="ar"/>
+              </w:rPr>
+              <w:t>Cách kỹ thuật để làm; đội làm được bao nhiêu việc trong Sprint; ép đội nhận thêm việc giữa Sprint</w:t>
+            </w:r>
+          </w:p>
+        </w:tc>
+      </w:tr>
+      <w:tr>
+        <w:tblPrEx>
+          <w:tblBorders>
+            <w:top w:val="none" w:color="auto" w:sz="0" w:space="0"/>
+            <w:left w:val="none" w:color="auto" w:sz="0" w:space="0"/>
+            <w:bottom w:val="none" w:color="auto" w:sz="0" w:space="0"/>
+            <w:right w:val="none" w:color="auto" w:sz="0" w:space="0"/>
+            <w:insideH w:val="none" w:color="auto" w:sz="0" w:space="0"/>
+            <w:insideV w:val="none" w:color="auto" w:sz="0" w:space="0"/>
+          </w:tblBorders>
+          <w:shd w:val="clear"/>
+          <w:tblCellMar>
+            <w:top w:w="15" w:type="dxa"/>
+            <w:left w:w="15" w:type="dxa"/>
+            <w:bottom w:w="15" w:type="dxa"/>
+            <w:right w:w="15" w:type="dxa"/>
+          </w:tblCellMar>
+        </w:tblPrEx>
+        <w:trPr>
+          <w:tblCellSpacing w:w="15" w:type="dxa"/>
+        </w:trPr>
+        <w:tc>
+          <w:tcPr>
+            <w:tcW w:w="0" w:type="auto"/>
+            <w:tcBorders>
+              <w:top w:val="single" w:color="auto" w:sz="4" w:space="0"/>
+              <w:left w:val="single" w:color="auto" w:sz="4" w:space="0"/>
+              <w:bottom w:val="single" w:color="auto" w:sz="4" w:space="0"/>
+              <w:right w:val="single" w:color="auto" w:sz="4" w:space="0"/>
+            </w:tcBorders>
+            <w:shd w:val="clear"/>
+            <w:vAlign w:val="center"/>
+          </w:tcPr>
+          <w:p>
+            <w:pPr>
+              <w:keepNext w:val="0"/>
+              <w:keepLines w:val="0"/>
+              <w:widowControl/>
+              <w:suppressLineNumbers w:val="0"/>
+              <w:bidi w:val="0"/>
+              <w:jc w:val="left"/>
+              <w:rPr>
+                <w:rFonts w:hint="default" w:ascii="Consolas" w:hAnsi="Consolas" w:cs="Consolas"/>
+              </w:rPr>
+            </w:pPr>
+            <w:r>
+              <w:rPr>
+                <w:rStyle w:val="9"/>
+                <w:rFonts w:hint="default" w:ascii="Consolas" w:hAnsi="Consolas" w:eastAsia="SimSun" w:cs="Consolas"/>
+                <w:kern w:val="0"/>
+                <w:sz w:val="24"/>
+                <w:szCs w:val="24"/>
+                <w:lang w:val="en-US" w:eastAsia="zh-CN" w:bidi="ar"/>
+              </w:rPr>
+              <w:t>Scrum Master</w:t>
+            </w:r>
+          </w:p>
+        </w:tc>
+        <w:tc>
+          <w:tcPr>
+            <w:tcW w:w="0" w:type="auto"/>
+            <w:tcBorders>
+              <w:top w:val="single" w:color="auto" w:sz="4" w:space="0"/>
+              <w:left w:val="single" w:color="auto" w:sz="4" w:space="0"/>
+              <w:bottom w:val="single" w:color="auto" w:sz="4" w:space="0"/>
+              <w:right w:val="single" w:color="auto" w:sz="4" w:space="0"/>
+            </w:tcBorders>
+            <w:shd w:val="clear"/>
+            <w:vAlign w:val="center"/>
+          </w:tcPr>
+          <w:p>
+            <w:pPr>
+              <w:keepNext w:val="0"/>
+              <w:keepLines w:val="0"/>
+              <w:widowControl/>
+              <w:suppressLineNumbers w:val="0"/>
+              <w:bidi w:val="0"/>
+              <w:jc w:val="left"/>
+              <w:rPr>
+                <w:rFonts w:hint="default" w:ascii="Consolas" w:hAnsi="Consolas" w:cs="Consolas"/>
+              </w:rPr>
+            </w:pPr>
+            <w:r>
+              <w:rPr>
+                <w:rFonts w:hint="default" w:ascii="Consolas" w:hAnsi="Consolas" w:eastAsia="SimSun" w:cs="Consolas"/>
+                <w:kern w:val="0"/>
+                <w:sz w:val="24"/>
+                <w:szCs w:val="24"/>
+                <w:lang w:val="en-US" w:eastAsia="zh-CN" w:bidi="ar"/>
+              </w:rPr>
+              <w:t>Long</w:t>
+            </w:r>
+          </w:p>
+        </w:tc>
+        <w:tc>
+          <w:tcPr>
+            <w:tcW w:w="0" w:type="auto"/>
+            <w:tcBorders>
+              <w:top w:val="single" w:color="auto" w:sz="4" w:space="0"/>
+              <w:left w:val="single" w:color="auto" w:sz="4" w:space="0"/>
+              <w:bottom w:val="single" w:color="auto" w:sz="4" w:space="0"/>
+              <w:right w:val="single" w:color="auto" w:sz="4" w:space="0"/>
+            </w:tcBorders>
+            <w:shd w:val="clear"/>
+            <w:vAlign w:val="center"/>
+          </w:tcPr>
+          <w:p>
+            <w:pPr>
+              <w:keepNext w:val="0"/>
+              <w:keepLines w:val="0"/>
+              <w:widowControl/>
+              <w:suppressLineNumbers w:val="0"/>
+              <w:bidi w:val="0"/>
+              <w:jc w:val="left"/>
+              <w:rPr>
+                <w:rFonts w:hint="default" w:ascii="Consolas" w:hAnsi="Consolas" w:cs="Consolas"/>
+              </w:rPr>
+            </w:pPr>
+            <w:r>
+              <w:rPr>
+                <w:rFonts w:hint="default" w:ascii="Consolas" w:hAnsi="Consolas" w:eastAsia="SimSun" w:cs="Consolas"/>
+                <w:kern w:val="0"/>
+                <w:sz w:val="24"/>
+                <w:szCs w:val="24"/>
+                <w:lang w:val="en-US" w:eastAsia="zh-CN" w:bidi="ar"/>
+              </w:rPr>
+              <w:t>Cách tổ chức và duy trì các sự kiện Scrum; gỡ trở ngại cho đội; huấn luyện đội và khách hiểu Scrum</w:t>
+            </w:r>
+          </w:p>
+        </w:tc>
+        <w:tc>
+          <w:tcPr>
+            <w:tcW w:w="0" w:type="auto"/>
+            <w:tcBorders>
+              <w:top w:val="single" w:color="auto" w:sz="4" w:space="0"/>
+              <w:left w:val="single" w:color="auto" w:sz="4" w:space="0"/>
+              <w:bottom w:val="single" w:color="auto" w:sz="4" w:space="0"/>
+              <w:right w:val="single" w:color="auto" w:sz="4" w:space="0"/>
+            </w:tcBorders>
+            <w:shd w:val="clear"/>
+            <w:vAlign w:val="center"/>
+          </w:tcPr>
+          <w:p>
+            <w:pPr>
+              <w:keepNext w:val="0"/>
+              <w:keepLines w:val="0"/>
+              <w:widowControl/>
+              <w:suppressLineNumbers w:val="0"/>
+              <w:bidi w:val="0"/>
+              <w:jc w:val="left"/>
+              <w:rPr>
+                <w:rFonts w:hint="default" w:ascii="Consolas" w:hAnsi="Consolas" w:cs="Consolas"/>
+              </w:rPr>
+            </w:pPr>
+            <w:r>
+              <w:rPr>
+                <w:rFonts w:hint="default" w:ascii="Consolas" w:hAnsi="Consolas" w:eastAsia="SimSun" w:cs="Consolas"/>
+                <w:kern w:val="0"/>
+                <w:sz w:val="24"/>
+                <w:szCs w:val="24"/>
+                <w:lang w:val="en-US" w:eastAsia="zh-CN" w:bidi="ar"/>
+              </w:rPr>
+              <w:t>Nội dung và ưu tiên Backlog; giao việc cho từng người; nghiệm thu sản phẩm</w:t>
+            </w:r>
+          </w:p>
+        </w:tc>
+      </w:tr>
+      <w:tr>
+        <w:tblPrEx>
+          <w:tblBorders>
+            <w:top w:val="none" w:color="auto" w:sz="0" w:space="0"/>
+            <w:left w:val="none" w:color="auto" w:sz="0" w:space="0"/>
+            <w:bottom w:val="none" w:color="auto" w:sz="0" w:space="0"/>
+            <w:right w:val="none" w:color="auto" w:sz="0" w:space="0"/>
+            <w:insideH w:val="none" w:color="auto" w:sz="0" w:space="0"/>
+            <w:insideV w:val="none" w:color="auto" w:sz="0" w:space="0"/>
+          </w:tblBorders>
+          <w:shd w:val="clear"/>
+          <w:tblCellMar>
+            <w:top w:w="15" w:type="dxa"/>
+            <w:left w:w="15" w:type="dxa"/>
+            <w:bottom w:w="15" w:type="dxa"/>
+            <w:right w:w="15" w:type="dxa"/>
+          </w:tblCellMar>
+        </w:tblPrEx>
+        <w:trPr>
+          <w:tblCellSpacing w:w="15" w:type="dxa"/>
+        </w:trPr>
+        <w:tc>
+          <w:tcPr>
+            <w:tcW w:w="0" w:type="auto"/>
+            <w:tcBorders>
+              <w:top w:val="single" w:color="auto" w:sz="4" w:space="0"/>
+              <w:left w:val="single" w:color="auto" w:sz="4" w:space="0"/>
+              <w:bottom w:val="single" w:color="auto" w:sz="4" w:space="0"/>
+              <w:right w:val="single" w:color="auto" w:sz="4" w:space="0"/>
+            </w:tcBorders>
+            <w:shd w:val="clear"/>
+            <w:vAlign w:val="center"/>
+          </w:tcPr>
+          <w:p>
+            <w:pPr>
+              <w:keepNext w:val="0"/>
+              <w:keepLines w:val="0"/>
+              <w:widowControl/>
+              <w:suppressLineNumbers w:val="0"/>
+              <w:bidi w:val="0"/>
+              <w:jc w:val="left"/>
+              <w:rPr>
+                <w:rFonts w:hint="default" w:ascii="Consolas" w:hAnsi="Consolas" w:cs="Consolas"/>
+              </w:rPr>
+            </w:pPr>
+            <w:r>
+              <w:rPr>
+                <w:rStyle w:val="9"/>
+                <w:rFonts w:hint="default" w:ascii="Consolas" w:hAnsi="Consolas" w:eastAsia="SimSun" w:cs="Consolas"/>
+                <w:kern w:val="0"/>
+                <w:sz w:val="24"/>
+                <w:szCs w:val="24"/>
+                <w:lang w:val="en-US" w:eastAsia="zh-CN" w:bidi="ar"/>
+              </w:rPr>
+              <w:t>Developers</w:t>
+            </w:r>
+          </w:p>
+        </w:tc>
+        <w:tc>
+          <w:tcPr>
+            <w:tcW w:w="0" w:type="auto"/>
+            <w:tcBorders>
+              <w:top w:val="single" w:color="auto" w:sz="4" w:space="0"/>
+              <w:left w:val="single" w:color="auto" w:sz="4" w:space="0"/>
+              <w:bottom w:val="single" w:color="auto" w:sz="4" w:space="0"/>
+              <w:right w:val="single" w:color="auto" w:sz="4" w:space="0"/>
+            </w:tcBorders>
+            <w:shd w:val="clear"/>
+            <w:vAlign w:val="center"/>
+          </w:tcPr>
+          <w:p>
+            <w:pPr>
+              <w:keepNext w:val="0"/>
+              <w:keepLines w:val="0"/>
+              <w:widowControl/>
+              <w:suppressLineNumbers w:val="0"/>
+              <w:bidi w:val="0"/>
+              <w:jc w:val="left"/>
+              <w:rPr>
+                <w:rFonts w:hint="default" w:ascii="Consolas" w:hAnsi="Consolas" w:cs="Consolas"/>
+              </w:rPr>
+            </w:pPr>
+            <w:r>
+              <w:rPr>
+                <w:rFonts w:hint="default" w:ascii="Consolas" w:hAnsi="Consolas" w:eastAsia="SimSun" w:cs="Consolas"/>
+                <w:kern w:val="0"/>
+                <w:sz w:val="24"/>
+                <w:szCs w:val="24"/>
+                <w:lang w:val="en-US" w:eastAsia="zh-CN" w:bidi="ar"/>
+              </w:rPr>
+              <w:t>An, Bình, Chi, Dung (tester)</w:t>
+            </w:r>
+          </w:p>
+        </w:tc>
+        <w:tc>
+          <w:tcPr>
+            <w:tcW w:w="0" w:type="auto"/>
+            <w:tcBorders>
+              <w:top w:val="single" w:color="auto" w:sz="4" w:space="0"/>
+              <w:left w:val="single" w:color="auto" w:sz="4" w:space="0"/>
+              <w:bottom w:val="single" w:color="auto" w:sz="4" w:space="0"/>
+              <w:right w:val="single" w:color="auto" w:sz="4" w:space="0"/>
+            </w:tcBorders>
+            <w:shd w:val="clear"/>
+            <w:vAlign w:val="center"/>
+          </w:tcPr>
+          <w:p>
+            <w:pPr>
+              <w:keepNext w:val="0"/>
+              <w:keepLines w:val="0"/>
+              <w:widowControl/>
+              <w:suppressLineNumbers w:val="0"/>
+              <w:bidi w:val="0"/>
+              <w:jc w:val="left"/>
+              <w:rPr>
+                <w:rFonts w:hint="default" w:ascii="Consolas" w:hAnsi="Consolas" w:cs="Consolas"/>
+              </w:rPr>
+            </w:pPr>
+            <w:r>
+              <w:rPr>
+                <w:rFonts w:hint="default" w:ascii="Consolas" w:hAnsi="Consolas" w:eastAsia="SimSun" w:cs="Consolas"/>
+                <w:kern w:val="0"/>
+                <w:sz w:val="24"/>
+                <w:szCs w:val="24"/>
+                <w:lang w:val="en-US" w:eastAsia="zh-CN" w:bidi="ar"/>
+              </w:rPr>
+              <w:t>Chọn bao nhiêu việc nhận vào Sprint; cách thiết kế, lập trình, kiểm thử; Definition of Done (cùng đội)</w:t>
+            </w:r>
+          </w:p>
+        </w:tc>
+        <w:tc>
+          <w:tcPr>
+            <w:tcW w:w="0" w:type="auto"/>
+            <w:tcBorders>
+              <w:top w:val="single" w:color="auto" w:sz="4" w:space="0"/>
+              <w:left w:val="single" w:color="auto" w:sz="4" w:space="0"/>
+              <w:bottom w:val="single" w:color="auto" w:sz="4" w:space="0"/>
+              <w:right w:val="single" w:color="auto" w:sz="4" w:space="0"/>
+            </w:tcBorders>
+            <w:shd w:val="clear"/>
+            <w:vAlign w:val="center"/>
+          </w:tcPr>
+          <w:p>
+            <w:pPr>
+              <w:keepNext w:val="0"/>
+              <w:keepLines w:val="0"/>
+              <w:widowControl/>
+              <w:suppressLineNumbers w:val="0"/>
+              <w:bidi w:val="0"/>
+              <w:jc w:val="left"/>
+              <w:rPr>
+                <w:rFonts w:hint="default" w:ascii="Consolas" w:hAnsi="Consolas" w:cs="Consolas"/>
+              </w:rPr>
+            </w:pPr>
+            <w:r>
+              <w:rPr>
+                <w:rFonts w:hint="default" w:ascii="Consolas" w:hAnsi="Consolas" w:eastAsia="SimSun" w:cs="Consolas"/>
+                <w:kern w:val="0"/>
+                <w:sz w:val="24"/>
+                <w:szCs w:val="24"/>
+                <w:lang w:val="en-US" w:eastAsia="zh-CN" w:bidi="ar"/>
+              </w:rPr>
+              <w:t>Thứ tự ưu tiên Backlog; thay đổi mục tiêu Sprint một mình</w:t>
+            </w:r>
+          </w:p>
+        </w:tc>
+      </w:tr>
+    </w:tbl>
+    <w:p>
+      <w:pPr>
+        <w:pStyle w:val="8"/>
+        <w:keepNext w:val="0"/>
+        <w:keepLines w:val="0"/>
+        <w:widowControl/>
+        <w:suppressLineNumbers w:val="0"/>
+        <w:bidi w:val="0"/>
+        <w:rPr>
+          <w:rFonts w:hint="default" w:ascii="Consolas" w:hAnsi="Consolas" w:cs="Consolas"/>
+        </w:rPr>
+      </w:pPr>
+      <w:r>
+        <w:rPr>
+          <w:rFonts w:hint="default" w:ascii="Consolas" w:hAnsi="Consolas" w:cs="Consolas"/>
+        </w:rPr>
+        <w:t>Dung là tester nhưng vẫn thuộc nhóm Developers, chịu trách nhiệm chung về chất lượng Increment.</w:t>
+      </w:r>
+    </w:p>
+    <w:p>
+      <w:pPr>
+        <w:pStyle w:val="3"/>
+        <w:keepNext w:val="0"/>
+        <w:keepLines w:val="0"/>
+        <w:widowControl/>
+        <w:suppressLineNumbers w:val="0"/>
+        <w:bidi w:val="0"/>
+        <w:rPr>
+          <w:rFonts w:hint="default" w:ascii="Consolas" w:hAnsi="Consolas" w:cs="Consolas"/>
+        </w:rPr>
+      </w:pPr>
+      <w:r>
+        <w:rPr>
+          <w:rFonts w:hint="default" w:ascii="Consolas" w:hAnsi="Consolas" w:cs="Consolas"/>
+        </w:rPr>
+        <w:t>5. Artifacts và lịch sự kiện</w:t>
+      </w:r>
+    </w:p>
+    <w:p>
+      <w:pPr>
+        <w:pStyle w:val="4"/>
+        <w:keepNext w:val="0"/>
+        <w:keepLines w:val="0"/>
+        <w:widowControl/>
+        <w:suppressLineNumbers w:val="0"/>
+        <w:bidi w:val="0"/>
+        <w:rPr>
+          <w:rFonts w:hint="default" w:ascii="Consolas" w:hAnsi="Consolas" w:cs="Consolas"/>
+        </w:rPr>
+      </w:pPr>
+      <w:r>
+        <w:rPr>
+          <w:rFonts w:hint="default" w:ascii="Consolas" w:hAnsi="Consolas" w:cs="Consolas"/>
+        </w:rPr>
+        <w:t>5.1. Product Backlog (đã sắp xếp ưu tiên)</w:t>
+      </w:r>
+    </w:p>
+    <w:tbl>
+      <w:tblPr>
+        <w:tblW w:w="0" w:type="auto"/>
+        <w:tblCellSpacing w:w="15" w:type="dxa"/>
+        <w:tblInd w:w="0" w:type="dxa"/>
+        <w:tblBorders>
+          <w:top w:val="none" w:color="auto" w:sz="0" w:space="0"/>
+          <w:left w:val="none" w:color="auto" w:sz="0" w:space="0"/>
+          <w:bottom w:val="none" w:color="auto" w:sz="0" w:space="0"/>
+          <w:right w:val="none" w:color="auto" w:sz="0" w:space="0"/>
+          <w:insideH w:val="none" w:color="auto" w:sz="0" w:space="0"/>
+          <w:insideV w:val="none" w:color="auto" w:sz="0" w:space="0"/>
+        </w:tblBorders>
+        <w:shd w:val="clear"/>
+        <w:tblLayout w:type="autofit"/>
+        <w:tblCellMar>
+          <w:top w:w="15" w:type="dxa"/>
+          <w:left w:w="15" w:type="dxa"/>
+          <w:bottom w:w="15" w:type="dxa"/>
+          <w:right w:w="15" w:type="dxa"/>
+        </w:tblCellMar>
+      </w:tblPr>
+      <w:tblGrid>
+        <w:gridCol w:w="227"/>
+        <w:gridCol w:w="4261"/>
+        <w:gridCol w:w="3938"/>
+      </w:tblGrid>
+      <w:tr>
+        <w:tblPrEx>
+          <w:tblBorders>
+            <w:top w:val="none" w:color="auto" w:sz="0" w:space="0"/>
+            <w:left w:val="none" w:color="auto" w:sz="0" w:space="0"/>
+            <w:bottom w:val="none" w:color="auto" w:sz="0" w:space="0"/>
+            <w:right w:val="none" w:color="auto" w:sz="0" w:space="0"/>
+            <w:insideH w:val="none" w:color="auto" w:sz="0" w:space="0"/>
+            <w:insideV w:val="none" w:color="auto" w:sz="0" w:space="0"/>
+          </w:tblBorders>
+          <w:shd w:val="clear"/>
+          <w:tblCellMar>
+            <w:top w:w="15" w:type="dxa"/>
+            <w:left w:w="15" w:type="dxa"/>
+            <w:bottom w:w="15" w:type="dxa"/>
+            <w:right w:w="15" w:type="dxa"/>
+          </w:tblCellMar>
+        </w:tblPrEx>
+        <w:trPr>
+          <w:tblHeader/>
+          <w:tblCellSpacing w:w="15" w:type="dxa"/>
+        </w:trPr>
+        <w:tc>
+          <w:tcPr>
+            <w:tcW w:w="0" w:type="auto"/>
+            <w:tcBorders>
+              <w:top w:val="single" w:color="auto" w:sz="4" w:space="0"/>
+              <w:left w:val="single" w:color="auto" w:sz="0" w:space="0"/>
+              <w:bottom w:val="single" w:color="auto" w:sz="4" w:space="0"/>
+              <w:right w:val="single" w:color="auto" w:sz="4" w:space="0"/>
+            </w:tcBorders>
+            <w:shd w:val="clear"/>
+            <w:vAlign w:val="center"/>
+          </w:tcPr>
+          <w:p>
+            <w:pPr>
+              <w:keepNext w:val="0"/>
+              <w:keepLines w:val="0"/>
+              <w:widowControl/>
+              <w:suppressLineNumbers w:val="0"/>
+              <w:bidi w:val="0"/>
+              <w:jc w:val="center"/>
+              <w:rPr>
+                <w:rFonts w:hint="default" w:ascii="Consolas" w:hAnsi="Consolas" w:cs="Consolas"/>
+                <w:b/>
+                <w:bCs/>
+              </w:rPr>
+            </w:pPr>
+            <w:r>
+              <w:rPr>
+                <w:rFonts w:hint="default" w:ascii="Consolas" w:hAnsi="Consolas" w:eastAsia="SimSun" w:cs="Consolas"/>
+                <w:b/>
+                <w:bCs/>
+                <w:kern w:val="0"/>
+                <w:sz w:val="24"/>
+                <w:szCs w:val="24"/>
+                <w:lang w:val="en-US" w:eastAsia="zh-CN" w:bidi="ar"/>
+              </w:rPr>
+              <w:t>#</w:t>
+            </w:r>
+          </w:p>
+        </w:tc>
+        <w:tc>
+          <w:tcPr>
+            <w:tcW w:w="0" w:type="auto"/>
+            <w:tcBorders>
+              <w:top w:val="single" w:color="auto" w:sz="4" w:space="0"/>
+              <w:left w:val="single" w:color="auto" w:sz="4" w:space="0"/>
+              <w:bottom w:val="single" w:color="auto" w:sz="4" w:space="0"/>
+              <w:right w:val="single" w:color="auto" w:sz="4" w:space="0"/>
+            </w:tcBorders>
+            <w:shd w:val="clear"/>
+            <w:vAlign w:val="center"/>
+          </w:tcPr>
+          <w:p>
+            <w:pPr>
+              <w:keepNext w:val="0"/>
+              <w:keepLines w:val="0"/>
+              <w:widowControl/>
+              <w:suppressLineNumbers w:val="0"/>
+              <w:bidi w:val="0"/>
+              <w:jc w:val="center"/>
+              <w:rPr>
+                <w:rFonts w:hint="default" w:ascii="Consolas" w:hAnsi="Consolas" w:cs="Consolas"/>
+                <w:b/>
+                <w:bCs/>
+              </w:rPr>
+            </w:pPr>
+            <w:r>
+              <w:rPr>
+                <w:rFonts w:hint="default" w:ascii="Consolas" w:hAnsi="Consolas" w:eastAsia="SimSun" w:cs="Consolas"/>
+                <w:b/>
+                <w:bCs/>
+                <w:kern w:val="0"/>
+                <w:sz w:val="24"/>
+                <w:szCs w:val="24"/>
+                <w:lang w:val="en-US" w:eastAsia="zh-CN" w:bidi="ar"/>
+              </w:rPr>
+              <w:t>Hạng mục</w:t>
+            </w:r>
+          </w:p>
+        </w:tc>
+        <w:tc>
+          <w:tcPr>
+            <w:tcW w:w="0" w:type="auto"/>
+            <w:tcBorders>
+              <w:top w:val="single" w:color="auto" w:sz="4" w:space="0"/>
+              <w:left w:val="single" w:color="auto" w:sz="4" w:space="0"/>
+              <w:bottom w:val="single" w:color="auto" w:sz="4" w:space="0"/>
+              <w:right w:val="single" w:color="auto" w:sz="4" w:space="0"/>
+            </w:tcBorders>
+            <w:shd w:val="clear"/>
+            <w:vAlign w:val="center"/>
+          </w:tcPr>
+          <w:p>
+            <w:pPr>
+              <w:keepNext w:val="0"/>
+              <w:keepLines w:val="0"/>
+              <w:widowControl/>
+              <w:suppressLineNumbers w:val="0"/>
+              <w:bidi w:val="0"/>
+              <w:jc w:val="center"/>
+              <w:rPr>
+                <w:rFonts w:hint="default" w:ascii="Consolas" w:hAnsi="Consolas" w:cs="Consolas"/>
+                <w:b/>
+                <w:bCs/>
+              </w:rPr>
+            </w:pPr>
+            <w:r>
+              <w:rPr>
+                <w:rFonts w:hint="default" w:ascii="Consolas" w:hAnsi="Consolas" w:eastAsia="SimSun" w:cs="Consolas"/>
+                <w:b/>
+                <w:bCs/>
+                <w:kern w:val="0"/>
+                <w:sz w:val="24"/>
+                <w:szCs w:val="24"/>
+                <w:lang w:val="en-US" w:eastAsia="zh-CN" w:bidi="ar"/>
+              </w:rPr>
+              <w:t>Giá trị</w:t>
+            </w:r>
+          </w:p>
+        </w:tc>
+      </w:tr>
+      <w:tr>
+        <w:tblPrEx>
+          <w:tblBorders>
+            <w:top w:val="none" w:color="auto" w:sz="0" w:space="0"/>
+            <w:left w:val="none" w:color="auto" w:sz="0" w:space="0"/>
+            <w:bottom w:val="none" w:color="auto" w:sz="0" w:space="0"/>
+            <w:right w:val="none" w:color="auto" w:sz="0" w:space="0"/>
+            <w:insideH w:val="none" w:color="auto" w:sz="0" w:space="0"/>
+            <w:insideV w:val="none" w:color="auto" w:sz="0" w:space="0"/>
+          </w:tblBorders>
+          <w:shd w:val="clear"/>
+          <w:tblCellMar>
+            <w:top w:w="15" w:type="dxa"/>
+            <w:left w:w="15" w:type="dxa"/>
+            <w:bottom w:w="15" w:type="dxa"/>
+            <w:right w:w="15" w:type="dxa"/>
+          </w:tblCellMar>
+        </w:tblPrEx>
+        <w:trPr>
+          <w:tblCellSpacing w:w="15" w:type="dxa"/>
+        </w:trPr>
+        <w:tc>
+          <w:tcPr>
+            <w:tcW w:w="0" w:type="auto"/>
+            <w:tcBorders>
+              <w:top w:val="single" w:color="auto" w:sz="4" w:space="0"/>
+              <w:left w:val="single" w:color="auto" w:sz="4" w:space="0"/>
+              <w:bottom w:val="single" w:color="auto" w:sz="4" w:space="0"/>
+              <w:right w:val="single" w:color="auto" w:sz="4" w:space="0"/>
+            </w:tcBorders>
+            <w:shd w:val="clear"/>
+            <w:vAlign w:val="center"/>
+          </w:tcPr>
+          <w:p>
+            <w:pPr>
+              <w:keepNext w:val="0"/>
+              <w:keepLines w:val="0"/>
+              <w:widowControl/>
+              <w:suppressLineNumbers w:val="0"/>
+              <w:bidi w:val="0"/>
+              <w:jc w:val="left"/>
+              <w:rPr>
+                <w:rFonts w:hint="default" w:ascii="Consolas" w:hAnsi="Consolas" w:cs="Consolas"/>
+              </w:rPr>
+            </w:pPr>
+            <w:r>
+              <w:rPr>
+                <w:rFonts w:hint="default" w:ascii="Consolas" w:hAnsi="Consolas" w:eastAsia="SimSun" w:cs="Consolas"/>
+                <w:kern w:val="0"/>
+                <w:sz w:val="24"/>
+                <w:szCs w:val="24"/>
+                <w:lang w:val="en-US" w:eastAsia="zh-CN" w:bidi="ar"/>
+              </w:rPr>
+              <w:t>1</w:t>
+            </w:r>
+          </w:p>
+        </w:tc>
+        <w:tc>
+          <w:tcPr>
+            <w:tcW w:w="0" w:type="auto"/>
+            <w:tcBorders>
+              <w:top w:val="single" w:color="auto" w:sz="4" w:space="0"/>
+              <w:left w:val="single" w:color="auto" w:sz="4" w:space="0"/>
+              <w:bottom w:val="single" w:color="auto" w:sz="4" w:space="0"/>
+              <w:right w:val="single" w:color="auto" w:sz="4" w:space="0"/>
+            </w:tcBorders>
+            <w:shd w:val="clear"/>
+            <w:vAlign w:val="center"/>
+          </w:tcPr>
+          <w:p>
+            <w:pPr>
+              <w:keepNext w:val="0"/>
+              <w:keepLines w:val="0"/>
+              <w:widowControl/>
+              <w:suppressLineNumbers w:val="0"/>
+              <w:bidi w:val="0"/>
+              <w:jc w:val="left"/>
+              <w:rPr>
+                <w:rFonts w:hint="default" w:ascii="Consolas" w:hAnsi="Consolas" w:cs="Consolas"/>
+              </w:rPr>
+            </w:pPr>
+            <w:r>
+              <w:rPr>
+                <w:rFonts w:hint="default" w:ascii="Consolas" w:hAnsi="Consolas" w:eastAsia="SimSun" w:cs="Consolas"/>
+                <w:kern w:val="0"/>
+                <w:sz w:val="24"/>
+                <w:szCs w:val="24"/>
+                <w:lang w:val="en-US" w:eastAsia="zh-CN" w:bidi="ar"/>
+              </w:rPr>
+              <w:t>Tìm kiếm sản phẩm theo tên và danh mục</w:t>
+            </w:r>
+          </w:p>
+        </w:tc>
+        <w:tc>
+          <w:tcPr>
+            <w:tcW w:w="0" w:type="auto"/>
+            <w:tcBorders>
+              <w:top w:val="single" w:color="auto" w:sz="4" w:space="0"/>
+              <w:left w:val="single" w:color="auto" w:sz="4" w:space="0"/>
+              <w:bottom w:val="single" w:color="auto" w:sz="4" w:space="0"/>
+              <w:right w:val="single" w:color="auto" w:sz="4" w:space="0"/>
+            </w:tcBorders>
+            <w:shd w:val="clear"/>
+            <w:vAlign w:val="center"/>
+          </w:tcPr>
+          <w:p>
+            <w:pPr>
+              <w:keepNext w:val="0"/>
+              <w:keepLines w:val="0"/>
+              <w:widowControl/>
+              <w:suppressLineNumbers w:val="0"/>
+              <w:bidi w:val="0"/>
+              <w:jc w:val="left"/>
+              <w:rPr>
+                <w:rFonts w:hint="default" w:ascii="Consolas" w:hAnsi="Consolas" w:cs="Consolas"/>
+              </w:rPr>
+            </w:pPr>
+            <w:r>
+              <w:rPr>
+                <w:rFonts w:hint="default" w:ascii="Consolas" w:hAnsi="Consolas" w:eastAsia="SimSun" w:cs="Consolas"/>
+                <w:kern w:val="0"/>
+                <w:sz w:val="24"/>
+                <w:szCs w:val="24"/>
+                <w:lang w:val="en-US" w:eastAsia="zh-CN" w:bidi="ar"/>
+              </w:rPr>
+              <w:t>Khách tìm được hàng, là cửa ngõ bán online</w:t>
+            </w:r>
+          </w:p>
+        </w:tc>
+      </w:tr>
+      <w:tr>
+        <w:tblPrEx>
+          <w:tblBorders>
+            <w:top w:val="none" w:color="auto" w:sz="0" w:space="0"/>
+            <w:left w:val="none" w:color="auto" w:sz="0" w:space="0"/>
+            <w:bottom w:val="none" w:color="auto" w:sz="0" w:space="0"/>
+            <w:right w:val="none" w:color="auto" w:sz="0" w:space="0"/>
+            <w:insideH w:val="none" w:color="auto" w:sz="0" w:space="0"/>
+            <w:insideV w:val="none" w:color="auto" w:sz="0" w:space="0"/>
+          </w:tblBorders>
+          <w:shd w:val="clear"/>
+          <w:tblCellMar>
+            <w:top w:w="15" w:type="dxa"/>
+            <w:left w:w="15" w:type="dxa"/>
+            <w:bottom w:w="15" w:type="dxa"/>
+            <w:right w:w="15" w:type="dxa"/>
+          </w:tblCellMar>
+        </w:tblPrEx>
+        <w:trPr>
+          <w:tblCellSpacing w:w="15" w:type="dxa"/>
+        </w:trPr>
+        <w:tc>
+          <w:tcPr>
+            <w:tcW w:w="0" w:type="auto"/>
+            <w:tcBorders>
+              <w:top w:val="single" w:color="auto" w:sz="4" w:space="0"/>
+              <w:left w:val="single" w:color="auto" w:sz="4" w:space="0"/>
+              <w:bottom w:val="single" w:color="auto" w:sz="4" w:space="0"/>
+              <w:right w:val="single" w:color="auto" w:sz="4" w:space="0"/>
+            </w:tcBorders>
+            <w:shd w:val="clear"/>
+            <w:vAlign w:val="center"/>
+          </w:tcPr>
+          <w:p>
+            <w:pPr>
+              <w:keepNext w:val="0"/>
+              <w:keepLines w:val="0"/>
+              <w:widowControl/>
+              <w:suppressLineNumbers w:val="0"/>
+              <w:bidi w:val="0"/>
+              <w:jc w:val="left"/>
+              <w:rPr>
+                <w:rFonts w:hint="default" w:ascii="Consolas" w:hAnsi="Consolas" w:cs="Consolas"/>
+              </w:rPr>
+            </w:pPr>
+            <w:r>
+              <w:rPr>
+                <w:rFonts w:hint="default" w:ascii="Consolas" w:hAnsi="Consolas" w:eastAsia="SimSun" w:cs="Consolas"/>
+                <w:kern w:val="0"/>
+                <w:sz w:val="24"/>
+                <w:szCs w:val="24"/>
+                <w:lang w:val="en-US" w:eastAsia="zh-CN" w:bidi="ar"/>
+              </w:rPr>
+              <w:t>2</w:t>
+            </w:r>
+          </w:p>
+        </w:tc>
+        <w:tc>
+          <w:tcPr>
+            <w:tcW w:w="0" w:type="auto"/>
+            <w:tcBorders>
+              <w:top w:val="single" w:color="auto" w:sz="4" w:space="0"/>
+              <w:left w:val="single" w:color="auto" w:sz="4" w:space="0"/>
+              <w:bottom w:val="single" w:color="auto" w:sz="4" w:space="0"/>
+              <w:right w:val="single" w:color="auto" w:sz="4" w:space="0"/>
+            </w:tcBorders>
+            <w:shd w:val="clear"/>
+            <w:vAlign w:val="center"/>
+          </w:tcPr>
+          <w:p>
+            <w:pPr>
+              <w:keepNext w:val="0"/>
+              <w:keepLines w:val="0"/>
+              <w:widowControl/>
+              <w:suppressLineNumbers w:val="0"/>
+              <w:bidi w:val="0"/>
+              <w:jc w:val="left"/>
+              <w:rPr>
+                <w:rFonts w:hint="default" w:ascii="Consolas" w:hAnsi="Consolas" w:cs="Consolas"/>
+              </w:rPr>
+            </w:pPr>
+            <w:r>
+              <w:rPr>
+                <w:rFonts w:hint="default" w:ascii="Consolas" w:hAnsi="Consolas" w:eastAsia="SimSun" w:cs="Consolas"/>
+                <w:kern w:val="0"/>
+                <w:sz w:val="24"/>
+                <w:szCs w:val="24"/>
+                <w:lang w:val="en-US" w:eastAsia="zh-CN" w:bidi="ar"/>
+              </w:rPr>
+              <w:t>Xem chi tiết sản phẩm và tồn kho theo siêu thị</w:t>
+            </w:r>
+          </w:p>
+        </w:tc>
+        <w:tc>
+          <w:tcPr>
+            <w:tcW w:w="0" w:type="auto"/>
+            <w:tcBorders>
+              <w:top w:val="single" w:color="auto" w:sz="4" w:space="0"/>
+              <w:left w:val="single" w:color="auto" w:sz="4" w:space="0"/>
+              <w:bottom w:val="single" w:color="auto" w:sz="4" w:space="0"/>
+              <w:right w:val="single" w:color="auto" w:sz="4" w:space="0"/>
+            </w:tcBorders>
+            <w:shd w:val="clear"/>
+            <w:vAlign w:val="center"/>
+          </w:tcPr>
+          <w:p>
+            <w:pPr>
+              <w:keepNext w:val="0"/>
+              <w:keepLines w:val="0"/>
+              <w:widowControl/>
+              <w:suppressLineNumbers w:val="0"/>
+              <w:bidi w:val="0"/>
+              <w:jc w:val="left"/>
+              <w:rPr>
+                <w:rFonts w:hint="default" w:ascii="Consolas" w:hAnsi="Consolas" w:cs="Consolas"/>
+              </w:rPr>
+            </w:pPr>
+            <w:r>
+              <w:rPr>
+                <w:rFonts w:hint="default" w:ascii="Consolas" w:hAnsi="Consolas" w:eastAsia="SimSun" w:cs="Consolas"/>
+                <w:kern w:val="0"/>
+                <w:sz w:val="24"/>
+                <w:szCs w:val="24"/>
+                <w:lang w:val="en-US" w:eastAsia="zh-CN" w:bidi="ar"/>
+              </w:rPr>
+              <w:t>Khách biết hàng có sẵn không</w:t>
+            </w:r>
+          </w:p>
+        </w:tc>
+      </w:tr>
+      <w:tr>
+        <w:tblPrEx>
+          <w:tblBorders>
+            <w:top w:val="none" w:color="auto" w:sz="0" w:space="0"/>
+            <w:left w:val="none" w:color="auto" w:sz="0" w:space="0"/>
+            <w:bottom w:val="none" w:color="auto" w:sz="0" w:space="0"/>
+            <w:right w:val="none" w:color="auto" w:sz="0" w:space="0"/>
+            <w:insideH w:val="none" w:color="auto" w:sz="0" w:space="0"/>
+            <w:insideV w:val="none" w:color="auto" w:sz="0" w:space="0"/>
+          </w:tblBorders>
+          <w:shd w:val="clear"/>
+          <w:tblCellMar>
+            <w:top w:w="15" w:type="dxa"/>
+            <w:left w:w="15" w:type="dxa"/>
+            <w:bottom w:w="15" w:type="dxa"/>
+            <w:right w:w="15" w:type="dxa"/>
+          </w:tblCellMar>
+        </w:tblPrEx>
+        <w:trPr>
+          <w:tblCellSpacing w:w="15" w:type="dxa"/>
+        </w:trPr>
+        <w:tc>
+          <w:tcPr>
+            <w:tcW w:w="0" w:type="auto"/>
+            <w:tcBorders>
+              <w:top w:val="single" w:color="auto" w:sz="4" w:space="0"/>
+              <w:left w:val="single" w:color="auto" w:sz="4" w:space="0"/>
+              <w:bottom w:val="single" w:color="auto" w:sz="4" w:space="0"/>
+              <w:right w:val="single" w:color="auto" w:sz="4" w:space="0"/>
+            </w:tcBorders>
+            <w:shd w:val="clear"/>
+            <w:vAlign w:val="center"/>
+          </w:tcPr>
+          <w:p>
+            <w:pPr>
+              <w:keepNext w:val="0"/>
+              <w:keepLines w:val="0"/>
+              <w:widowControl/>
+              <w:suppressLineNumbers w:val="0"/>
+              <w:bidi w:val="0"/>
+              <w:jc w:val="left"/>
+              <w:rPr>
+                <w:rFonts w:hint="default" w:ascii="Consolas" w:hAnsi="Consolas" w:cs="Consolas"/>
+              </w:rPr>
+            </w:pPr>
+            <w:r>
+              <w:rPr>
+                <w:rFonts w:hint="default" w:ascii="Consolas" w:hAnsi="Consolas" w:eastAsia="SimSun" w:cs="Consolas"/>
+                <w:kern w:val="0"/>
+                <w:sz w:val="24"/>
+                <w:szCs w:val="24"/>
+                <w:lang w:val="en-US" w:eastAsia="zh-CN" w:bidi="ar"/>
+              </w:rPr>
+              <w:t>3</w:t>
+            </w:r>
+          </w:p>
+        </w:tc>
+        <w:tc>
+          <w:tcPr>
+            <w:tcW w:w="0" w:type="auto"/>
+            <w:tcBorders>
+              <w:top w:val="single" w:color="auto" w:sz="4" w:space="0"/>
+              <w:left w:val="single" w:color="auto" w:sz="4" w:space="0"/>
+              <w:bottom w:val="single" w:color="auto" w:sz="4" w:space="0"/>
+              <w:right w:val="single" w:color="auto" w:sz="4" w:space="0"/>
+            </w:tcBorders>
+            <w:shd w:val="clear"/>
+            <w:vAlign w:val="center"/>
+          </w:tcPr>
+          <w:p>
+            <w:pPr>
+              <w:keepNext w:val="0"/>
+              <w:keepLines w:val="0"/>
+              <w:widowControl/>
+              <w:suppressLineNumbers w:val="0"/>
+              <w:bidi w:val="0"/>
+              <w:jc w:val="left"/>
+              <w:rPr>
+                <w:rFonts w:hint="default" w:ascii="Consolas" w:hAnsi="Consolas" w:cs="Consolas"/>
+              </w:rPr>
+            </w:pPr>
+            <w:r>
+              <w:rPr>
+                <w:rFonts w:hint="default" w:ascii="Consolas" w:hAnsi="Consolas" w:eastAsia="SimSun" w:cs="Consolas"/>
+                <w:kern w:val="0"/>
+                <w:sz w:val="24"/>
+                <w:szCs w:val="24"/>
+                <w:lang w:val="en-US" w:eastAsia="zh-CN" w:bidi="ar"/>
+              </w:rPr>
+              <w:t>Giỏ hàng (thêm, sửa, xóa sản phẩm)</w:t>
+            </w:r>
+          </w:p>
+        </w:tc>
+        <w:tc>
+          <w:tcPr>
+            <w:tcW w:w="0" w:type="auto"/>
+            <w:tcBorders>
+              <w:top w:val="single" w:color="auto" w:sz="4" w:space="0"/>
+              <w:left w:val="single" w:color="auto" w:sz="4" w:space="0"/>
+              <w:bottom w:val="single" w:color="auto" w:sz="4" w:space="0"/>
+              <w:right w:val="single" w:color="auto" w:sz="4" w:space="0"/>
+            </w:tcBorders>
+            <w:shd w:val="clear"/>
+            <w:vAlign w:val="center"/>
+          </w:tcPr>
+          <w:p>
+            <w:pPr>
+              <w:keepNext w:val="0"/>
+              <w:keepLines w:val="0"/>
+              <w:widowControl/>
+              <w:suppressLineNumbers w:val="0"/>
+              <w:bidi w:val="0"/>
+              <w:jc w:val="left"/>
+              <w:rPr>
+                <w:rFonts w:hint="default" w:ascii="Consolas" w:hAnsi="Consolas" w:cs="Consolas"/>
+              </w:rPr>
+            </w:pPr>
+            <w:r>
+              <w:rPr>
+                <w:rFonts w:hint="default" w:ascii="Consolas" w:hAnsi="Consolas" w:eastAsia="SimSun" w:cs="Consolas"/>
+                <w:kern w:val="0"/>
+                <w:sz w:val="24"/>
+                <w:szCs w:val="24"/>
+                <w:lang w:val="en-US" w:eastAsia="zh-CN" w:bidi="ar"/>
+              </w:rPr>
+              <w:t>Nền tảng cho đặt hàng</w:t>
+            </w:r>
+          </w:p>
+        </w:tc>
+      </w:tr>
+      <w:tr>
+        <w:tblPrEx>
+          <w:tblBorders>
+            <w:top w:val="none" w:color="auto" w:sz="0" w:space="0"/>
+            <w:left w:val="none" w:color="auto" w:sz="0" w:space="0"/>
+            <w:bottom w:val="none" w:color="auto" w:sz="0" w:space="0"/>
+            <w:right w:val="none" w:color="auto" w:sz="0" w:space="0"/>
+            <w:insideH w:val="none" w:color="auto" w:sz="0" w:space="0"/>
+            <w:insideV w:val="none" w:color="auto" w:sz="0" w:space="0"/>
+          </w:tblBorders>
+          <w:shd w:val="clear"/>
+          <w:tblCellMar>
+            <w:top w:w="15" w:type="dxa"/>
+            <w:left w:w="15" w:type="dxa"/>
+            <w:bottom w:w="15" w:type="dxa"/>
+            <w:right w:w="15" w:type="dxa"/>
+          </w:tblCellMar>
+        </w:tblPrEx>
+        <w:trPr>
+          <w:tblCellSpacing w:w="15" w:type="dxa"/>
+        </w:trPr>
+        <w:tc>
+          <w:tcPr>
+            <w:tcW w:w="0" w:type="auto"/>
+            <w:tcBorders>
+              <w:top w:val="single" w:color="auto" w:sz="4" w:space="0"/>
+              <w:left w:val="single" w:color="auto" w:sz="4" w:space="0"/>
+              <w:bottom w:val="single" w:color="auto" w:sz="4" w:space="0"/>
+              <w:right w:val="single" w:color="auto" w:sz="4" w:space="0"/>
+            </w:tcBorders>
+            <w:shd w:val="clear"/>
+            <w:vAlign w:val="center"/>
+          </w:tcPr>
+          <w:p>
+            <w:pPr>
+              <w:keepNext w:val="0"/>
+              <w:keepLines w:val="0"/>
+              <w:widowControl/>
+              <w:suppressLineNumbers w:val="0"/>
+              <w:bidi w:val="0"/>
+              <w:jc w:val="left"/>
+              <w:rPr>
+                <w:rFonts w:hint="default" w:ascii="Consolas" w:hAnsi="Consolas" w:cs="Consolas"/>
+              </w:rPr>
+            </w:pPr>
+            <w:r>
+              <w:rPr>
+                <w:rFonts w:hint="default" w:ascii="Consolas" w:hAnsi="Consolas" w:eastAsia="SimSun" w:cs="Consolas"/>
+                <w:kern w:val="0"/>
+                <w:sz w:val="24"/>
+                <w:szCs w:val="24"/>
+                <w:lang w:val="en-US" w:eastAsia="zh-CN" w:bidi="ar"/>
+              </w:rPr>
+              <w:t>4</w:t>
+            </w:r>
+          </w:p>
+        </w:tc>
+        <w:tc>
+          <w:tcPr>
+            <w:tcW w:w="0" w:type="auto"/>
+            <w:tcBorders>
+              <w:top w:val="single" w:color="auto" w:sz="4" w:space="0"/>
+              <w:left w:val="single" w:color="auto" w:sz="4" w:space="0"/>
+              <w:bottom w:val="single" w:color="auto" w:sz="4" w:space="0"/>
+              <w:right w:val="single" w:color="auto" w:sz="4" w:space="0"/>
+            </w:tcBorders>
+            <w:shd w:val="clear"/>
+            <w:vAlign w:val="center"/>
+          </w:tcPr>
+          <w:p>
+            <w:pPr>
+              <w:keepNext w:val="0"/>
+              <w:keepLines w:val="0"/>
+              <w:widowControl/>
+              <w:suppressLineNumbers w:val="0"/>
+              <w:bidi w:val="0"/>
+              <w:jc w:val="left"/>
+              <w:rPr>
+                <w:rFonts w:hint="default" w:ascii="Consolas" w:hAnsi="Consolas" w:cs="Consolas"/>
+              </w:rPr>
+            </w:pPr>
+            <w:r>
+              <w:rPr>
+                <w:rFonts w:hint="default" w:ascii="Consolas" w:hAnsi="Consolas" w:eastAsia="SimSun" w:cs="Consolas"/>
+                <w:kern w:val="0"/>
+                <w:sz w:val="24"/>
+                <w:szCs w:val="24"/>
+                <w:lang w:val="en-US" w:eastAsia="zh-CN" w:bidi="ar"/>
+              </w:rPr>
+              <w:t>Đặt hàng online và xác nhận đơn</w:t>
+            </w:r>
+          </w:p>
+        </w:tc>
+        <w:tc>
+          <w:tcPr>
+            <w:tcW w:w="0" w:type="auto"/>
+            <w:tcBorders>
+              <w:top w:val="single" w:color="auto" w:sz="4" w:space="0"/>
+              <w:left w:val="single" w:color="auto" w:sz="4" w:space="0"/>
+              <w:bottom w:val="single" w:color="auto" w:sz="4" w:space="0"/>
+              <w:right w:val="single" w:color="auto" w:sz="4" w:space="0"/>
+            </w:tcBorders>
+            <w:shd w:val="clear"/>
+            <w:vAlign w:val="center"/>
+          </w:tcPr>
+          <w:p>
+            <w:pPr>
+              <w:keepNext w:val="0"/>
+              <w:keepLines w:val="0"/>
+              <w:widowControl/>
+              <w:suppressLineNumbers w:val="0"/>
+              <w:bidi w:val="0"/>
+              <w:jc w:val="left"/>
+              <w:rPr>
+                <w:rFonts w:hint="default" w:ascii="Consolas" w:hAnsi="Consolas" w:cs="Consolas"/>
+              </w:rPr>
+            </w:pPr>
+            <w:r>
+              <w:rPr>
+                <w:rFonts w:hint="default" w:ascii="Consolas" w:hAnsi="Consolas" w:eastAsia="SimSun" w:cs="Consolas"/>
+                <w:kern w:val="0"/>
+                <w:sz w:val="24"/>
+                <w:szCs w:val="24"/>
+                <w:lang w:val="en-US" w:eastAsia="zh-CN" w:bidi="ar"/>
+              </w:rPr>
+              <w:t>Tạo doanh thu kênh online</w:t>
+            </w:r>
+          </w:p>
+        </w:tc>
+      </w:tr>
+      <w:tr>
+        <w:tblPrEx>
+          <w:tblBorders>
+            <w:top w:val="none" w:color="auto" w:sz="0" w:space="0"/>
+            <w:left w:val="none" w:color="auto" w:sz="0" w:space="0"/>
+            <w:bottom w:val="none" w:color="auto" w:sz="0" w:space="0"/>
+            <w:right w:val="none" w:color="auto" w:sz="0" w:space="0"/>
+            <w:insideH w:val="none" w:color="auto" w:sz="0" w:space="0"/>
+            <w:insideV w:val="none" w:color="auto" w:sz="0" w:space="0"/>
+          </w:tblBorders>
+          <w:shd w:val="clear"/>
+          <w:tblCellMar>
+            <w:top w:w="15" w:type="dxa"/>
+            <w:left w:w="15" w:type="dxa"/>
+            <w:bottom w:w="15" w:type="dxa"/>
+            <w:right w:w="15" w:type="dxa"/>
+          </w:tblCellMar>
+        </w:tblPrEx>
+        <w:trPr>
+          <w:tblCellSpacing w:w="15" w:type="dxa"/>
+        </w:trPr>
+        <w:tc>
+          <w:tcPr>
+            <w:tcW w:w="0" w:type="auto"/>
+            <w:tcBorders>
+              <w:top w:val="single" w:color="auto" w:sz="4" w:space="0"/>
+              <w:left w:val="single" w:color="auto" w:sz="4" w:space="0"/>
+              <w:bottom w:val="single" w:color="auto" w:sz="4" w:space="0"/>
+              <w:right w:val="single" w:color="auto" w:sz="4" w:space="0"/>
+            </w:tcBorders>
+            <w:shd w:val="clear"/>
+            <w:vAlign w:val="center"/>
+          </w:tcPr>
+          <w:p>
+            <w:pPr>
+              <w:keepNext w:val="0"/>
+              <w:keepLines w:val="0"/>
+              <w:widowControl/>
+              <w:suppressLineNumbers w:val="0"/>
+              <w:bidi w:val="0"/>
+              <w:jc w:val="left"/>
+              <w:rPr>
+                <w:rFonts w:hint="default" w:ascii="Consolas" w:hAnsi="Consolas" w:cs="Consolas"/>
+              </w:rPr>
+            </w:pPr>
+            <w:r>
+              <w:rPr>
+                <w:rFonts w:hint="default" w:ascii="Consolas" w:hAnsi="Consolas" w:eastAsia="SimSun" w:cs="Consolas"/>
+                <w:kern w:val="0"/>
+                <w:sz w:val="24"/>
+                <w:szCs w:val="24"/>
+                <w:lang w:val="en-US" w:eastAsia="zh-CN" w:bidi="ar"/>
+              </w:rPr>
+              <w:t>5</w:t>
+            </w:r>
+          </w:p>
+        </w:tc>
+        <w:tc>
+          <w:tcPr>
+            <w:tcW w:w="0" w:type="auto"/>
+            <w:tcBorders>
+              <w:top w:val="single" w:color="auto" w:sz="4" w:space="0"/>
+              <w:left w:val="single" w:color="auto" w:sz="4" w:space="0"/>
+              <w:bottom w:val="single" w:color="auto" w:sz="4" w:space="0"/>
+              <w:right w:val="single" w:color="auto" w:sz="4" w:space="0"/>
+            </w:tcBorders>
+            <w:shd w:val="clear"/>
+            <w:vAlign w:val="center"/>
+          </w:tcPr>
+          <w:p>
+            <w:pPr>
+              <w:keepNext w:val="0"/>
+              <w:keepLines w:val="0"/>
+              <w:widowControl/>
+              <w:suppressLineNumbers w:val="0"/>
+              <w:bidi w:val="0"/>
+              <w:jc w:val="left"/>
+              <w:rPr>
+                <w:rFonts w:hint="default" w:ascii="Consolas" w:hAnsi="Consolas" w:cs="Consolas"/>
+              </w:rPr>
+            </w:pPr>
+            <w:r>
+              <w:rPr>
+                <w:rFonts w:hint="default" w:ascii="Consolas" w:hAnsi="Consolas" w:eastAsia="SimSun" w:cs="Consolas"/>
+                <w:kern w:val="0"/>
+                <w:sz w:val="24"/>
+                <w:szCs w:val="24"/>
+                <w:lang w:val="en-US" w:eastAsia="zh-CN" w:bidi="ar"/>
+              </w:rPr>
+              <w:t>Thanh toán online (thẻ, ví điện tử)</w:t>
+            </w:r>
+          </w:p>
+        </w:tc>
+        <w:tc>
+          <w:tcPr>
+            <w:tcW w:w="0" w:type="auto"/>
+            <w:tcBorders>
+              <w:top w:val="single" w:color="auto" w:sz="4" w:space="0"/>
+              <w:left w:val="single" w:color="auto" w:sz="4" w:space="0"/>
+              <w:bottom w:val="single" w:color="auto" w:sz="4" w:space="0"/>
+              <w:right w:val="single" w:color="auto" w:sz="4" w:space="0"/>
+            </w:tcBorders>
+            <w:shd w:val="clear"/>
+            <w:vAlign w:val="center"/>
+          </w:tcPr>
+          <w:p>
+            <w:pPr>
+              <w:keepNext w:val="0"/>
+              <w:keepLines w:val="0"/>
+              <w:widowControl/>
+              <w:suppressLineNumbers w:val="0"/>
+              <w:bidi w:val="0"/>
+              <w:jc w:val="left"/>
+              <w:rPr>
+                <w:rFonts w:hint="default" w:ascii="Consolas" w:hAnsi="Consolas" w:cs="Consolas"/>
+              </w:rPr>
+            </w:pPr>
+            <w:r>
+              <w:rPr>
+                <w:rFonts w:hint="default" w:ascii="Consolas" w:hAnsi="Consolas" w:eastAsia="SimSun" w:cs="Consolas"/>
+                <w:kern w:val="0"/>
+                <w:sz w:val="24"/>
+                <w:szCs w:val="24"/>
+                <w:lang w:val="en-US" w:eastAsia="zh-CN" w:bidi="ar"/>
+              </w:rPr>
+              <w:t>Hoàn tất giao dịch</w:t>
+            </w:r>
+          </w:p>
+        </w:tc>
+      </w:tr>
+      <w:tr>
+        <w:tblPrEx>
+          <w:tblBorders>
+            <w:top w:val="none" w:color="auto" w:sz="0" w:space="0"/>
+            <w:left w:val="none" w:color="auto" w:sz="0" w:space="0"/>
+            <w:bottom w:val="none" w:color="auto" w:sz="0" w:space="0"/>
+            <w:right w:val="none" w:color="auto" w:sz="0" w:space="0"/>
+            <w:insideH w:val="none" w:color="auto" w:sz="0" w:space="0"/>
+            <w:insideV w:val="none" w:color="auto" w:sz="0" w:space="0"/>
+          </w:tblBorders>
+          <w:shd w:val="clear"/>
+          <w:tblCellMar>
+            <w:top w:w="15" w:type="dxa"/>
+            <w:left w:w="15" w:type="dxa"/>
+            <w:bottom w:w="15" w:type="dxa"/>
+            <w:right w:w="15" w:type="dxa"/>
+          </w:tblCellMar>
+        </w:tblPrEx>
+        <w:trPr>
+          <w:tblCellSpacing w:w="15" w:type="dxa"/>
+        </w:trPr>
+        <w:tc>
+          <w:tcPr>
+            <w:tcW w:w="0" w:type="auto"/>
+            <w:tcBorders>
+              <w:top w:val="single" w:color="auto" w:sz="4" w:space="0"/>
+              <w:left w:val="single" w:color="auto" w:sz="4" w:space="0"/>
+              <w:bottom w:val="single" w:color="auto" w:sz="4" w:space="0"/>
+              <w:right w:val="single" w:color="auto" w:sz="4" w:space="0"/>
+            </w:tcBorders>
+            <w:shd w:val="clear"/>
+            <w:vAlign w:val="center"/>
+          </w:tcPr>
+          <w:p>
+            <w:pPr>
+              <w:keepNext w:val="0"/>
+              <w:keepLines w:val="0"/>
+              <w:widowControl/>
+              <w:suppressLineNumbers w:val="0"/>
+              <w:bidi w:val="0"/>
+              <w:jc w:val="left"/>
+              <w:rPr>
+                <w:rFonts w:hint="default" w:ascii="Consolas" w:hAnsi="Consolas" w:cs="Consolas"/>
+              </w:rPr>
+            </w:pPr>
+            <w:r>
+              <w:rPr>
+                <w:rFonts w:hint="default" w:ascii="Consolas" w:hAnsi="Consolas" w:eastAsia="SimSun" w:cs="Consolas"/>
+                <w:kern w:val="0"/>
+                <w:sz w:val="24"/>
+                <w:szCs w:val="24"/>
+                <w:lang w:val="en-US" w:eastAsia="zh-CN" w:bidi="ar"/>
+              </w:rPr>
+              <w:t>6</w:t>
+            </w:r>
+          </w:p>
+        </w:tc>
+        <w:tc>
+          <w:tcPr>
+            <w:tcW w:w="0" w:type="auto"/>
+            <w:tcBorders>
+              <w:top w:val="single" w:color="auto" w:sz="4" w:space="0"/>
+              <w:left w:val="single" w:color="auto" w:sz="4" w:space="0"/>
+              <w:bottom w:val="single" w:color="auto" w:sz="4" w:space="0"/>
+              <w:right w:val="single" w:color="auto" w:sz="4" w:space="0"/>
+            </w:tcBorders>
+            <w:shd w:val="clear"/>
+            <w:vAlign w:val="center"/>
+          </w:tcPr>
+          <w:p>
+            <w:pPr>
+              <w:keepNext w:val="0"/>
+              <w:keepLines w:val="0"/>
+              <w:widowControl/>
+              <w:suppressLineNumbers w:val="0"/>
+              <w:bidi w:val="0"/>
+              <w:jc w:val="left"/>
+              <w:rPr>
+                <w:rFonts w:hint="default" w:ascii="Consolas" w:hAnsi="Consolas" w:cs="Consolas"/>
+              </w:rPr>
+            </w:pPr>
+            <w:r>
+              <w:rPr>
+                <w:rFonts w:hint="default" w:ascii="Consolas" w:hAnsi="Consolas" w:eastAsia="SimSun" w:cs="Consolas"/>
+                <w:kern w:val="0"/>
+                <w:sz w:val="24"/>
+                <w:szCs w:val="24"/>
+                <w:lang w:val="en-US" w:eastAsia="zh-CN" w:bidi="ar"/>
+              </w:rPr>
+              <w:t>Thanh toán khi nhận hàng / tại quầy</w:t>
+            </w:r>
+          </w:p>
+        </w:tc>
+        <w:tc>
+          <w:tcPr>
+            <w:tcW w:w="0" w:type="auto"/>
+            <w:tcBorders>
+              <w:top w:val="single" w:color="auto" w:sz="4" w:space="0"/>
+              <w:left w:val="single" w:color="auto" w:sz="4" w:space="0"/>
+              <w:bottom w:val="single" w:color="auto" w:sz="4" w:space="0"/>
+              <w:right w:val="single" w:color="auto" w:sz="4" w:space="0"/>
+            </w:tcBorders>
+            <w:shd w:val="clear"/>
+            <w:vAlign w:val="center"/>
+          </w:tcPr>
+          <w:p>
+            <w:pPr>
+              <w:keepNext w:val="0"/>
+              <w:keepLines w:val="0"/>
+              <w:widowControl/>
+              <w:suppressLineNumbers w:val="0"/>
+              <w:bidi w:val="0"/>
+              <w:jc w:val="left"/>
+              <w:rPr>
+                <w:rFonts w:hint="default" w:ascii="Consolas" w:hAnsi="Consolas" w:cs="Consolas"/>
+              </w:rPr>
+            </w:pPr>
+            <w:r>
+              <w:rPr>
+                <w:rFonts w:hint="default" w:ascii="Consolas" w:hAnsi="Consolas" w:eastAsia="SimSun" w:cs="Consolas"/>
+                <w:kern w:val="0"/>
+                <w:sz w:val="24"/>
+                <w:szCs w:val="24"/>
+                <w:lang w:val="en-US" w:eastAsia="zh-CN" w:bidi="ar"/>
+              </w:rPr>
+              <w:t>Phục vụ khách chưa quen trả online</w:t>
+            </w:r>
+          </w:p>
+        </w:tc>
+      </w:tr>
+      <w:tr>
+        <w:tblPrEx>
+          <w:tblBorders>
+            <w:top w:val="none" w:color="auto" w:sz="0" w:space="0"/>
+            <w:left w:val="none" w:color="auto" w:sz="0" w:space="0"/>
+            <w:bottom w:val="none" w:color="auto" w:sz="0" w:space="0"/>
+            <w:right w:val="none" w:color="auto" w:sz="0" w:space="0"/>
+            <w:insideH w:val="none" w:color="auto" w:sz="0" w:space="0"/>
+            <w:insideV w:val="none" w:color="auto" w:sz="0" w:space="0"/>
+          </w:tblBorders>
+          <w:shd w:val="clear"/>
+          <w:tblCellMar>
+            <w:top w:w="15" w:type="dxa"/>
+            <w:left w:w="15" w:type="dxa"/>
+            <w:bottom w:w="15" w:type="dxa"/>
+            <w:right w:w="15" w:type="dxa"/>
+          </w:tblCellMar>
+        </w:tblPrEx>
+        <w:trPr>
+          <w:tblCellSpacing w:w="15" w:type="dxa"/>
+        </w:trPr>
+        <w:tc>
+          <w:tcPr>
+            <w:tcW w:w="0" w:type="auto"/>
+            <w:tcBorders>
+              <w:top w:val="single" w:color="auto" w:sz="4" w:space="0"/>
+              <w:left w:val="single" w:color="auto" w:sz="4" w:space="0"/>
+              <w:bottom w:val="single" w:color="auto" w:sz="4" w:space="0"/>
+              <w:right w:val="single" w:color="auto" w:sz="4" w:space="0"/>
+            </w:tcBorders>
+            <w:shd w:val="clear"/>
+            <w:vAlign w:val="center"/>
+          </w:tcPr>
+          <w:p>
+            <w:pPr>
+              <w:keepNext w:val="0"/>
+              <w:keepLines w:val="0"/>
+              <w:widowControl/>
+              <w:suppressLineNumbers w:val="0"/>
+              <w:bidi w:val="0"/>
+              <w:jc w:val="left"/>
+              <w:rPr>
+                <w:rFonts w:hint="default" w:ascii="Consolas" w:hAnsi="Consolas" w:cs="Consolas"/>
+              </w:rPr>
+            </w:pPr>
+            <w:r>
+              <w:rPr>
+                <w:rFonts w:hint="default" w:ascii="Consolas" w:hAnsi="Consolas" w:eastAsia="SimSun" w:cs="Consolas"/>
+                <w:kern w:val="0"/>
+                <w:sz w:val="24"/>
+                <w:szCs w:val="24"/>
+                <w:lang w:val="en-US" w:eastAsia="zh-CN" w:bidi="ar"/>
+              </w:rPr>
+              <w:t>7</w:t>
+            </w:r>
+          </w:p>
+        </w:tc>
+        <w:tc>
+          <w:tcPr>
+            <w:tcW w:w="0" w:type="auto"/>
+            <w:tcBorders>
+              <w:top w:val="single" w:color="auto" w:sz="4" w:space="0"/>
+              <w:left w:val="single" w:color="auto" w:sz="4" w:space="0"/>
+              <w:bottom w:val="single" w:color="auto" w:sz="4" w:space="0"/>
+              <w:right w:val="single" w:color="auto" w:sz="4" w:space="0"/>
+            </w:tcBorders>
+            <w:shd w:val="clear"/>
+            <w:vAlign w:val="center"/>
+          </w:tcPr>
+          <w:p>
+            <w:pPr>
+              <w:keepNext w:val="0"/>
+              <w:keepLines w:val="0"/>
+              <w:widowControl/>
+              <w:suppressLineNumbers w:val="0"/>
+              <w:bidi w:val="0"/>
+              <w:jc w:val="left"/>
+              <w:rPr>
+                <w:rFonts w:hint="default" w:ascii="Consolas" w:hAnsi="Consolas" w:cs="Consolas"/>
+              </w:rPr>
+            </w:pPr>
+            <w:r>
+              <w:rPr>
+                <w:rFonts w:hint="default" w:ascii="Consolas" w:hAnsi="Consolas" w:eastAsia="SimSun" w:cs="Consolas"/>
+                <w:kern w:val="0"/>
+                <w:sz w:val="24"/>
+                <w:szCs w:val="24"/>
+                <w:lang w:val="en-US" w:eastAsia="zh-CN" w:bidi="ar"/>
+              </w:rPr>
+              <w:t>Theo dõi trạng thái đơn hàng</w:t>
+            </w:r>
+          </w:p>
+        </w:tc>
+        <w:tc>
+          <w:tcPr>
+            <w:tcW w:w="0" w:type="auto"/>
+            <w:tcBorders>
+              <w:top w:val="single" w:color="auto" w:sz="4" w:space="0"/>
+              <w:left w:val="single" w:color="auto" w:sz="4" w:space="0"/>
+              <w:bottom w:val="single" w:color="auto" w:sz="4" w:space="0"/>
+              <w:right w:val="single" w:color="auto" w:sz="4" w:space="0"/>
+            </w:tcBorders>
+            <w:shd w:val="clear"/>
+            <w:vAlign w:val="center"/>
+          </w:tcPr>
+          <w:p>
+            <w:pPr>
+              <w:keepNext w:val="0"/>
+              <w:keepLines w:val="0"/>
+              <w:widowControl/>
+              <w:suppressLineNumbers w:val="0"/>
+              <w:bidi w:val="0"/>
+              <w:jc w:val="left"/>
+              <w:rPr>
+                <w:rFonts w:hint="default" w:ascii="Consolas" w:hAnsi="Consolas" w:cs="Consolas"/>
+              </w:rPr>
+            </w:pPr>
+            <w:r>
+              <w:rPr>
+                <w:rFonts w:hint="default" w:ascii="Consolas" w:hAnsi="Consolas" w:eastAsia="SimSun" w:cs="Consolas"/>
+                <w:kern w:val="0"/>
+                <w:sz w:val="24"/>
+                <w:szCs w:val="24"/>
+                <w:lang w:val="en-US" w:eastAsia="zh-CN" w:bidi="ar"/>
+              </w:rPr>
+              <w:t>Tăng tin cậy cho khách</w:t>
+            </w:r>
+          </w:p>
+        </w:tc>
+      </w:tr>
+      <w:tr>
+        <w:tblPrEx>
+          <w:tblBorders>
+            <w:top w:val="none" w:color="auto" w:sz="0" w:space="0"/>
+            <w:left w:val="none" w:color="auto" w:sz="0" w:space="0"/>
+            <w:bottom w:val="none" w:color="auto" w:sz="0" w:space="0"/>
+            <w:right w:val="none" w:color="auto" w:sz="0" w:space="0"/>
+            <w:insideH w:val="none" w:color="auto" w:sz="0" w:space="0"/>
+            <w:insideV w:val="none" w:color="auto" w:sz="0" w:space="0"/>
+          </w:tblBorders>
+          <w:shd w:val="clear"/>
+          <w:tblCellMar>
+            <w:top w:w="15" w:type="dxa"/>
+            <w:left w:w="15" w:type="dxa"/>
+            <w:bottom w:w="15" w:type="dxa"/>
+            <w:right w:w="15" w:type="dxa"/>
+          </w:tblCellMar>
+        </w:tblPrEx>
+        <w:trPr>
+          <w:tblCellSpacing w:w="15" w:type="dxa"/>
+        </w:trPr>
+        <w:tc>
+          <w:tcPr>
+            <w:tcW w:w="0" w:type="auto"/>
+            <w:tcBorders>
+              <w:top w:val="single" w:color="auto" w:sz="4" w:space="0"/>
+              <w:left w:val="single" w:color="auto" w:sz="4" w:space="0"/>
+              <w:bottom w:val="single" w:color="auto" w:sz="4" w:space="0"/>
+              <w:right w:val="single" w:color="auto" w:sz="4" w:space="0"/>
+            </w:tcBorders>
+            <w:shd w:val="clear"/>
+            <w:vAlign w:val="center"/>
+          </w:tcPr>
+          <w:p>
+            <w:pPr>
+              <w:keepNext w:val="0"/>
+              <w:keepLines w:val="0"/>
+              <w:widowControl/>
+              <w:suppressLineNumbers w:val="0"/>
+              <w:bidi w:val="0"/>
+              <w:jc w:val="left"/>
+              <w:rPr>
+                <w:rFonts w:hint="default" w:ascii="Consolas" w:hAnsi="Consolas" w:cs="Consolas"/>
+              </w:rPr>
+            </w:pPr>
+            <w:r>
+              <w:rPr>
+                <w:rFonts w:hint="default" w:ascii="Consolas" w:hAnsi="Consolas" w:eastAsia="SimSun" w:cs="Consolas"/>
+                <w:kern w:val="0"/>
+                <w:sz w:val="24"/>
+                <w:szCs w:val="24"/>
+                <w:lang w:val="en-US" w:eastAsia="zh-CN" w:bidi="ar"/>
+              </w:rPr>
+              <w:t>8</w:t>
+            </w:r>
+          </w:p>
+        </w:tc>
+        <w:tc>
+          <w:tcPr>
+            <w:tcW w:w="0" w:type="auto"/>
+            <w:tcBorders>
+              <w:top w:val="single" w:color="auto" w:sz="4" w:space="0"/>
+              <w:left w:val="single" w:color="auto" w:sz="4" w:space="0"/>
+              <w:bottom w:val="single" w:color="auto" w:sz="4" w:space="0"/>
+              <w:right w:val="single" w:color="auto" w:sz="4" w:space="0"/>
+            </w:tcBorders>
+            <w:shd w:val="clear"/>
+            <w:vAlign w:val="center"/>
+          </w:tcPr>
+          <w:p>
+            <w:pPr>
+              <w:keepNext w:val="0"/>
+              <w:keepLines w:val="0"/>
+              <w:widowControl/>
+              <w:suppressLineNumbers w:val="0"/>
+              <w:bidi w:val="0"/>
+              <w:jc w:val="left"/>
+              <w:rPr>
+                <w:rFonts w:hint="default" w:ascii="Consolas" w:hAnsi="Consolas" w:cs="Consolas"/>
+              </w:rPr>
+            </w:pPr>
+            <w:r>
+              <w:rPr>
+                <w:rFonts w:hint="default" w:ascii="Consolas" w:hAnsi="Consolas" w:eastAsia="SimSun" w:cs="Consolas"/>
+                <w:kern w:val="0"/>
+                <w:sz w:val="24"/>
+                <w:szCs w:val="24"/>
+                <w:lang w:val="en-US" w:eastAsia="zh-CN" w:bidi="ar"/>
+              </w:rPr>
+              <w:t>Đồng bộ tồn kho giữa kênh online và cửa hàng</w:t>
+            </w:r>
+          </w:p>
+        </w:tc>
+        <w:tc>
+          <w:tcPr>
+            <w:tcW w:w="0" w:type="auto"/>
+            <w:tcBorders>
+              <w:top w:val="single" w:color="auto" w:sz="4" w:space="0"/>
+              <w:left w:val="single" w:color="auto" w:sz="4" w:space="0"/>
+              <w:bottom w:val="single" w:color="auto" w:sz="4" w:space="0"/>
+              <w:right w:val="single" w:color="auto" w:sz="4" w:space="0"/>
+            </w:tcBorders>
+            <w:shd w:val="clear"/>
+            <w:vAlign w:val="center"/>
+          </w:tcPr>
+          <w:p>
+            <w:pPr>
+              <w:keepNext w:val="0"/>
+              <w:keepLines w:val="0"/>
+              <w:widowControl/>
+              <w:suppressLineNumbers w:val="0"/>
+              <w:bidi w:val="0"/>
+              <w:jc w:val="left"/>
+              <w:rPr>
+                <w:rFonts w:hint="default" w:ascii="Consolas" w:hAnsi="Consolas" w:cs="Consolas"/>
+              </w:rPr>
+            </w:pPr>
+            <w:r>
+              <w:rPr>
+                <w:rFonts w:hint="default" w:ascii="Consolas" w:hAnsi="Consolas" w:eastAsia="SimSun" w:cs="Consolas"/>
+                <w:kern w:val="0"/>
+                <w:sz w:val="24"/>
+                <w:szCs w:val="24"/>
+                <w:lang w:val="en-US" w:eastAsia="zh-CN" w:bidi="ar"/>
+              </w:rPr>
+              <w:t>Tránh bán quá số lượng</w:t>
+            </w:r>
+          </w:p>
+        </w:tc>
+      </w:tr>
+      <w:tr>
+        <w:tblPrEx>
+          <w:tblBorders>
+            <w:top w:val="none" w:color="auto" w:sz="0" w:space="0"/>
+            <w:left w:val="none" w:color="auto" w:sz="0" w:space="0"/>
+            <w:bottom w:val="none" w:color="auto" w:sz="0" w:space="0"/>
+            <w:right w:val="none" w:color="auto" w:sz="0" w:space="0"/>
+            <w:insideH w:val="none" w:color="auto" w:sz="0" w:space="0"/>
+            <w:insideV w:val="none" w:color="auto" w:sz="0" w:space="0"/>
+          </w:tblBorders>
+          <w:shd w:val="clear"/>
+          <w:tblCellMar>
+            <w:top w:w="15" w:type="dxa"/>
+            <w:left w:w="15" w:type="dxa"/>
+            <w:bottom w:w="15" w:type="dxa"/>
+            <w:right w:w="15" w:type="dxa"/>
+          </w:tblCellMar>
+        </w:tblPrEx>
+        <w:trPr>
+          <w:tblCellSpacing w:w="15" w:type="dxa"/>
+        </w:trPr>
+        <w:tc>
+          <w:tcPr>
+            <w:tcW w:w="0" w:type="auto"/>
+            <w:tcBorders>
+              <w:top w:val="single" w:color="auto" w:sz="4" w:space="0"/>
+              <w:left w:val="single" w:color="auto" w:sz="4" w:space="0"/>
+              <w:bottom w:val="single" w:color="auto" w:sz="4" w:space="0"/>
+              <w:right w:val="single" w:color="auto" w:sz="4" w:space="0"/>
+            </w:tcBorders>
+            <w:shd w:val="clear"/>
+            <w:vAlign w:val="center"/>
+          </w:tcPr>
+          <w:p>
+            <w:pPr>
+              <w:keepNext w:val="0"/>
+              <w:keepLines w:val="0"/>
+              <w:widowControl/>
+              <w:suppressLineNumbers w:val="0"/>
+              <w:bidi w:val="0"/>
+              <w:jc w:val="left"/>
+              <w:rPr>
+                <w:rFonts w:hint="default" w:ascii="Consolas" w:hAnsi="Consolas" w:cs="Consolas"/>
+              </w:rPr>
+            </w:pPr>
+            <w:r>
+              <w:rPr>
+                <w:rFonts w:hint="default" w:ascii="Consolas" w:hAnsi="Consolas" w:eastAsia="SimSun" w:cs="Consolas"/>
+                <w:kern w:val="0"/>
+                <w:sz w:val="24"/>
+                <w:szCs w:val="24"/>
+                <w:lang w:val="en-US" w:eastAsia="zh-CN" w:bidi="ar"/>
+              </w:rPr>
+              <w:t>9</w:t>
+            </w:r>
+          </w:p>
+        </w:tc>
+        <w:tc>
+          <w:tcPr>
+            <w:tcW w:w="0" w:type="auto"/>
+            <w:tcBorders>
+              <w:top w:val="single" w:color="auto" w:sz="4" w:space="0"/>
+              <w:left w:val="single" w:color="auto" w:sz="4" w:space="0"/>
+              <w:bottom w:val="single" w:color="auto" w:sz="4" w:space="0"/>
+              <w:right w:val="single" w:color="auto" w:sz="4" w:space="0"/>
+            </w:tcBorders>
+            <w:shd w:val="clear"/>
+            <w:vAlign w:val="center"/>
+          </w:tcPr>
+          <w:p>
+            <w:pPr>
+              <w:keepNext w:val="0"/>
+              <w:keepLines w:val="0"/>
+              <w:widowControl/>
+              <w:suppressLineNumbers w:val="0"/>
+              <w:bidi w:val="0"/>
+              <w:jc w:val="left"/>
+              <w:rPr>
+                <w:rFonts w:hint="default" w:ascii="Consolas" w:hAnsi="Consolas" w:cs="Consolas"/>
+              </w:rPr>
+            </w:pPr>
+            <w:r>
+              <w:rPr>
+                <w:rFonts w:hint="default" w:ascii="Consolas" w:hAnsi="Consolas" w:eastAsia="SimSun" w:cs="Consolas"/>
+                <w:kern w:val="0"/>
+                <w:sz w:val="24"/>
+                <w:szCs w:val="24"/>
+                <w:lang w:val="en-US" w:eastAsia="zh-CN" w:bidi="ar"/>
+              </w:rPr>
+              <w:t>Báo cáo doanh thu đa kênh</w:t>
+            </w:r>
+          </w:p>
+        </w:tc>
+        <w:tc>
+          <w:tcPr>
+            <w:tcW w:w="0" w:type="auto"/>
+            <w:tcBorders>
+              <w:top w:val="single" w:color="auto" w:sz="4" w:space="0"/>
+              <w:left w:val="single" w:color="auto" w:sz="4" w:space="0"/>
+              <w:bottom w:val="single" w:color="auto" w:sz="4" w:space="0"/>
+              <w:right w:val="single" w:color="auto" w:sz="4" w:space="0"/>
+            </w:tcBorders>
+            <w:shd w:val="clear"/>
+            <w:vAlign w:val="center"/>
+          </w:tcPr>
+          <w:p>
+            <w:pPr>
+              <w:keepNext w:val="0"/>
+              <w:keepLines w:val="0"/>
+              <w:widowControl/>
+              <w:suppressLineNumbers w:val="0"/>
+              <w:bidi w:val="0"/>
+              <w:jc w:val="left"/>
+              <w:rPr>
+                <w:rFonts w:hint="default" w:ascii="Consolas" w:hAnsi="Consolas" w:cs="Consolas"/>
+              </w:rPr>
+            </w:pPr>
+            <w:r>
+              <w:rPr>
+                <w:rFonts w:hint="default" w:ascii="Consolas" w:hAnsi="Consolas" w:eastAsia="SimSun" w:cs="Consolas"/>
+                <w:kern w:val="0"/>
+                <w:sz w:val="24"/>
+                <w:szCs w:val="24"/>
+                <w:lang w:val="en-US" w:eastAsia="zh-CN" w:bidi="ar"/>
+              </w:rPr>
+              <w:t>Hỗ trợ quản lý</w:t>
+            </w:r>
+          </w:p>
+        </w:tc>
+      </w:tr>
+    </w:tbl>
+    <w:p>
+      <w:pPr>
+        <w:pStyle w:val="4"/>
+        <w:keepNext w:val="0"/>
+        <w:keepLines w:val="0"/>
+        <w:widowControl/>
+        <w:suppressLineNumbers w:val="0"/>
+        <w:bidi w:val="0"/>
+        <w:rPr>
+          <w:rFonts w:hint="default" w:ascii="Consolas" w:hAnsi="Consolas" w:cs="Consolas"/>
+        </w:rPr>
+      </w:pPr>
+      <w:r>
+        <w:rPr>
+          <w:rFonts w:hint="default" w:ascii="Consolas" w:hAnsi="Consolas" w:cs="Consolas"/>
+        </w:rPr>
+        <w:t>5.2. Sprint 1</w:t>
+      </w:r>
+    </w:p>
+    <w:p>
+      <w:pPr>
+        <w:pStyle w:val="8"/>
+        <w:keepNext w:val="0"/>
+        <w:keepLines w:val="0"/>
+        <w:widowControl/>
+        <w:suppressLineNumbers w:val="0"/>
+        <w:bidi w:val="0"/>
+        <w:rPr>
+          <w:rFonts w:hint="default" w:ascii="Consolas" w:hAnsi="Consolas" w:cs="Consolas"/>
+        </w:rPr>
+      </w:pPr>
+      <w:r>
+        <w:rPr>
+          <w:rStyle w:val="9"/>
+          <w:rFonts w:hint="default" w:ascii="Consolas" w:hAnsi="Consolas" w:cs="Consolas"/>
+        </w:rPr>
+        <w:t>Sprint Backlog:</w:t>
+      </w:r>
+      <w:r>
+        <w:rPr>
+          <w:rFonts w:hint="default" w:ascii="Consolas" w:hAnsi="Consolas" w:cs="Consolas"/>
+        </w:rPr>
+        <w:t xml:space="preserve"> mục 1, 2 và 3 (tìm kiếm, chi tiết sản phẩm kèm tồn kho, giỏ hàng cơ bản).</w:t>
+      </w:r>
+    </w:p>
+    <w:p>
+      <w:pPr>
+        <w:pStyle w:val="8"/>
+        <w:keepNext w:val="0"/>
+        <w:keepLines w:val="0"/>
+        <w:widowControl/>
+        <w:suppressLineNumbers w:val="0"/>
+        <w:bidi w:val="0"/>
+        <w:rPr>
+          <w:rFonts w:hint="default" w:ascii="Consolas" w:hAnsi="Consolas" w:cs="Consolas"/>
+        </w:rPr>
+      </w:pPr>
+      <w:r>
+        <w:rPr>
+          <w:rStyle w:val="9"/>
+          <w:rFonts w:hint="default" w:ascii="Consolas" w:hAnsi="Consolas" w:cs="Consolas"/>
+        </w:rPr>
+        <w:t>Sprint Goal:</w:t>
+      </w:r>
+      <w:r>
+        <w:rPr>
+          <w:rFonts w:hint="default" w:ascii="Consolas" w:hAnsi="Consolas" w:cs="Consolas"/>
+        </w:rPr>
+        <w:t xml:space="preserve"> </w:t>
+      </w:r>
+      <w:r>
+        <w:rPr>
+          <w:rStyle w:val="7"/>
+          <w:rFonts w:hint="default" w:ascii="Consolas" w:hAnsi="Consolas" w:cs="Consolas"/>
+        </w:rPr>
+        <w:t>“Khách hàng có thể tìm sản phẩm, xem còn hàng ở siêu thị nào và thêm vào giỏ hàng.”</w:t>
+      </w:r>
+    </w:p>
+    <w:p>
+      <w:pPr>
+        <w:pStyle w:val="4"/>
+        <w:keepNext w:val="0"/>
+        <w:keepLines w:val="0"/>
+        <w:widowControl/>
+        <w:suppressLineNumbers w:val="0"/>
+        <w:bidi w:val="0"/>
+        <w:rPr>
+          <w:rFonts w:hint="default" w:ascii="Consolas" w:hAnsi="Consolas" w:cs="Consolas"/>
+        </w:rPr>
+      </w:pPr>
+      <w:r>
+        <w:rPr>
+          <w:rFonts w:hint="default" w:ascii="Consolas" w:hAnsi="Consolas" w:cs="Consolas"/>
+        </w:rPr>
+        <w:t>5.3. Increment cuối Sprint 1</w:t>
+      </w:r>
+    </w:p>
+    <w:p>
+      <w:pPr>
+        <w:pStyle w:val="8"/>
+        <w:keepNext w:val="0"/>
+        <w:keepLines w:val="0"/>
+        <w:widowControl/>
+        <w:suppressLineNumbers w:val="0"/>
+        <w:bidi w:val="0"/>
+        <w:rPr>
+          <w:rFonts w:hint="default" w:ascii="Consolas" w:hAnsi="Consolas" w:cs="Consolas"/>
+        </w:rPr>
+      </w:pPr>
+      <w:r>
+        <w:rPr>
+          <w:rFonts w:hint="default" w:ascii="Consolas" w:hAnsi="Consolas" w:cs="Consolas"/>
+        </w:rPr>
+        <w:t>Một bản phần mềm chạy được trên môi trường thử nghiệm: khách nhập từ khóa hoặc chọn danh mục, thấy danh sách sản phẩm, mở chi tiết với tồn kho từng siêu thị, rồi thêm vào giỏ. Increment đã được Dung kiểm thử, đạt Definition of Done (code được review, kiểm thử đạt, không lỗi nghiêm trọng) và sẵn sàng demo cho khách.</w:t>
+      </w:r>
+    </w:p>
+    <w:p>
+      <w:pPr>
+        <w:pStyle w:val="4"/>
+        <w:keepNext w:val="0"/>
+        <w:keepLines w:val="0"/>
+        <w:widowControl/>
+        <w:suppressLineNumbers w:val="0"/>
+        <w:bidi w:val="0"/>
+        <w:rPr>
+          <w:rFonts w:hint="default" w:ascii="Consolas" w:hAnsi="Consolas" w:cs="Consolas"/>
+        </w:rPr>
+      </w:pPr>
+      <w:r>
+        <w:rPr>
+          <w:rFonts w:hint="default" w:ascii="Consolas" w:hAnsi="Consolas" w:cs="Consolas"/>
+        </w:rPr>
+        <w:t>5.4. Lịch 5 sự kiện của một Sprint (2 tuần, bắt đầu thứ Hai)</w:t>
+      </w:r>
+    </w:p>
+    <w:tbl>
+      <w:tblPr>
+        <w:tblW w:w="0" w:type="auto"/>
+        <w:tblCellSpacing w:w="15" w:type="dxa"/>
+        <w:tblInd w:w="0" w:type="dxa"/>
+        <w:tblBorders>
+          <w:top w:val="none" w:color="auto" w:sz="0" w:space="0"/>
+          <w:left w:val="none" w:color="auto" w:sz="0" w:space="0"/>
+          <w:bottom w:val="none" w:color="auto" w:sz="0" w:space="0"/>
+          <w:right w:val="none" w:color="auto" w:sz="0" w:space="0"/>
+          <w:insideH w:val="none" w:color="auto" w:sz="0" w:space="0"/>
+          <w:insideV w:val="none" w:color="auto" w:sz="0" w:space="0"/>
+        </w:tblBorders>
+        <w:shd w:val="clear"/>
+        <w:tblLayout w:type="autofit"/>
+        <w:tblCellMar>
+          <w:top w:w="15" w:type="dxa"/>
+          <w:left w:w="15" w:type="dxa"/>
+          <w:bottom w:w="15" w:type="dxa"/>
+          <w:right w:w="15" w:type="dxa"/>
+        </w:tblCellMar>
+      </w:tblPr>
+      <w:tblGrid>
+        <w:gridCol w:w="2046"/>
+        <w:gridCol w:w="2212"/>
+        <w:gridCol w:w="4168"/>
+      </w:tblGrid>
+      <w:tr>
+        <w:tblPrEx>
+          <w:tblBorders>
+            <w:top w:val="none" w:color="auto" w:sz="0" w:space="0"/>
+            <w:left w:val="none" w:color="auto" w:sz="0" w:space="0"/>
+            <w:bottom w:val="none" w:color="auto" w:sz="0" w:space="0"/>
+            <w:right w:val="none" w:color="auto" w:sz="0" w:space="0"/>
+            <w:insideH w:val="none" w:color="auto" w:sz="0" w:space="0"/>
+            <w:insideV w:val="none" w:color="auto" w:sz="0" w:space="0"/>
+          </w:tblBorders>
+          <w:shd w:val="clear"/>
+          <w:tblCellMar>
+            <w:top w:w="15" w:type="dxa"/>
+            <w:left w:w="15" w:type="dxa"/>
+            <w:bottom w:w="15" w:type="dxa"/>
+            <w:right w:w="15" w:type="dxa"/>
+          </w:tblCellMar>
+        </w:tblPrEx>
+        <w:trPr>
+          <w:tblHeader/>
+          <w:tblCellSpacing w:w="15" w:type="dxa"/>
+        </w:trPr>
+        <w:tc>
+          <w:tcPr>
+            <w:tcW w:w="0" w:type="auto"/>
+            <w:tcBorders>
+              <w:top w:val="single" w:color="auto" w:sz="4" w:space="0"/>
+              <w:left w:val="single" w:color="auto" w:sz="0" w:space="0"/>
+              <w:bottom w:val="single" w:color="auto" w:sz="4" w:space="0"/>
+              <w:right w:val="single" w:color="auto" w:sz="4" w:space="0"/>
+            </w:tcBorders>
+            <w:shd w:val="clear"/>
+            <w:vAlign w:val="center"/>
+          </w:tcPr>
+          <w:p>
+            <w:pPr>
+              <w:keepNext w:val="0"/>
+              <w:keepLines w:val="0"/>
+              <w:widowControl/>
+              <w:suppressLineNumbers w:val="0"/>
+              <w:bidi w:val="0"/>
+              <w:jc w:val="center"/>
+              <w:rPr>
+                <w:rFonts w:hint="default" w:ascii="Consolas" w:hAnsi="Consolas" w:cs="Consolas"/>
+                <w:b/>
+                <w:bCs/>
+              </w:rPr>
+            </w:pPr>
+            <w:r>
+              <w:rPr>
+                <w:rFonts w:hint="default" w:ascii="Consolas" w:hAnsi="Consolas" w:eastAsia="SimSun" w:cs="Consolas"/>
+                <w:b/>
+                <w:bCs/>
+                <w:kern w:val="0"/>
+                <w:sz w:val="24"/>
+                <w:szCs w:val="24"/>
+                <w:lang w:val="en-US" w:eastAsia="zh-CN" w:bidi="ar"/>
+              </w:rPr>
+              <w:t>Sự kiện</w:t>
+            </w:r>
+          </w:p>
+        </w:tc>
+        <w:tc>
+          <w:tcPr>
+            <w:tcW w:w="0" w:type="auto"/>
+            <w:tcBorders>
+              <w:top w:val="single" w:color="auto" w:sz="4" w:space="0"/>
+              <w:left w:val="single" w:color="auto" w:sz="4" w:space="0"/>
+              <w:bottom w:val="single" w:color="auto" w:sz="4" w:space="0"/>
+              <w:right w:val="single" w:color="auto" w:sz="4" w:space="0"/>
+            </w:tcBorders>
+            <w:shd w:val="clear"/>
+            <w:vAlign w:val="center"/>
+          </w:tcPr>
+          <w:p>
+            <w:pPr>
+              <w:keepNext w:val="0"/>
+              <w:keepLines w:val="0"/>
+              <w:widowControl/>
+              <w:suppressLineNumbers w:val="0"/>
+              <w:bidi w:val="0"/>
+              <w:jc w:val="center"/>
+              <w:rPr>
+                <w:rFonts w:hint="default" w:ascii="Consolas" w:hAnsi="Consolas" w:cs="Consolas"/>
+                <w:b/>
+                <w:bCs/>
+              </w:rPr>
+            </w:pPr>
+            <w:r>
+              <w:rPr>
+                <w:rFonts w:hint="default" w:ascii="Consolas" w:hAnsi="Consolas" w:eastAsia="SimSun" w:cs="Consolas"/>
+                <w:b/>
+                <w:bCs/>
+                <w:kern w:val="0"/>
+                <w:sz w:val="24"/>
+                <w:szCs w:val="24"/>
+                <w:lang w:val="en-US" w:eastAsia="zh-CN" w:bidi="ar"/>
+              </w:rPr>
+              <w:t>Khi nào</w:t>
+            </w:r>
+          </w:p>
+        </w:tc>
+        <w:tc>
+          <w:tcPr>
+            <w:tcW w:w="0" w:type="auto"/>
+            <w:tcBorders>
+              <w:top w:val="single" w:color="auto" w:sz="4" w:space="0"/>
+              <w:left w:val="single" w:color="auto" w:sz="4" w:space="0"/>
+              <w:bottom w:val="single" w:color="auto" w:sz="4" w:space="0"/>
+              <w:right w:val="single" w:color="auto" w:sz="4" w:space="0"/>
+            </w:tcBorders>
+            <w:shd w:val="clear"/>
+            <w:vAlign w:val="center"/>
+          </w:tcPr>
+          <w:p>
+            <w:pPr>
+              <w:keepNext w:val="0"/>
+              <w:keepLines w:val="0"/>
+              <w:widowControl/>
+              <w:suppressLineNumbers w:val="0"/>
+              <w:bidi w:val="0"/>
+              <w:jc w:val="center"/>
+              <w:rPr>
+                <w:rFonts w:hint="default" w:ascii="Consolas" w:hAnsi="Consolas" w:cs="Consolas"/>
+                <w:b/>
+                <w:bCs/>
+              </w:rPr>
+            </w:pPr>
+            <w:r>
+              <w:rPr>
+                <w:rFonts w:hint="default" w:ascii="Consolas" w:hAnsi="Consolas" w:eastAsia="SimSun" w:cs="Consolas"/>
+                <w:b/>
+                <w:bCs/>
+                <w:kern w:val="0"/>
+                <w:sz w:val="24"/>
+                <w:szCs w:val="24"/>
+                <w:lang w:val="en-US" w:eastAsia="zh-CN" w:bidi="ar"/>
+              </w:rPr>
+              <w:t>Mục đích</w:t>
+            </w:r>
+          </w:p>
+        </w:tc>
+      </w:tr>
+      <w:tr>
+        <w:tblPrEx>
+          <w:tblBorders>
+            <w:top w:val="none" w:color="auto" w:sz="0" w:space="0"/>
+            <w:left w:val="none" w:color="auto" w:sz="0" w:space="0"/>
+            <w:bottom w:val="none" w:color="auto" w:sz="0" w:space="0"/>
+            <w:right w:val="none" w:color="auto" w:sz="0" w:space="0"/>
+            <w:insideH w:val="none" w:color="auto" w:sz="0" w:space="0"/>
+            <w:insideV w:val="none" w:color="auto" w:sz="0" w:space="0"/>
+          </w:tblBorders>
+          <w:shd w:val="clear"/>
+          <w:tblCellMar>
+            <w:top w:w="15" w:type="dxa"/>
+            <w:left w:w="15" w:type="dxa"/>
+            <w:bottom w:w="15" w:type="dxa"/>
+            <w:right w:w="15" w:type="dxa"/>
+          </w:tblCellMar>
+        </w:tblPrEx>
+        <w:trPr>
+          <w:tblCellSpacing w:w="15" w:type="dxa"/>
+        </w:trPr>
+        <w:tc>
+          <w:tcPr>
+            <w:tcW w:w="0" w:type="auto"/>
+            <w:tcBorders>
+              <w:top w:val="single" w:color="auto" w:sz="4" w:space="0"/>
+              <w:left w:val="single" w:color="auto" w:sz="4" w:space="0"/>
+              <w:bottom w:val="single" w:color="auto" w:sz="4" w:space="0"/>
+              <w:right w:val="single" w:color="auto" w:sz="4" w:space="0"/>
+            </w:tcBorders>
+            <w:shd w:val="clear"/>
+            <w:vAlign w:val="center"/>
+          </w:tcPr>
+          <w:p>
+            <w:pPr>
+              <w:keepNext w:val="0"/>
+              <w:keepLines w:val="0"/>
+              <w:widowControl/>
+              <w:suppressLineNumbers w:val="0"/>
+              <w:bidi w:val="0"/>
+              <w:jc w:val="left"/>
+              <w:rPr>
+                <w:rFonts w:hint="default" w:ascii="Consolas" w:hAnsi="Consolas" w:cs="Consolas"/>
+              </w:rPr>
+            </w:pPr>
+            <w:r>
+              <w:rPr>
+                <w:rStyle w:val="9"/>
+                <w:rFonts w:hint="default" w:ascii="Consolas" w:hAnsi="Consolas" w:eastAsia="SimSun" w:cs="Consolas"/>
+                <w:kern w:val="0"/>
+                <w:sz w:val="24"/>
+                <w:szCs w:val="24"/>
+                <w:lang w:val="en-US" w:eastAsia="zh-CN" w:bidi="ar"/>
+              </w:rPr>
+              <w:t>Sprint</w:t>
+            </w:r>
+          </w:p>
+        </w:tc>
+        <w:tc>
+          <w:tcPr>
+            <w:tcW w:w="0" w:type="auto"/>
+            <w:tcBorders>
+              <w:top w:val="single" w:color="auto" w:sz="4" w:space="0"/>
+              <w:left w:val="single" w:color="auto" w:sz="4" w:space="0"/>
+              <w:bottom w:val="single" w:color="auto" w:sz="4" w:space="0"/>
+              <w:right w:val="single" w:color="auto" w:sz="4" w:space="0"/>
+            </w:tcBorders>
+            <w:shd w:val="clear"/>
+            <w:vAlign w:val="center"/>
+          </w:tcPr>
+          <w:p>
+            <w:pPr>
+              <w:keepNext w:val="0"/>
+              <w:keepLines w:val="0"/>
+              <w:widowControl/>
+              <w:suppressLineNumbers w:val="0"/>
+              <w:bidi w:val="0"/>
+              <w:jc w:val="left"/>
+              <w:rPr>
+                <w:rFonts w:hint="default" w:ascii="Consolas" w:hAnsi="Consolas" w:cs="Consolas"/>
+              </w:rPr>
+            </w:pPr>
+            <w:r>
+              <w:rPr>
+                <w:rFonts w:hint="default" w:ascii="Consolas" w:hAnsi="Consolas" w:eastAsia="SimSun" w:cs="Consolas"/>
+                <w:kern w:val="0"/>
+                <w:sz w:val="24"/>
+                <w:szCs w:val="24"/>
+                <w:lang w:val="en-US" w:eastAsia="zh-CN" w:bidi="ar"/>
+              </w:rPr>
+              <w:t>Cả 2 tuần</w:t>
+            </w:r>
+          </w:p>
+        </w:tc>
+        <w:tc>
+          <w:tcPr>
+            <w:tcW w:w="0" w:type="auto"/>
+            <w:tcBorders>
+              <w:top w:val="single" w:color="auto" w:sz="4" w:space="0"/>
+              <w:left w:val="single" w:color="auto" w:sz="4" w:space="0"/>
+              <w:bottom w:val="single" w:color="auto" w:sz="4" w:space="0"/>
+              <w:right w:val="single" w:color="auto" w:sz="4" w:space="0"/>
+            </w:tcBorders>
+            <w:shd w:val="clear"/>
+            <w:vAlign w:val="center"/>
+          </w:tcPr>
+          <w:p>
+            <w:pPr>
+              <w:keepNext w:val="0"/>
+              <w:keepLines w:val="0"/>
+              <w:widowControl/>
+              <w:suppressLineNumbers w:val="0"/>
+              <w:bidi w:val="0"/>
+              <w:jc w:val="left"/>
+              <w:rPr>
+                <w:rFonts w:hint="default" w:ascii="Consolas" w:hAnsi="Consolas" w:cs="Consolas"/>
+              </w:rPr>
+            </w:pPr>
+            <w:r>
+              <w:rPr>
+                <w:rFonts w:hint="default" w:ascii="Consolas" w:hAnsi="Consolas" w:eastAsia="SimSun" w:cs="Consolas"/>
+                <w:kern w:val="0"/>
+                <w:sz w:val="24"/>
+                <w:szCs w:val="24"/>
+                <w:lang w:val="en-US" w:eastAsia="zh-CN" w:bidi="ar"/>
+              </w:rPr>
+              <w:t>Khung chứa mọi sự kiện khác; thời gian làm ra Increment</w:t>
+            </w:r>
+          </w:p>
+        </w:tc>
+      </w:tr>
+      <w:tr>
+        <w:tblPrEx>
+          <w:tblBorders>
+            <w:top w:val="none" w:color="auto" w:sz="0" w:space="0"/>
+            <w:left w:val="none" w:color="auto" w:sz="0" w:space="0"/>
+            <w:bottom w:val="none" w:color="auto" w:sz="0" w:space="0"/>
+            <w:right w:val="none" w:color="auto" w:sz="0" w:space="0"/>
+            <w:insideH w:val="none" w:color="auto" w:sz="0" w:space="0"/>
+            <w:insideV w:val="none" w:color="auto" w:sz="0" w:space="0"/>
+          </w:tblBorders>
+          <w:shd w:val="clear"/>
+          <w:tblCellMar>
+            <w:top w:w="15" w:type="dxa"/>
+            <w:left w:w="15" w:type="dxa"/>
+            <w:bottom w:w="15" w:type="dxa"/>
+            <w:right w:w="15" w:type="dxa"/>
+          </w:tblCellMar>
+        </w:tblPrEx>
+        <w:trPr>
+          <w:tblCellSpacing w:w="15" w:type="dxa"/>
+        </w:trPr>
+        <w:tc>
+          <w:tcPr>
+            <w:tcW w:w="0" w:type="auto"/>
+            <w:tcBorders>
+              <w:top w:val="single" w:color="auto" w:sz="4" w:space="0"/>
+              <w:left w:val="single" w:color="auto" w:sz="4" w:space="0"/>
+              <w:bottom w:val="single" w:color="auto" w:sz="4" w:space="0"/>
+              <w:right w:val="single" w:color="auto" w:sz="4" w:space="0"/>
+            </w:tcBorders>
+            <w:shd w:val="clear"/>
+            <w:vAlign w:val="center"/>
+          </w:tcPr>
+          <w:p>
+            <w:pPr>
+              <w:keepNext w:val="0"/>
+              <w:keepLines w:val="0"/>
+              <w:widowControl/>
+              <w:suppressLineNumbers w:val="0"/>
+              <w:bidi w:val="0"/>
+              <w:jc w:val="left"/>
+              <w:rPr>
+                <w:rFonts w:hint="default" w:ascii="Consolas" w:hAnsi="Consolas" w:cs="Consolas"/>
+              </w:rPr>
+            </w:pPr>
+            <w:r>
+              <w:rPr>
+                <w:rStyle w:val="9"/>
+                <w:rFonts w:hint="default" w:ascii="Consolas" w:hAnsi="Consolas" w:eastAsia="SimSun" w:cs="Consolas"/>
+                <w:kern w:val="0"/>
+                <w:sz w:val="24"/>
+                <w:szCs w:val="24"/>
+                <w:lang w:val="en-US" w:eastAsia="zh-CN" w:bidi="ar"/>
+              </w:rPr>
+              <w:t>Sprint Planning</w:t>
+            </w:r>
+          </w:p>
+        </w:tc>
+        <w:tc>
+          <w:tcPr>
+            <w:tcW w:w="0" w:type="auto"/>
+            <w:tcBorders>
+              <w:top w:val="single" w:color="auto" w:sz="4" w:space="0"/>
+              <w:left w:val="single" w:color="auto" w:sz="4" w:space="0"/>
+              <w:bottom w:val="single" w:color="auto" w:sz="4" w:space="0"/>
+              <w:right w:val="single" w:color="auto" w:sz="4" w:space="0"/>
+            </w:tcBorders>
+            <w:shd w:val="clear"/>
+            <w:vAlign w:val="center"/>
+          </w:tcPr>
+          <w:p>
+            <w:pPr>
+              <w:keepNext w:val="0"/>
+              <w:keepLines w:val="0"/>
+              <w:widowControl/>
+              <w:suppressLineNumbers w:val="0"/>
+              <w:bidi w:val="0"/>
+              <w:jc w:val="left"/>
+              <w:rPr>
+                <w:rFonts w:hint="default" w:ascii="Consolas" w:hAnsi="Consolas" w:cs="Consolas"/>
+              </w:rPr>
+            </w:pPr>
+            <w:r>
+              <w:rPr>
+                <w:rFonts w:hint="default" w:ascii="Consolas" w:hAnsi="Consolas" w:eastAsia="SimSun" w:cs="Consolas"/>
+                <w:kern w:val="0"/>
+                <w:sz w:val="24"/>
+                <w:szCs w:val="24"/>
+                <w:lang w:val="en-US" w:eastAsia="zh-CN" w:bidi="ar"/>
+              </w:rPr>
+              <w:t>Sáng thứ Hai tuần 1 (tối đa 4 giờ)</w:t>
+            </w:r>
+          </w:p>
+        </w:tc>
+        <w:tc>
+          <w:tcPr>
+            <w:tcW w:w="0" w:type="auto"/>
+            <w:tcBorders>
+              <w:top w:val="single" w:color="auto" w:sz="4" w:space="0"/>
+              <w:left w:val="single" w:color="auto" w:sz="4" w:space="0"/>
+              <w:bottom w:val="single" w:color="auto" w:sz="4" w:space="0"/>
+              <w:right w:val="single" w:color="auto" w:sz="4" w:space="0"/>
+            </w:tcBorders>
+            <w:shd w:val="clear"/>
+            <w:vAlign w:val="center"/>
+          </w:tcPr>
+          <w:p>
+            <w:pPr>
+              <w:keepNext w:val="0"/>
+              <w:keepLines w:val="0"/>
+              <w:widowControl/>
+              <w:suppressLineNumbers w:val="0"/>
+              <w:bidi w:val="0"/>
+              <w:jc w:val="left"/>
+              <w:rPr>
+                <w:rFonts w:hint="default" w:ascii="Consolas" w:hAnsi="Consolas" w:cs="Consolas"/>
+              </w:rPr>
+            </w:pPr>
+            <w:r>
+              <w:rPr>
+                <w:rFonts w:hint="default" w:ascii="Consolas" w:hAnsi="Consolas" w:eastAsia="SimSun" w:cs="Consolas"/>
+                <w:kern w:val="0"/>
+                <w:sz w:val="24"/>
+                <w:szCs w:val="24"/>
+                <w:lang w:val="en-US" w:eastAsia="zh-CN" w:bidi="ar"/>
+              </w:rPr>
+              <w:t>Chọn việc cho Sprint, thống nhất Sprint Goal và cách làm</w:t>
+            </w:r>
+          </w:p>
+        </w:tc>
+      </w:tr>
+      <w:tr>
+        <w:tblPrEx>
+          <w:tblBorders>
+            <w:top w:val="none" w:color="auto" w:sz="0" w:space="0"/>
+            <w:left w:val="none" w:color="auto" w:sz="0" w:space="0"/>
+            <w:bottom w:val="none" w:color="auto" w:sz="0" w:space="0"/>
+            <w:right w:val="none" w:color="auto" w:sz="0" w:space="0"/>
+            <w:insideH w:val="none" w:color="auto" w:sz="0" w:space="0"/>
+            <w:insideV w:val="none" w:color="auto" w:sz="0" w:space="0"/>
+          </w:tblBorders>
+          <w:shd w:val="clear"/>
+          <w:tblCellMar>
+            <w:top w:w="15" w:type="dxa"/>
+            <w:left w:w="15" w:type="dxa"/>
+            <w:bottom w:w="15" w:type="dxa"/>
+            <w:right w:w="15" w:type="dxa"/>
+          </w:tblCellMar>
+        </w:tblPrEx>
+        <w:trPr>
+          <w:tblCellSpacing w:w="15" w:type="dxa"/>
+        </w:trPr>
+        <w:tc>
+          <w:tcPr>
+            <w:tcW w:w="0" w:type="auto"/>
+            <w:tcBorders>
+              <w:top w:val="single" w:color="auto" w:sz="4" w:space="0"/>
+              <w:left w:val="single" w:color="auto" w:sz="4" w:space="0"/>
+              <w:bottom w:val="single" w:color="auto" w:sz="4" w:space="0"/>
+              <w:right w:val="single" w:color="auto" w:sz="4" w:space="0"/>
+            </w:tcBorders>
+            <w:shd w:val="clear"/>
+            <w:vAlign w:val="center"/>
+          </w:tcPr>
+          <w:p>
+            <w:pPr>
+              <w:keepNext w:val="0"/>
+              <w:keepLines w:val="0"/>
+              <w:widowControl/>
+              <w:suppressLineNumbers w:val="0"/>
+              <w:bidi w:val="0"/>
+              <w:jc w:val="left"/>
+              <w:rPr>
+                <w:rFonts w:hint="default" w:ascii="Consolas" w:hAnsi="Consolas" w:cs="Consolas"/>
+              </w:rPr>
+            </w:pPr>
+            <w:r>
+              <w:rPr>
+                <w:rStyle w:val="9"/>
+                <w:rFonts w:hint="default" w:ascii="Consolas" w:hAnsi="Consolas" w:eastAsia="SimSun" w:cs="Consolas"/>
+                <w:kern w:val="0"/>
+                <w:sz w:val="24"/>
+                <w:szCs w:val="24"/>
+                <w:lang w:val="en-US" w:eastAsia="zh-CN" w:bidi="ar"/>
+              </w:rPr>
+              <w:t>Daily Scrum</w:t>
+            </w:r>
+          </w:p>
+        </w:tc>
+        <w:tc>
+          <w:tcPr>
+            <w:tcW w:w="0" w:type="auto"/>
+            <w:tcBorders>
+              <w:top w:val="single" w:color="auto" w:sz="4" w:space="0"/>
+              <w:left w:val="single" w:color="auto" w:sz="4" w:space="0"/>
+              <w:bottom w:val="single" w:color="auto" w:sz="4" w:space="0"/>
+              <w:right w:val="single" w:color="auto" w:sz="4" w:space="0"/>
+            </w:tcBorders>
+            <w:shd w:val="clear"/>
+            <w:vAlign w:val="center"/>
+          </w:tcPr>
+          <w:p>
+            <w:pPr>
+              <w:keepNext w:val="0"/>
+              <w:keepLines w:val="0"/>
+              <w:widowControl/>
+              <w:suppressLineNumbers w:val="0"/>
+              <w:bidi w:val="0"/>
+              <w:jc w:val="left"/>
+              <w:rPr>
+                <w:rFonts w:hint="default" w:ascii="Consolas" w:hAnsi="Consolas" w:cs="Consolas"/>
+              </w:rPr>
+            </w:pPr>
+            <w:r>
+              <w:rPr>
+                <w:rFonts w:hint="default" w:ascii="Consolas" w:hAnsi="Consolas" w:eastAsia="SimSun" w:cs="Consolas"/>
+                <w:kern w:val="0"/>
+                <w:sz w:val="24"/>
+                <w:szCs w:val="24"/>
+                <w:lang w:val="en-US" w:eastAsia="zh-CN" w:bidi="ar"/>
+              </w:rPr>
+              <w:t>Mỗi ngày 9:00 (15 phút)</w:t>
+            </w:r>
+          </w:p>
+        </w:tc>
+        <w:tc>
+          <w:tcPr>
+            <w:tcW w:w="0" w:type="auto"/>
+            <w:tcBorders>
+              <w:top w:val="single" w:color="auto" w:sz="4" w:space="0"/>
+              <w:left w:val="single" w:color="auto" w:sz="4" w:space="0"/>
+              <w:bottom w:val="single" w:color="auto" w:sz="4" w:space="0"/>
+              <w:right w:val="single" w:color="auto" w:sz="4" w:space="0"/>
+            </w:tcBorders>
+            <w:shd w:val="clear"/>
+            <w:vAlign w:val="center"/>
+          </w:tcPr>
+          <w:p>
+            <w:pPr>
+              <w:keepNext w:val="0"/>
+              <w:keepLines w:val="0"/>
+              <w:widowControl/>
+              <w:suppressLineNumbers w:val="0"/>
+              <w:bidi w:val="0"/>
+              <w:jc w:val="left"/>
+              <w:rPr>
+                <w:rFonts w:hint="default" w:ascii="Consolas" w:hAnsi="Consolas" w:cs="Consolas"/>
+              </w:rPr>
+            </w:pPr>
+            <w:r>
+              <w:rPr>
+                <w:rFonts w:hint="default" w:ascii="Consolas" w:hAnsi="Consolas" w:eastAsia="SimSun" w:cs="Consolas"/>
+                <w:kern w:val="0"/>
+                <w:sz w:val="24"/>
+                <w:szCs w:val="24"/>
+                <w:lang w:val="en-US" w:eastAsia="zh-CN" w:bidi="ar"/>
+              </w:rPr>
+              <w:t>Developers kiểm tra tiến độ so với Sprint Goal, phát hiện trở ngại, điều chỉnh kế hoạch ngày</w:t>
+            </w:r>
+          </w:p>
+        </w:tc>
+      </w:tr>
+      <w:tr>
+        <w:tblPrEx>
+          <w:tblBorders>
+            <w:top w:val="none" w:color="auto" w:sz="0" w:space="0"/>
+            <w:left w:val="none" w:color="auto" w:sz="0" w:space="0"/>
+            <w:bottom w:val="none" w:color="auto" w:sz="0" w:space="0"/>
+            <w:right w:val="none" w:color="auto" w:sz="0" w:space="0"/>
+            <w:insideH w:val="none" w:color="auto" w:sz="0" w:space="0"/>
+            <w:insideV w:val="none" w:color="auto" w:sz="0" w:space="0"/>
+          </w:tblBorders>
+          <w:shd w:val="clear"/>
+          <w:tblCellMar>
+            <w:top w:w="15" w:type="dxa"/>
+            <w:left w:w="15" w:type="dxa"/>
+            <w:bottom w:w="15" w:type="dxa"/>
+            <w:right w:w="15" w:type="dxa"/>
+          </w:tblCellMar>
+        </w:tblPrEx>
+        <w:trPr>
+          <w:tblCellSpacing w:w="15" w:type="dxa"/>
+        </w:trPr>
+        <w:tc>
+          <w:tcPr>
+            <w:tcW w:w="0" w:type="auto"/>
+            <w:tcBorders>
+              <w:top w:val="single" w:color="auto" w:sz="4" w:space="0"/>
+              <w:left w:val="single" w:color="auto" w:sz="4" w:space="0"/>
+              <w:bottom w:val="single" w:color="auto" w:sz="4" w:space="0"/>
+              <w:right w:val="single" w:color="auto" w:sz="4" w:space="0"/>
+            </w:tcBorders>
+            <w:shd w:val="clear"/>
+            <w:vAlign w:val="center"/>
+          </w:tcPr>
+          <w:p>
+            <w:pPr>
+              <w:keepNext w:val="0"/>
+              <w:keepLines w:val="0"/>
+              <w:widowControl/>
+              <w:suppressLineNumbers w:val="0"/>
+              <w:bidi w:val="0"/>
+              <w:jc w:val="left"/>
+              <w:rPr>
+                <w:rFonts w:hint="default" w:ascii="Consolas" w:hAnsi="Consolas" w:cs="Consolas"/>
+              </w:rPr>
+            </w:pPr>
+            <w:r>
+              <w:rPr>
+                <w:rStyle w:val="9"/>
+                <w:rFonts w:hint="default" w:ascii="Consolas" w:hAnsi="Consolas" w:eastAsia="SimSun" w:cs="Consolas"/>
+                <w:kern w:val="0"/>
+                <w:sz w:val="24"/>
+                <w:szCs w:val="24"/>
+                <w:lang w:val="en-US" w:eastAsia="zh-CN" w:bidi="ar"/>
+              </w:rPr>
+              <w:t>Sprint Review</w:t>
+            </w:r>
+          </w:p>
+        </w:tc>
+        <w:tc>
+          <w:tcPr>
+            <w:tcW w:w="0" w:type="auto"/>
+            <w:tcBorders>
+              <w:top w:val="single" w:color="auto" w:sz="4" w:space="0"/>
+              <w:left w:val="single" w:color="auto" w:sz="4" w:space="0"/>
+              <w:bottom w:val="single" w:color="auto" w:sz="4" w:space="0"/>
+              <w:right w:val="single" w:color="auto" w:sz="4" w:space="0"/>
+            </w:tcBorders>
+            <w:shd w:val="clear"/>
+            <w:vAlign w:val="center"/>
+          </w:tcPr>
+          <w:p>
+            <w:pPr>
+              <w:keepNext w:val="0"/>
+              <w:keepLines w:val="0"/>
+              <w:widowControl/>
+              <w:suppressLineNumbers w:val="0"/>
+              <w:bidi w:val="0"/>
+              <w:jc w:val="left"/>
+              <w:rPr>
+                <w:rFonts w:hint="default" w:ascii="Consolas" w:hAnsi="Consolas" w:cs="Consolas"/>
+              </w:rPr>
+            </w:pPr>
+            <w:r>
+              <w:rPr>
+                <w:rFonts w:hint="default" w:ascii="Consolas" w:hAnsi="Consolas" w:eastAsia="SimSun" w:cs="Consolas"/>
+                <w:kern w:val="0"/>
+                <w:sz w:val="24"/>
+                <w:szCs w:val="24"/>
+                <w:lang w:val="en-US" w:eastAsia="zh-CN" w:bidi="ar"/>
+              </w:rPr>
+              <w:t>Chiều thứ Sáu tuần 2 (khoảng 2 giờ)</w:t>
+            </w:r>
+          </w:p>
+        </w:tc>
+        <w:tc>
+          <w:tcPr>
+            <w:tcW w:w="0" w:type="auto"/>
+            <w:tcBorders>
+              <w:top w:val="single" w:color="auto" w:sz="4" w:space="0"/>
+              <w:left w:val="single" w:color="auto" w:sz="4" w:space="0"/>
+              <w:bottom w:val="single" w:color="auto" w:sz="4" w:space="0"/>
+              <w:right w:val="single" w:color="auto" w:sz="4" w:space="0"/>
+            </w:tcBorders>
+            <w:shd w:val="clear"/>
+            <w:vAlign w:val="center"/>
+          </w:tcPr>
+          <w:p>
+            <w:pPr>
+              <w:keepNext w:val="0"/>
+              <w:keepLines w:val="0"/>
+              <w:widowControl/>
+              <w:suppressLineNumbers w:val="0"/>
+              <w:bidi w:val="0"/>
+              <w:jc w:val="left"/>
+              <w:rPr>
+                <w:rFonts w:hint="default" w:ascii="Consolas" w:hAnsi="Consolas" w:cs="Consolas"/>
+              </w:rPr>
+            </w:pPr>
+            <w:r>
+              <w:rPr>
+                <w:rFonts w:hint="default" w:ascii="Consolas" w:hAnsi="Consolas" w:eastAsia="SimSun" w:cs="Consolas"/>
+                <w:kern w:val="0"/>
+                <w:sz w:val="24"/>
+                <w:szCs w:val="24"/>
+                <w:lang w:val="en-US" w:eastAsia="zh-CN" w:bidi="ar"/>
+              </w:rPr>
+              <w:t>Demo Increment cho khách, thu phản hồi, cập nhật Product Backlog</w:t>
+            </w:r>
+          </w:p>
+        </w:tc>
+      </w:tr>
+      <w:tr>
+        <w:tblPrEx>
+          <w:tblBorders>
+            <w:top w:val="none" w:color="auto" w:sz="0" w:space="0"/>
+            <w:left w:val="none" w:color="auto" w:sz="0" w:space="0"/>
+            <w:bottom w:val="none" w:color="auto" w:sz="0" w:space="0"/>
+            <w:right w:val="none" w:color="auto" w:sz="0" w:space="0"/>
+            <w:insideH w:val="none" w:color="auto" w:sz="0" w:space="0"/>
+            <w:insideV w:val="none" w:color="auto" w:sz="0" w:space="0"/>
+          </w:tblBorders>
+          <w:shd w:val="clear"/>
+          <w:tblCellMar>
+            <w:top w:w="15" w:type="dxa"/>
+            <w:left w:w="15" w:type="dxa"/>
+            <w:bottom w:w="15" w:type="dxa"/>
+            <w:right w:w="15" w:type="dxa"/>
+          </w:tblCellMar>
+        </w:tblPrEx>
+        <w:trPr>
+          <w:tblCellSpacing w:w="15" w:type="dxa"/>
+        </w:trPr>
+        <w:tc>
+          <w:tcPr>
+            <w:tcW w:w="0" w:type="auto"/>
+            <w:tcBorders>
+              <w:top w:val="single" w:color="auto" w:sz="4" w:space="0"/>
+              <w:left w:val="single" w:color="auto" w:sz="4" w:space="0"/>
+              <w:bottom w:val="single" w:color="auto" w:sz="4" w:space="0"/>
+              <w:right w:val="single" w:color="auto" w:sz="4" w:space="0"/>
+            </w:tcBorders>
+            <w:shd w:val="clear"/>
+            <w:vAlign w:val="center"/>
+          </w:tcPr>
+          <w:p>
+            <w:pPr>
+              <w:keepNext w:val="0"/>
+              <w:keepLines w:val="0"/>
+              <w:widowControl/>
+              <w:suppressLineNumbers w:val="0"/>
+              <w:bidi w:val="0"/>
+              <w:jc w:val="left"/>
+              <w:rPr>
+                <w:rFonts w:hint="default" w:ascii="Consolas" w:hAnsi="Consolas" w:cs="Consolas"/>
+              </w:rPr>
+            </w:pPr>
+            <w:r>
+              <w:rPr>
+                <w:rStyle w:val="9"/>
+                <w:rFonts w:hint="default" w:ascii="Consolas" w:hAnsi="Consolas" w:eastAsia="SimSun" w:cs="Consolas"/>
+                <w:kern w:val="0"/>
+                <w:sz w:val="24"/>
+                <w:szCs w:val="24"/>
+                <w:lang w:val="en-US" w:eastAsia="zh-CN" w:bidi="ar"/>
+              </w:rPr>
+              <w:t>Sprint Retrospective</w:t>
+            </w:r>
+          </w:p>
+        </w:tc>
+        <w:tc>
+          <w:tcPr>
+            <w:tcW w:w="0" w:type="auto"/>
+            <w:tcBorders>
+              <w:top w:val="single" w:color="auto" w:sz="4" w:space="0"/>
+              <w:left w:val="single" w:color="auto" w:sz="4" w:space="0"/>
+              <w:bottom w:val="single" w:color="auto" w:sz="4" w:space="0"/>
+              <w:right w:val="single" w:color="auto" w:sz="4" w:space="0"/>
+            </w:tcBorders>
+            <w:shd w:val="clear"/>
+            <w:vAlign w:val="center"/>
+          </w:tcPr>
+          <w:p>
+            <w:pPr>
+              <w:keepNext w:val="0"/>
+              <w:keepLines w:val="0"/>
+              <w:widowControl/>
+              <w:suppressLineNumbers w:val="0"/>
+              <w:bidi w:val="0"/>
+              <w:jc w:val="left"/>
+              <w:rPr>
+                <w:rFonts w:hint="default" w:ascii="Consolas" w:hAnsi="Consolas" w:cs="Consolas"/>
+              </w:rPr>
+            </w:pPr>
+            <w:r>
+              <w:rPr>
+                <w:rFonts w:hint="default" w:ascii="Consolas" w:hAnsi="Consolas" w:eastAsia="SimSun" w:cs="Consolas"/>
+                <w:kern w:val="0"/>
+                <w:sz w:val="24"/>
+                <w:szCs w:val="24"/>
+                <w:lang w:val="en-US" w:eastAsia="zh-CN" w:bidi="ar"/>
+              </w:rPr>
+              <w:t>Sau Review, thứ Sáu tuần 2 (khoảng 1,5 giờ)</w:t>
+            </w:r>
+          </w:p>
+        </w:tc>
+        <w:tc>
+          <w:tcPr>
+            <w:tcW w:w="0" w:type="auto"/>
+            <w:tcBorders>
+              <w:top w:val="single" w:color="auto" w:sz="4" w:space="0"/>
+              <w:left w:val="single" w:color="auto" w:sz="4" w:space="0"/>
+              <w:bottom w:val="single" w:color="auto" w:sz="4" w:space="0"/>
+              <w:right w:val="single" w:color="auto" w:sz="4" w:space="0"/>
+            </w:tcBorders>
+            <w:shd w:val="clear"/>
+            <w:vAlign w:val="center"/>
+          </w:tcPr>
+          <w:p>
+            <w:pPr>
+              <w:keepNext w:val="0"/>
+              <w:keepLines w:val="0"/>
+              <w:widowControl/>
+              <w:suppressLineNumbers w:val="0"/>
+              <w:bidi w:val="0"/>
+              <w:jc w:val="left"/>
+              <w:rPr>
+                <w:rFonts w:hint="default" w:ascii="Consolas" w:hAnsi="Consolas" w:cs="Consolas"/>
+              </w:rPr>
+            </w:pPr>
+            <w:r>
+              <w:rPr>
+                <w:rFonts w:hint="default" w:ascii="Consolas" w:hAnsi="Consolas" w:eastAsia="SimSun" w:cs="Consolas"/>
+                <w:kern w:val="0"/>
+                <w:sz w:val="24"/>
+                <w:szCs w:val="24"/>
+                <w:lang w:val="en-US" w:eastAsia="zh-CN" w:bidi="ar"/>
+              </w:rPr>
+              <w:t>Nhìn lại con người, quy trình, công cụ; chọn cải tiến cho Sprint sau</w:t>
+            </w:r>
+          </w:p>
+        </w:tc>
+      </w:tr>
+    </w:tbl>
+    <w:p>
+      <w:pPr>
+        <w:pStyle w:val="8"/>
+        <w:keepNext w:val="0"/>
+        <w:keepLines w:val="0"/>
+        <w:widowControl/>
+        <w:suppressLineNumbers w:val="0"/>
+        <w:bidi w:val="0"/>
+        <w:rPr>
+          <w:rFonts w:hint="default" w:ascii="Consolas" w:hAnsi="Consolas" w:cs="Consolas"/>
+        </w:rPr>
+      </w:pPr>
+      <w:r>
+        <w:rPr>
+          <w:rFonts w:hint="default" w:ascii="Consolas" w:hAnsi="Consolas" w:cs="Consolas"/>
+        </w:rPr>
+        <w:t>Ngoài ra, Hoa và đội tinh chỉnh Backlog (refinement) khoảng 1 giờ vào giữa Sprint để chuẩn bị cho Sprint tiếp theo.</w:t>
+      </w:r>
+    </w:p>
+    <w:p>
+      <w:pPr>
+        <w:pStyle w:val="3"/>
+        <w:keepNext w:val="0"/>
+        <w:keepLines w:val="0"/>
+        <w:widowControl/>
+        <w:suppressLineNumbers w:val="0"/>
+        <w:bidi w:val="0"/>
+        <w:rPr>
+          <w:rFonts w:hint="default" w:ascii="Consolas" w:hAnsi="Consolas" w:cs="Consolas"/>
+        </w:rPr>
+      </w:pPr>
+      <w:r>
+        <w:rPr>
+          <w:rFonts w:hint="default" w:ascii="Consolas" w:hAnsi="Consolas" w:cs="Consolas"/>
+        </w:rPr>
+        <w:t>6. Xử lý tình huống thay đổi</w:t>
+      </w:r>
+    </w:p>
+    <w:p>
+      <w:pPr>
+        <w:pStyle w:val="4"/>
+        <w:keepNext w:val="0"/>
+        <w:keepLines w:val="0"/>
+        <w:widowControl/>
+        <w:suppressLineNumbers w:val="0"/>
+        <w:bidi w:val="0"/>
+        <w:rPr>
+          <w:rFonts w:hint="default" w:ascii="Consolas" w:hAnsi="Consolas" w:cs="Consolas"/>
+        </w:rPr>
+      </w:pPr>
+      <w:r>
+        <w:rPr>
+          <w:rFonts w:hint="default" w:ascii="Consolas" w:hAnsi="Consolas" w:cs="Consolas"/>
+        </w:rPr>
+        <w:t>Tình huống 1: Giữa Sprint, khách muốn làm đặt hàng online trước</w:t>
+      </w:r>
+    </w:p>
+    <w:p>
+      <w:pPr>
+        <w:keepNext w:val="0"/>
+        <w:keepLines w:val="0"/>
+        <w:widowControl/>
+        <w:numPr>
+          <w:ilvl w:val="0"/>
+          <w:numId w:val="4"/>
+        </w:numPr>
+        <w:suppressLineNumbers w:val="0"/>
+        <w:spacing w:before="0" w:beforeAutospacing="1" w:after="0" w:afterAutospacing="1"/>
+        <w:ind w:left="720" w:hanging="360"/>
+        <w:rPr>
+          <w:rFonts w:hint="default" w:ascii="Consolas" w:hAnsi="Consolas" w:cs="Consolas"/>
+          <w:sz w:val="24"/>
+          <w:szCs w:val="24"/>
+        </w:rPr>
+      </w:pPr>
+      <w:r>
+        <w:rPr>
+          <w:rFonts w:hint="default" w:ascii="Consolas" w:hAnsi="Consolas" w:cs="Consolas"/>
+          <w:sz w:val="24"/>
+          <w:szCs w:val="24"/>
+        </w:rPr>
+        <w:t xml:space="preserve">Khách trao đổi với </w:t>
+      </w:r>
+      <w:r>
+        <w:rPr>
+          <w:rStyle w:val="9"/>
+          <w:rFonts w:hint="default" w:ascii="Consolas" w:hAnsi="Consolas" w:cs="Consolas"/>
+          <w:sz w:val="24"/>
+          <w:szCs w:val="24"/>
+        </w:rPr>
+        <w:t>Hoa (PO)</w:t>
+      </w:r>
+      <w:r>
+        <w:rPr>
+          <w:rFonts w:hint="default" w:ascii="Consolas" w:hAnsi="Consolas" w:cs="Consolas"/>
+          <w:sz w:val="24"/>
+          <w:szCs w:val="24"/>
+        </w:rPr>
+        <w:t>, không giao việc thẳng cho Developers.</w:t>
+      </w:r>
+    </w:p>
+    <w:p>
+      <w:pPr>
+        <w:keepNext w:val="0"/>
+        <w:keepLines w:val="0"/>
+        <w:widowControl/>
+        <w:numPr>
+          <w:ilvl w:val="0"/>
+          <w:numId w:val="4"/>
+        </w:numPr>
+        <w:suppressLineNumbers w:val="0"/>
+        <w:spacing w:before="0" w:beforeAutospacing="1" w:after="0" w:afterAutospacing="1"/>
+        <w:ind w:left="720" w:hanging="360"/>
+        <w:rPr>
+          <w:rFonts w:hint="default" w:ascii="Consolas" w:hAnsi="Consolas" w:cs="Consolas"/>
+          <w:sz w:val="24"/>
+          <w:szCs w:val="24"/>
+        </w:rPr>
+      </w:pPr>
+      <w:r>
+        <w:rPr>
+          <w:rStyle w:val="9"/>
+          <w:rFonts w:hint="default" w:ascii="Consolas" w:hAnsi="Consolas" w:cs="Consolas"/>
+          <w:sz w:val="24"/>
+          <w:szCs w:val="24"/>
+        </w:rPr>
+        <w:t>Sprint hiện tại không bị đổi:</w:t>
+      </w:r>
+      <w:r>
+        <w:rPr>
+          <w:rFonts w:hint="default" w:ascii="Consolas" w:hAnsi="Consolas" w:cs="Consolas"/>
+          <w:sz w:val="24"/>
+          <w:szCs w:val="24"/>
+        </w:rPr>
+        <w:t xml:space="preserve"> Sprint Goal giữ nguyên để đội tập trung. Chỉ khi Sprint Goal hết ý nghĩa, PO mới có quyền hủy Sprint (rất hiếm).</w:t>
+      </w:r>
+    </w:p>
+    <w:p>
+      <w:pPr>
+        <w:keepNext w:val="0"/>
+        <w:keepLines w:val="0"/>
+        <w:widowControl/>
+        <w:numPr>
+          <w:ilvl w:val="0"/>
+          <w:numId w:val="4"/>
+        </w:numPr>
+        <w:suppressLineNumbers w:val="0"/>
+        <w:spacing w:before="0" w:beforeAutospacing="1" w:after="0" w:afterAutospacing="1"/>
+        <w:ind w:left="720" w:hanging="360"/>
+        <w:rPr>
+          <w:rFonts w:hint="default" w:ascii="Consolas" w:hAnsi="Consolas" w:cs="Consolas"/>
+          <w:sz w:val="24"/>
+          <w:szCs w:val="24"/>
+        </w:rPr>
+      </w:pPr>
+      <w:r>
+        <w:rPr>
+          <w:rFonts w:hint="default" w:ascii="Consolas" w:hAnsi="Consolas" w:cs="Consolas"/>
+          <w:sz w:val="24"/>
+          <w:szCs w:val="24"/>
+        </w:rPr>
+        <w:t xml:space="preserve">Hoa đưa hạng mục “Đặt hàng online” lên </w:t>
+      </w:r>
+      <w:r>
+        <w:rPr>
+          <w:rStyle w:val="9"/>
+          <w:rFonts w:hint="default" w:ascii="Consolas" w:hAnsi="Consolas" w:cs="Consolas"/>
+          <w:sz w:val="24"/>
+          <w:szCs w:val="24"/>
+        </w:rPr>
+        <w:t>đầu Product Backlog</w:t>
+      </w:r>
+      <w:r>
+        <w:rPr>
+          <w:rFonts w:hint="default" w:ascii="Consolas" w:hAnsi="Consolas" w:cs="Consolas"/>
+          <w:sz w:val="24"/>
+          <w:szCs w:val="24"/>
+        </w:rPr>
+        <w:t>, đẩy các mục khác xuống.</w:t>
+      </w:r>
+    </w:p>
+    <w:p>
+      <w:pPr>
+        <w:keepNext w:val="0"/>
+        <w:keepLines w:val="0"/>
+        <w:widowControl/>
+        <w:numPr>
+          <w:ilvl w:val="0"/>
+          <w:numId w:val="4"/>
+        </w:numPr>
+        <w:suppressLineNumbers w:val="0"/>
+        <w:spacing w:before="0" w:beforeAutospacing="1" w:after="0" w:afterAutospacing="1"/>
+        <w:ind w:left="720" w:hanging="360"/>
+        <w:rPr>
+          <w:rFonts w:hint="default" w:ascii="Consolas" w:hAnsi="Consolas" w:cs="Consolas"/>
+          <w:sz w:val="24"/>
+          <w:szCs w:val="24"/>
+        </w:rPr>
+      </w:pPr>
+      <w:r>
+        <w:rPr>
+          <w:rFonts w:hint="default" w:ascii="Consolas" w:hAnsi="Consolas" w:cs="Consolas"/>
+          <w:sz w:val="24"/>
+          <w:szCs w:val="24"/>
+        </w:rPr>
+        <w:t>Đội thấy điều này ngay nhờ Backlog minh bạch, và hạng mục được làm rõ ở buổi refinement.</w:t>
+      </w:r>
+    </w:p>
+    <w:p>
+      <w:pPr>
+        <w:keepNext w:val="0"/>
+        <w:keepLines w:val="0"/>
+        <w:widowControl/>
+        <w:numPr>
+          <w:ilvl w:val="0"/>
+          <w:numId w:val="4"/>
+        </w:numPr>
+        <w:suppressLineNumbers w:val="0"/>
+        <w:spacing w:before="0" w:beforeAutospacing="1" w:after="0" w:afterAutospacing="1"/>
+        <w:ind w:left="720" w:hanging="360"/>
+        <w:rPr>
+          <w:rFonts w:hint="default" w:ascii="Consolas" w:hAnsi="Consolas" w:cs="Consolas"/>
+          <w:sz w:val="24"/>
+          <w:szCs w:val="24"/>
+        </w:rPr>
+      </w:pPr>
+      <w:r>
+        <w:rPr>
+          <w:rFonts w:hint="default" w:ascii="Consolas" w:hAnsi="Consolas" w:cs="Consolas"/>
+          <w:sz w:val="24"/>
+          <w:szCs w:val="24"/>
+        </w:rPr>
+        <w:t xml:space="preserve">Hạng mục được chọn ở </w:t>
+      </w:r>
+      <w:r>
+        <w:rPr>
+          <w:rStyle w:val="9"/>
+          <w:rFonts w:hint="default" w:ascii="Consolas" w:hAnsi="Consolas" w:cs="Consolas"/>
+          <w:sz w:val="24"/>
+          <w:szCs w:val="24"/>
+        </w:rPr>
+        <w:t>Sprint Planning kế tiếp</w:t>
+      </w:r>
+      <w:r>
+        <w:rPr>
+          <w:rFonts w:hint="default" w:ascii="Consolas" w:hAnsi="Consolas" w:cs="Consolas"/>
+          <w:sz w:val="24"/>
+          <w:szCs w:val="24"/>
+        </w:rPr>
+        <w:t>, tức chậm nhất sau tối đa 2 tuần, không bị phạt phí hay chờ duyệt.</w:t>
+      </w:r>
+    </w:p>
+    <w:p>
+      <w:pPr>
+        <w:keepNext w:val="0"/>
+        <w:keepLines w:val="0"/>
+        <w:widowControl/>
+        <w:numPr>
+          <w:ilvl w:val="0"/>
+          <w:numId w:val="4"/>
+        </w:numPr>
+        <w:suppressLineNumbers w:val="0"/>
+        <w:spacing w:before="0" w:beforeAutospacing="1" w:after="0" w:afterAutospacing="1"/>
+        <w:ind w:left="720" w:hanging="360"/>
+        <w:rPr>
+          <w:rFonts w:hint="default" w:ascii="Consolas" w:hAnsi="Consolas" w:cs="Consolas"/>
+          <w:sz w:val="24"/>
+          <w:szCs w:val="24"/>
+        </w:rPr>
+      </w:pPr>
+      <w:r>
+        <w:rPr>
+          <w:rFonts w:hint="default" w:ascii="Consolas" w:hAnsi="Consolas" w:cs="Consolas"/>
+          <w:sz w:val="24"/>
+          <w:szCs w:val="24"/>
+        </w:rPr>
+        <w:t>Nếu quá gấp, Hoa và đội cùng thương lượng: đội có thể đổi một việc nhỏ cùng cỡ trong Sprint để nhận việc mới mà không phá Sprint Goal. Long đảm bảo đội không bị ép nhận thêm việc.</w:t>
+      </w:r>
+    </w:p>
+    <w:p>
+      <w:pPr>
+        <w:pStyle w:val="4"/>
+        <w:keepNext w:val="0"/>
+        <w:keepLines w:val="0"/>
+        <w:widowControl/>
+        <w:suppressLineNumbers w:val="0"/>
+        <w:bidi w:val="0"/>
+        <w:rPr>
+          <w:rFonts w:hint="default" w:ascii="Consolas" w:hAnsi="Consolas" w:cs="Consolas"/>
+        </w:rPr>
+      </w:pPr>
+      <w:r>
+        <w:rPr>
+          <w:rFonts w:hint="default" w:ascii="Consolas" w:hAnsi="Consolas" w:cs="Consolas"/>
+        </w:rPr>
+        <w:t>Tình huống 2: Đến Sprint Review, một tính năng chưa xong</w:t>
+      </w:r>
+    </w:p>
+    <w:p>
+      <w:pPr>
+        <w:keepNext w:val="0"/>
+        <w:keepLines w:val="0"/>
+        <w:widowControl/>
+        <w:numPr>
+          <w:ilvl w:val="0"/>
+          <w:numId w:val="5"/>
+        </w:numPr>
+        <w:suppressLineNumbers w:val="0"/>
+        <w:spacing w:before="0" w:beforeAutospacing="1" w:after="0" w:afterAutospacing="1"/>
+        <w:ind w:left="720" w:hanging="360"/>
+        <w:rPr>
+          <w:rFonts w:hint="default" w:ascii="Consolas" w:hAnsi="Consolas" w:cs="Consolas"/>
+          <w:sz w:val="24"/>
+          <w:szCs w:val="24"/>
+        </w:rPr>
+      </w:pPr>
+      <w:r>
+        <w:rPr>
+          <w:rStyle w:val="9"/>
+          <w:rFonts w:hint="default" w:ascii="Consolas" w:hAnsi="Consolas" w:cs="Consolas"/>
+          <w:sz w:val="24"/>
+          <w:szCs w:val="24"/>
+        </w:rPr>
+        <w:t>Chỉ trình diễn phần đã hoàn thành</w:t>
+      </w:r>
+      <w:r>
+        <w:rPr>
+          <w:rFonts w:hint="default" w:ascii="Consolas" w:hAnsi="Consolas" w:cs="Consolas"/>
+          <w:sz w:val="24"/>
+          <w:szCs w:val="24"/>
+        </w:rPr>
+        <w:t xml:space="preserve"> theo Definition of Done. Không demo bản “gần xong” như thể đã xong.</w:t>
+      </w:r>
+    </w:p>
+    <w:p>
+      <w:pPr>
+        <w:keepNext w:val="0"/>
+        <w:keepLines w:val="0"/>
+        <w:widowControl/>
+        <w:numPr>
+          <w:ilvl w:val="0"/>
+          <w:numId w:val="5"/>
+        </w:numPr>
+        <w:suppressLineNumbers w:val="0"/>
+        <w:spacing w:before="0" w:beforeAutospacing="1" w:after="0" w:afterAutospacing="1"/>
+        <w:ind w:left="720" w:hanging="360"/>
+        <w:rPr>
+          <w:rFonts w:hint="default" w:ascii="Consolas" w:hAnsi="Consolas" w:cs="Consolas"/>
+          <w:sz w:val="24"/>
+          <w:szCs w:val="24"/>
+        </w:rPr>
+      </w:pPr>
+      <w:r>
+        <w:rPr>
+          <w:rFonts w:hint="default" w:ascii="Consolas" w:hAnsi="Consolas" w:cs="Consolas"/>
+          <w:sz w:val="24"/>
+          <w:szCs w:val="24"/>
+        </w:rPr>
+        <w:t>Đội nói rõ tính năng nào chưa xong, đang ở trạng thái nào và lý do (minh bạch).</w:t>
+      </w:r>
+    </w:p>
+    <w:p>
+      <w:pPr>
+        <w:keepNext w:val="0"/>
+        <w:keepLines w:val="0"/>
+        <w:widowControl/>
+        <w:numPr>
+          <w:ilvl w:val="0"/>
+          <w:numId w:val="5"/>
+        </w:numPr>
+        <w:suppressLineNumbers w:val="0"/>
+        <w:spacing w:before="0" w:beforeAutospacing="1" w:after="0" w:afterAutospacing="1"/>
+        <w:ind w:left="720" w:hanging="360"/>
+        <w:rPr>
+          <w:rFonts w:hint="default" w:ascii="Consolas" w:hAnsi="Consolas" w:cs="Consolas"/>
+          <w:sz w:val="24"/>
+          <w:szCs w:val="24"/>
+        </w:rPr>
+      </w:pPr>
+      <w:r>
+        <w:rPr>
+          <w:rFonts w:hint="default" w:ascii="Consolas" w:hAnsi="Consolas" w:cs="Consolas"/>
+          <w:sz w:val="24"/>
+          <w:szCs w:val="24"/>
+        </w:rPr>
+        <w:t xml:space="preserve">Tính năng chưa xong </w:t>
+      </w:r>
+      <w:r>
+        <w:rPr>
+          <w:rStyle w:val="9"/>
+          <w:rFonts w:hint="default" w:ascii="Consolas" w:hAnsi="Consolas" w:cs="Consolas"/>
+          <w:sz w:val="24"/>
+          <w:szCs w:val="24"/>
+        </w:rPr>
+        <w:t>không được tính vào Increment</w:t>
+      </w:r>
+      <w:r>
+        <w:rPr>
+          <w:rFonts w:hint="default" w:ascii="Consolas" w:hAnsi="Consolas" w:cs="Consolas"/>
+          <w:sz w:val="24"/>
+          <w:szCs w:val="24"/>
+        </w:rPr>
+        <w:t>. Hoa đưa nó trở lại Product Backlog, xếp ưu tiên lại dựa trên phản hồi của khách.</w:t>
+      </w:r>
+    </w:p>
+    <w:p>
+      <w:pPr>
+        <w:keepNext w:val="0"/>
+        <w:keepLines w:val="0"/>
+        <w:widowControl/>
+        <w:numPr>
+          <w:ilvl w:val="0"/>
+          <w:numId w:val="5"/>
+        </w:numPr>
+        <w:suppressLineNumbers w:val="0"/>
+        <w:spacing w:before="0" w:beforeAutospacing="1" w:after="0" w:afterAutospacing="1"/>
+        <w:ind w:left="720" w:hanging="360"/>
+        <w:rPr>
+          <w:rFonts w:hint="default" w:ascii="Consolas" w:hAnsi="Consolas" w:cs="Consolas"/>
+          <w:sz w:val="24"/>
+          <w:szCs w:val="24"/>
+        </w:rPr>
+      </w:pPr>
+      <w:r>
+        <w:rPr>
+          <w:rFonts w:hint="default" w:ascii="Consolas" w:hAnsi="Consolas" w:cs="Consolas"/>
+          <w:sz w:val="24"/>
+          <w:szCs w:val="24"/>
+        </w:rPr>
+        <w:t>Trong Retrospective, đội phân tích nguyên nhân (ước lượng sai, việc phát sinh, phụ thuộc) và đề ra cải tiến cụ thể.</w:t>
+      </w:r>
+    </w:p>
+    <w:p>
+      <w:pPr>
+        <w:keepNext w:val="0"/>
+        <w:keepLines w:val="0"/>
+        <w:widowControl/>
+        <w:numPr>
+          <w:ilvl w:val="0"/>
+          <w:numId w:val="5"/>
+        </w:numPr>
+        <w:suppressLineNumbers w:val="0"/>
+        <w:spacing w:before="0" w:beforeAutospacing="1" w:after="0" w:afterAutospacing="1"/>
+        <w:ind w:left="720" w:hanging="360"/>
+        <w:rPr>
+          <w:rFonts w:hint="default" w:ascii="Consolas" w:hAnsi="Consolas" w:cs="Consolas"/>
+          <w:sz w:val="24"/>
+          <w:szCs w:val="24"/>
+        </w:rPr>
+      </w:pPr>
+      <w:r>
+        <w:rPr>
+          <w:rFonts w:hint="default" w:ascii="Consolas" w:hAnsi="Consolas" w:cs="Consolas"/>
+          <w:sz w:val="24"/>
+          <w:szCs w:val="24"/>
+        </w:rPr>
+        <w:t>Tốc độ làm việc thực tế được dùng để chọn lượng việc vừa sức cho Sprint sau, thay vì kéo dài Sprint hay hạ chuẩn chất lượng.</w:t>
       </w:r>
     </w:p>
     <w:p>
@@ -851,6 +4788,771 @@
     </w:sectPr>
   </w:body>
 </w:document>
+</file>
+
+<file path=word/numbering.xml><?xml version="1.0" encoding="utf-8"?>
+<w:numbering xmlns:wpc="http://schemas.microsoft.com/office/word/2010/wordprocessingCanvas" xmlns:mc="http://schemas.openxmlformats.org/markup-compatibility/2006" xmlns:o="urn:schemas-microsoft-com:office:office" xmlns:r="http://schemas.openxmlformats.org/officeDocument/2006/relationships" xmlns:m="http://schemas.openxmlformats.org/officeDocument/2006/math" xmlns:v="urn:schemas-microsoft-com:vml" xmlns:wp14="http://schemas.microsoft.com/office/word/2010/wordprocessingDrawing" xmlns:wp="http://schemas.openxmlformats.org/drawingml/2006/wordprocessingDrawing" xmlns:w10="urn:schemas-microsoft-com:office:word" xmlns:w="http://schemas.openxmlformats.org/wordprocessingml/2006/main" xmlns:w14="http://schemas.microsoft.com/office/word/2010/wordml" xmlns:wpg="http://schemas.microsoft.com/office/word/2010/wordprocessingGroup" xmlns:wpi="http://schemas.microsoft.com/office/word/2010/wordprocessingInk" xmlns:wne="http://schemas.microsoft.com/office/word/2006/wordml" xmlns:wps="http://schemas.microsoft.com/office/word/2010/wordprocessingShape" xmlns:wpsCustomData="http://www.wps.cn/officeDocument/2013/wpsCustomData" mc:Ignorable="w14 wp14">
+  <w:abstractNum w:abstractNumId="0">
+    <w:nsid w:val="A7288F87"/>
+    <w:multiLevelType w:val="multilevel"/>
+    <w:tmpl w:val="A7288F87"/>
+    <w:lvl w:ilvl="0" w:tentative="0">
+      <w:start w:val="1"/>
+      <w:numFmt w:val="decimal"/>
+      <w:lvlText w:val="%1."/>
+      <w:lvlJc w:val="left"/>
+      <w:pPr>
+        <w:tabs>
+          <w:tab w:val="left" w:pos="720"/>
+        </w:tabs>
+        <w:ind w:left="720" w:hanging="360"/>
+      </w:pPr>
+      <w:rPr>
+        <w:sz w:val="24"/>
+        <w:szCs w:val="24"/>
+      </w:rPr>
+    </w:lvl>
+    <w:lvl w:ilvl="1" w:tentative="0">
+      <w:start w:val="1"/>
+      <w:numFmt w:val="decimal"/>
+      <w:lvlText w:val="%2."/>
+      <w:lvlJc w:val="left"/>
+      <w:pPr>
+        <w:tabs>
+          <w:tab w:val="left" w:pos="1440"/>
+        </w:tabs>
+        <w:ind w:left="1440" w:hanging="360"/>
+      </w:pPr>
+      <w:rPr>
+        <w:sz w:val="24"/>
+        <w:szCs w:val="24"/>
+      </w:rPr>
+    </w:lvl>
+    <w:lvl w:ilvl="2" w:tentative="0">
+      <w:start w:val="1"/>
+      <w:numFmt w:val="decimal"/>
+      <w:lvlText w:val="%3."/>
+      <w:lvlJc w:val="left"/>
+      <w:pPr>
+        <w:tabs>
+          <w:tab w:val="left" w:pos="2160"/>
+        </w:tabs>
+        <w:ind w:left="2160" w:hanging="360"/>
+      </w:pPr>
+      <w:rPr>
+        <w:sz w:val="24"/>
+        <w:szCs w:val="24"/>
+      </w:rPr>
+    </w:lvl>
+    <w:lvl w:ilvl="3" w:tentative="0">
+      <w:start w:val="1"/>
+      <w:numFmt w:val="decimal"/>
+      <w:lvlText w:val="%4."/>
+      <w:lvlJc w:val="left"/>
+      <w:pPr>
+        <w:tabs>
+          <w:tab w:val="left" w:pos="2517"/>
+        </w:tabs>
+        <w:ind w:left="2880" w:hanging="360"/>
+      </w:pPr>
+      <w:rPr>
+        <w:sz w:val="24"/>
+        <w:szCs w:val="24"/>
+      </w:rPr>
+    </w:lvl>
+    <w:lvl w:ilvl="4" w:tentative="0">
+      <w:start w:val="1"/>
+      <w:numFmt w:val="decimal"/>
+      <w:lvlText w:val="%5."/>
+      <w:lvlJc w:val="left"/>
+      <w:pPr>
+        <w:tabs>
+          <w:tab w:val="left" w:pos="3238"/>
+        </w:tabs>
+        <w:ind w:left="3600" w:hanging="360"/>
+      </w:pPr>
+      <w:rPr>
+        <w:sz w:val="24"/>
+        <w:szCs w:val="24"/>
+      </w:rPr>
+    </w:lvl>
+    <w:lvl w:ilvl="5" w:tentative="0">
+      <w:start w:val="1"/>
+      <w:numFmt w:val="decimal"/>
+      <w:lvlText w:val="%6."/>
+      <w:lvlJc w:val="left"/>
+      <w:pPr>
+        <w:tabs>
+          <w:tab w:val="left" w:pos="3958"/>
+        </w:tabs>
+        <w:ind w:left="4320" w:hanging="360"/>
+      </w:pPr>
+      <w:rPr>
+        <w:sz w:val="24"/>
+        <w:szCs w:val="24"/>
+      </w:rPr>
+    </w:lvl>
+    <w:lvl w:ilvl="6" w:tentative="0">
+      <w:start w:val="1"/>
+      <w:numFmt w:val="decimal"/>
+      <w:lvlText w:val="%7."/>
+      <w:lvlJc w:val="left"/>
+      <w:pPr>
+        <w:tabs>
+          <w:tab w:val="left" w:pos="4678"/>
+        </w:tabs>
+        <w:ind w:left="5040" w:hanging="360"/>
+      </w:pPr>
+      <w:rPr>
+        <w:sz w:val="24"/>
+        <w:szCs w:val="24"/>
+      </w:rPr>
+    </w:lvl>
+    <w:lvl w:ilvl="7" w:tentative="0">
+      <w:start w:val="1"/>
+      <w:numFmt w:val="decimal"/>
+      <w:lvlText w:val="%8."/>
+      <w:lvlJc w:val="left"/>
+      <w:pPr>
+        <w:tabs>
+          <w:tab w:val="left" w:pos="5398"/>
+        </w:tabs>
+        <w:ind w:left="5760" w:hanging="360"/>
+      </w:pPr>
+      <w:rPr>
+        <w:sz w:val="24"/>
+        <w:szCs w:val="24"/>
+      </w:rPr>
+    </w:lvl>
+    <w:lvl w:ilvl="8" w:tentative="0">
+      <w:start w:val="1"/>
+      <w:numFmt w:val="decimal"/>
+      <w:lvlText w:val="%9."/>
+      <w:lvlJc w:val="left"/>
+      <w:pPr>
+        <w:tabs>
+          <w:tab w:val="left" w:pos="6118"/>
+        </w:tabs>
+        <w:ind w:left="6480" w:hanging="360"/>
+      </w:pPr>
+      <w:rPr>
+        <w:sz w:val="24"/>
+        <w:szCs w:val="24"/>
+      </w:rPr>
+    </w:lvl>
+  </w:abstractNum>
+  <w:abstractNum w:abstractNumId="1">
+    <w:nsid w:val="E298ED6A"/>
+    <w:multiLevelType w:val="multilevel"/>
+    <w:tmpl w:val="E298ED6A"/>
+    <w:lvl w:ilvl="0" w:tentative="0">
+      <w:start w:val="1"/>
+      <w:numFmt w:val="bullet"/>
+      <w:lvlText w:val=""/>
+      <w:lvlJc w:val="left"/>
+      <w:pPr>
+        <w:tabs>
+          <w:tab w:val="left" w:pos="720"/>
+        </w:tabs>
+        <w:ind w:left="720" w:hanging="360"/>
+      </w:pPr>
+      <w:rPr>
+        <w:rFonts w:hint="default" w:ascii="Symbol" w:hAnsi="Symbol" w:cs="Symbol"/>
+        <w:sz w:val="20"/>
+      </w:rPr>
+    </w:lvl>
+    <w:lvl w:ilvl="1" w:tentative="0">
+      <w:start w:val="1"/>
+      <w:numFmt w:val="bullet"/>
+      <w:lvlText w:val="o"/>
+      <w:lvlJc w:val="left"/>
+      <w:pPr>
+        <w:tabs>
+          <w:tab w:val="left" w:pos="1440"/>
+        </w:tabs>
+        <w:ind w:left="1440" w:hanging="360"/>
+      </w:pPr>
+      <w:rPr>
+        <w:rFonts w:hint="default" w:ascii="Courier New" w:hAnsi="Courier New" w:cs="Courier New"/>
+        <w:sz w:val="20"/>
+      </w:rPr>
+    </w:lvl>
+    <w:lvl w:ilvl="2" w:tentative="0">
+      <w:start w:val="1"/>
+      <w:numFmt w:val="bullet"/>
+      <w:lvlText w:val=""/>
+      <w:lvlJc w:val="left"/>
+      <w:pPr>
+        <w:tabs>
+          <w:tab w:val="left" w:pos="2160"/>
+        </w:tabs>
+        <w:ind w:left="2160" w:hanging="360"/>
+      </w:pPr>
+      <w:rPr>
+        <w:rFonts w:hint="default" w:ascii="Wingdings" w:hAnsi="Wingdings" w:cs="Wingdings"/>
+        <w:sz w:val="20"/>
+      </w:rPr>
+    </w:lvl>
+    <w:lvl w:ilvl="3" w:tentative="0">
+      <w:start w:val="1"/>
+      <w:numFmt w:val="bullet"/>
+      <w:lvlText w:val=""/>
+      <w:lvlJc w:val="left"/>
+      <w:pPr>
+        <w:tabs>
+          <w:tab w:val="left" w:pos="2880"/>
+        </w:tabs>
+        <w:ind w:left="2880" w:hanging="360"/>
+      </w:pPr>
+      <w:rPr>
+        <w:rFonts w:hint="default" w:ascii="Wingdings" w:hAnsi="Wingdings" w:cs="Wingdings"/>
+        <w:sz w:val="20"/>
+      </w:rPr>
+    </w:lvl>
+    <w:lvl w:ilvl="4" w:tentative="0">
+      <w:start w:val="1"/>
+      <w:numFmt w:val="bullet"/>
+      <w:lvlText w:val=""/>
+      <w:lvlJc w:val="left"/>
+      <w:pPr>
+        <w:tabs>
+          <w:tab w:val="left" w:pos="3600"/>
+        </w:tabs>
+        <w:ind w:left="3600" w:hanging="360"/>
+      </w:pPr>
+      <w:rPr>
+        <w:rFonts w:hint="default" w:ascii="Wingdings" w:hAnsi="Wingdings" w:cs="Wingdings"/>
+        <w:sz w:val="20"/>
+      </w:rPr>
+    </w:lvl>
+    <w:lvl w:ilvl="5" w:tentative="0">
+      <w:start w:val="1"/>
+      <w:numFmt w:val="bullet"/>
+      <w:lvlText w:val=""/>
+      <w:lvlJc w:val="left"/>
+      <w:pPr>
+        <w:tabs>
+          <w:tab w:val="left" w:pos="4320"/>
+        </w:tabs>
+        <w:ind w:left="4320" w:hanging="360"/>
+      </w:pPr>
+      <w:rPr>
+        <w:rFonts w:hint="default" w:ascii="Wingdings" w:hAnsi="Wingdings" w:cs="Wingdings"/>
+        <w:sz w:val="20"/>
+      </w:rPr>
+    </w:lvl>
+    <w:lvl w:ilvl="6" w:tentative="0">
+      <w:start w:val="1"/>
+      <w:numFmt w:val="bullet"/>
+      <w:lvlText w:val=""/>
+      <w:lvlJc w:val="left"/>
+      <w:pPr>
+        <w:tabs>
+          <w:tab w:val="left" w:pos="5040"/>
+        </w:tabs>
+        <w:ind w:left="5040" w:hanging="360"/>
+      </w:pPr>
+      <w:rPr>
+        <w:rFonts w:hint="default" w:ascii="Wingdings" w:hAnsi="Wingdings" w:cs="Wingdings"/>
+        <w:sz w:val="20"/>
+      </w:rPr>
+    </w:lvl>
+    <w:lvl w:ilvl="7" w:tentative="0">
+      <w:start w:val="1"/>
+      <w:numFmt w:val="bullet"/>
+      <w:lvlText w:val=""/>
+      <w:lvlJc w:val="left"/>
+      <w:pPr>
+        <w:tabs>
+          <w:tab w:val="left" w:pos="5760"/>
+        </w:tabs>
+        <w:ind w:left="5760" w:hanging="360"/>
+      </w:pPr>
+      <w:rPr>
+        <w:rFonts w:hint="default" w:ascii="Wingdings" w:hAnsi="Wingdings" w:cs="Wingdings"/>
+        <w:sz w:val="20"/>
+      </w:rPr>
+    </w:lvl>
+    <w:lvl w:ilvl="8" w:tentative="0">
+      <w:start w:val="1"/>
+      <w:numFmt w:val="bullet"/>
+      <w:lvlText w:val=""/>
+      <w:lvlJc w:val="left"/>
+      <w:pPr>
+        <w:tabs>
+          <w:tab w:val="left" w:pos="6480"/>
+        </w:tabs>
+        <w:ind w:left="6480" w:hanging="360"/>
+      </w:pPr>
+      <w:rPr>
+        <w:rFonts w:hint="default" w:ascii="Wingdings" w:hAnsi="Wingdings" w:cs="Wingdings"/>
+        <w:sz w:val="20"/>
+      </w:rPr>
+    </w:lvl>
+  </w:abstractNum>
+  <w:abstractNum w:abstractNumId="2">
+    <w:nsid w:val="5C6BD0D7"/>
+    <w:multiLevelType w:val="multilevel"/>
+    <w:tmpl w:val="5C6BD0D7"/>
+    <w:lvl w:ilvl="0" w:tentative="0">
+      <w:start w:val="1"/>
+      <w:numFmt w:val="bullet"/>
+      <w:lvlText w:val=""/>
+      <w:lvlJc w:val="left"/>
+      <w:pPr>
+        <w:tabs>
+          <w:tab w:val="left" w:pos="720"/>
+        </w:tabs>
+        <w:ind w:left="720" w:hanging="360"/>
+      </w:pPr>
+      <w:rPr>
+        <w:rFonts w:ascii="Symbol" w:hAnsi="Symbol" w:cs="Symbol"/>
+        <w:sz w:val="20"/>
+      </w:rPr>
+    </w:lvl>
+    <w:lvl w:ilvl="1" w:tentative="0">
+      <w:start w:val="1"/>
+      <w:numFmt w:val="bullet"/>
+      <w:lvlText w:val="o"/>
+      <w:lvlJc w:val="left"/>
+      <w:pPr>
+        <w:tabs>
+          <w:tab w:val="left" w:pos="1440"/>
+        </w:tabs>
+        <w:ind w:left="1440" w:hanging="360"/>
+      </w:pPr>
+      <w:rPr>
+        <w:rFonts w:ascii="Courier New" w:hAnsi="Courier New" w:cs="Courier New"/>
+        <w:sz w:val="20"/>
+      </w:rPr>
+    </w:lvl>
+    <w:lvl w:ilvl="2" w:tentative="0">
+      <w:start w:val="1"/>
+      <w:numFmt w:val="bullet"/>
+      <w:lvlText w:val=""/>
+      <w:lvlJc w:val="left"/>
+      <w:pPr>
+        <w:tabs>
+          <w:tab w:val="left" w:pos="2160"/>
+        </w:tabs>
+        <w:ind w:left="2160" w:hanging="360"/>
+      </w:pPr>
+      <w:rPr>
+        <w:rFonts w:ascii="Wingdings" w:hAnsi="Wingdings" w:cs="Wingdings"/>
+        <w:sz w:val="20"/>
+      </w:rPr>
+    </w:lvl>
+    <w:lvl w:ilvl="3" w:tentative="0">
+      <w:start w:val="1"/>
+      <w:numFmt w:val="bullet"/>
+      <w:lvlText w:val=""/>
+      <w:lvlJc w:val="left"/>
+      <w:pPr>
+        <w:tabs>
+          <w:tab w:val="left" w:pos="2880"/>
+        </w:tabs>
+        <w:ind w:left="2880" w:hanging="360"/>
+      </w:pPr>
+      <w:rPr>
+        <w:rFonts w:hint="default" w:ascii="Wingdings" w:hAnsi="Wingdings" w:cs="Wingdings"/>
+        <w:sz w:val="20"/>
+      </w:rPr>
+    </w:lvl>
+    <w:lvl w:ilvl="4" w:tentative="0">
+      <w:start w:val="1"/>
+      <w:numFmt w:val="bullet"/>
+      <w:lvlText w:val=""/>
+      <w:lvlJc w:val="left"/>
+      <w:pPr>
+        <w:tabs>
+          <w:tab w:val="left" w:pos="3600"/>
+        </w:tabs>
+        <w:ind w:left="3600" w:hanging="360"/>
+      </w:pPr>
+      <w:rPr>
+        <w:rFonts w:hint="default" w:ascii="Wingdings" w:hAnsi="Wingdings" w:cs="Wingdings"/>
+        <w:sz w:val="20"/>
+      </w:rPr>
+    </w:lvl>
+    <w:lvl w:ilvl="5" w:tentative="0">
+      <w:start w:val="1"/>
+      <w:numFmt w:val="bullet"/>
+      <w:lvlText w:val=""/>
+      <w:lvlJc w:val="left"/>
+      <w:pPr>
+        <w:tabs>
+          <w:tab w:val="left" w:pos="4320"/>
+        </w:tabs>
+        <w:ind w:left="4320" w:hanging="360"/>
+      </w:pPr>
+      <w:rPr>
+        <w:rFonts w:hint="default" w:ascii="Wingdings" w:hAnsi="Wingdings" w:cs="Wingdings"/>
+        <w:sz w:val="20"/>
+      </w:rPr>
+    </w:lvl>
+    <w:lvl w:ilvl="6" w:tentative="0">
+      <w:start w:val="1"/>
+      <w:numFmt w:val="bullet"/>
+      <w:lvlText w:val=""/>
+      <w:lvlJc w:val="left"/>
+      <w:pPr>
+        <w:tabs>
+          <w:tab w:val="left" w:pos="5040"/>
+        </w:tabs>
+        <w:ind w:left="5040" w:hanging="360"/>
+      </w:pPr>
+      <w:rPr>
+        <w:rFonts w:hint="default" w:ascii="Wingdings" w:hAnsi="Wingdings" w:cs="Wingdings"/>
+        <w:sz w:val="20"/>
+      </w:rPr>
+    </w:lvl>
+    <w:lvl w:ilvl="7" w:tentative="0">
+      <w:start w:val="1"/>
+      <w:numFmt w:val="bullet"/>
+      <w:lvlText w:val=""/>
+      <w:lvlJc w:val="left"/>
+      <w:pPr>
+        <w:tabs>
+          <w:tab w:val="left" w:pos="5760"/>
+        </w:tabs>
+        <w:ind w:left="5760" w:hanging="360"/>
+      </w:pPr>
+      <w:rPr>
+        <w:rFonts w:hint="default" w:ascii="Wingdings" w:hAnsi="Wingdings" w:cs="Wingdings"/>
+        <w:sz w:val="20"/>
+      </w:rPr>
+    </w:lvl>
+    <w:lvl w:ilvl="8" w:tentative="0">
+      <w:start w:val="1"/>
+      <w:numFmt w:val="bullet"/>
+      <w:lvlText w:val=""/>
+      <w:lvlJc w:val="left"/>
+      <w:pPr>
+        <w:tabs>
+          <w:tab w:val="left" w:pos="6480"/>
+        </w:tabs>
+        <w:ind w:left="6480" w:hanging="360"/>
+      </w:pPr>
+      <w:rPr>
+        <w:rFonts w:hint="default" w:ascii="Wingdings" w:hAnsi="Wingdings" w:cs="Wingdings"/>
+        <w:sz w:val="20"/>
+      </w:rPr>
+    </w:lvl>
+  </w:abstractNum>
+  <w:abstractNum w:abstractNumId="3">
+    <w:nsid w:val="5FE2C6BF"/>
+    <w:multiLevelType w:val="multilevel"/>
+    <w:tmpl w:val="5FE2C6BF"/>
+    <w:lvl w:ilvl="0" w:tentative="0">
+      <w:start w:val="1"/>
+      <w:numFmt w:val="decimal"/>
+      <w:lvlText w:val="%1."/>
+      <w:lvlJc w:val="left"/>
+      <w:pPr>
+        <w:tabs>
+          <w:tab w:val="left" w:pos="720"/>
+        </w:tabs>
+        <w:ind w:left="720" w:hanging="360"/>
+      </w:pPr>
+      <w:rPr>
+        <w:sz w:val="24"/>
+        <w:szCs w:val="24"/>
+      </w:rPr>
+    </w:lvl>
+    <w:lvl w:ilvl="1" w:tentative="0">
+      <w:start w:val="1"/>
+      <w:numFmt w:val="decimal"/>
+      <w:lvlText w:val="%2."/>
+      <w:lvlJc w:val="left"/>
+      <w:pPr>
+        <w:tabs>
+          <w:tab w:val="left" w:pos="1440"/>
+        </w:tabs>
+        <w:ind w:left="1440" w:hanging="360"/>
+      </w:pPr>
+      <w:rPr>
+        <w:sz w:val="24"/>
+        <w:szCs w:val="24"/>
+      </w:rPr>
+    </w:lvl>
+    <w:lvl w:ilvl="2" w:tentative="0">
+      <w:start w:val="1"/>
+      <w:numFmt w:val="decimal"/>
+      <w:lvlText w:val="%3."/>
+      <w:lvlJc w:val="left"/>
+      <w:pPr>
+        <w:tabs>
+          <w:tab w:val="left" w:pos="2160"/>
+        </w:tabs>
+        <w:ind w:left="2160" w:hanging="360"/>
+      </w:pPr>
+      <w:rPr>
+        <w:sz w:val="24"/>
+        <w:szCs w:val="24"/>
+      </w:rPr>
+    </w:lvl>
+    <w:lvl w:ilvl="3" w:tentative="0">
+      <w:start w:val="1"/>
+      <w:numFmt w:val="decimal"/>
+      <w:lvlText w:val="%4."/>
+      <w:lvlJc w:val="left"/>
+      <w:pPr>
+        <w:tabs>
+          <w:tab w:val="left" w:pos="2517"/>
+        </w:tabs>
+        <w:ind w:left="2880" w:hanging="360"/>
+      </w:pPr>
+      <w:rPr>
+        <w:sz w:val="24"/>
+        <w:szCs w:val="24"/>
+      </w:rPr>
+    </w:lvl>
+    <w:lvl w:ilvl="4" w:tentative="0">
+      <w:start w:val="1"/>
+      <w:numFmt w:val="decimal"/>
+      <w:lvlText w:val="%5."/>
+      <w:lvlJc w:val="left"/>
+      <w:pPr>
+        <w:tabs>
+          <w:tab w:val="left" w:pos="3238"/>
+        </w:tabs>
+        <w:ind w:left="3600" w:hanging="360"/>
+      </w:pPr>
+      <w:rPr>
+        <w:sz w:val="24"/>
+        <w:szCs w:val="24"/>
+      </w:rPr>
+    </w:lvl>
+    <w:lvl w:ilvl="5" w:tentative="0">
+      <w:start w:val="1"/>
+      <w:numFmt w:val="decimal"/>
+      <w:lvlText w:val="%6."/>
+      <w:lvlJc w:val="left"/>
+      <w:pPr>
+        <w:tabs>
+          <w:tab w:val="left" w:pos="3958"/>
+        </w:tabs>
+        <w:ind w:left="4320" w:hanging="360"/>
+      </w:pPr>
+      <w:rPr>
+        <w:sz w:val="24"/>
+        <w:szCs w:val="24"/>
+      </w:rPr>
+    </w:lvl>
+    <w:lvl w:ilvl="6" w:tentative="0">
+      <w:start w:val="1"/>
+      <w:numFmt w:val="decimal"/>
+      <w:lvlText w:val="%7."/>
+      <w:lvlJc w:val="left"/>
+      <w:pPr>
+        <w:tabs>
+          <w:tab w:val="left" w:pos="4678"/>
+        </w:tabs>
+        <w:ind w:left="5040" w:hanging="360"/>
+      </w:pPr>
+      <w:rPr>
+        <w:sz w:val="24"/>
+        <w:szCs w:val="24"/>
+      </w:rPr>
+    </w:lvl>
+    <w:lvl w:ilvl="7" w:tentative="0">
+      <w:start w:val="1"/>
+      <w:numFmt w:val="decimal"/>
+      <w:lvlText w:val="%8."/>
+      <w:lvlJc w:val="left"/>
+      <w:pPr>
+        <w:tabs>
+          <w:tab w:val="left" w:pos="5398"/>
+        </w:tabs>
+        <w:ind w:left="5760" w:hanging="360"/>
+      </w:pPr>
+      <w:rPr>
+        <w:sz w:val="24"/>
+        <w:szCs w:val="24"/>
+      </w:rPr>
+    </w:lvl>
+    <w:lvl w:ilvl="8" w:tentative="0">
+      <w:start w:val="1"/>
+      <w:numFmt w:val="decimal"/>
+      <w:lvlText w:val="%9."/>
+      <w:lvlJc w:val="left"/>
+      <w:pPr>
+        <w:tabs>
+          <w:tab w:val="left" w:pos="6118"/>
+        </w:tabs>
+        <w:ind w:left="6480" w:hanging="360"/>
+      </w:pPr>
+      <w:rPr>
+        <w:sz w:val="24"/>
+        <w:szCs w:val="24"/>
+      </w:rPr>
+    </w:lvl>
+  </w:abstractNum>
+  <w:abstractNum w:abstractNumId="4">
+    <w:nsid w:val="6323AF7A"/>
+    <w:multiLevelType w:val="multilevel"/>
+    <w:tmpl w:val="6323AF7A"/>
+    <w:lvl w:ilvl="0" w:tentative="0">
+      <w:start w:val="1"/>
+      <w:numFmt w:val="bullet"/>
+      <w:lvlText w:val=""/>
+      <w:lvlJc w:val="left"/>
+      <w:pPr>
+        <w:tabs>
+          <w:tab w:val="left" w:pos="720"/>
+        </w:tabs>
+        <w:ind w:left="720" w:hanging="360"/>
+      </w:pPr>
+      <w:rPr>
+        <w:rFonts w:hint="default" w:ascii="Symbol" w:hAnsi="Symbol" w:cs="Symbol"/>
+        <w:sz w:val="20"/>
+      </w:rPr>
+    </w:lvl>
+    <w:lvl w:ilvl="1" w:tentative="0">
+      <w:start w:val="1"/>
+      <w:numFmt w:val="bullet"/>
+      <w:lvlText w:val="o"/>
+      <w:lvlJc w:val="left"/>
+      <w:pPr>
+        <w:tabs>
+          <w:tab w:val="left" w:pos="1440"/>
+        </w:tabs>
+        <w:ind w:left="1440" w:hanging="360"/>
+      </w:pPr>
+      <w:rPr>
+        <w:rFonts w:hint="default" w:ascii="Courier New" w:hAnsi="Courier New" w:cs="Courier New"/>
+        <w:sz w:val="20"/>
+      </w:rPr>
+    </w:lvl>
+    <w:lvl w:ilvl="2" w:tentative="0">
+      <w:start w:val="1"/>
+      <w:numFmt w:val="bullet"/>
+      <w:lvlText w:val=""/>
+      <w:lvlJc w:val="left"/>
+      <w:pPr>
+        <w:tabs>
+          <w:tab w:val="left" w:pos="2160"/>
+        </w:tabs>
+        <w:ind w:left="2160" w:hanging="360"/>
+      </w:pPr>
+      <w:rPr>
+        <w:rFonts w:hint="default" w:ascii="Wingdings" w:hAnsi="Wingdings" w:cs="Wingdings"/>
+        <w:sz w:val="20"/>
+      </w:rPr>
+    </w:lvl>
+    <w:lvl w:ilvl="3" w:tentative="0">
+      <w:start w:val="1"/>
+      <w:numFmt w:val="bullet"/>
+      <w:lvlText w:val=""/>
+      <w:lvlJc w:val="left"/>
+      <w:pPr>
+        <w:tabs>
+          <w:tab w:val="left" w:pos="2880"/>
+        </w:tabs>
+        <w:ind w:left="2880" w:hanging="360"/>
+      </w:pPr>
+      <w:rPr>
+        <w:rFonts w:hint="default" w:ascii="Wingdings" w:hAnsi="Wingdings" w:cs="Wingdings"/>
+        <w:sz w:val="20"/>
+      </w:rPr>
+    </w:lvl>
+    <w:lvl w:ilvl="4" w:tentative="0">
+      <w:start w:val="1"/>
+      <w:numFmt w:val="bullet"/>
+      <w:lvlText w:val=""/>
+      <w:lvlJc w:val="left"/>
+      <w:pPr>
+        <w:tabs>
+          <w:tab w:val="left" w:pos="3600"/>
+        </w:tabs>
+        <w:ind w:left="3600" w:hanging="360"/>
+      </w:pPr>
+      <w:rPr>
+        <w:rFonts w:hint="default" w:ascii="Wingdings" w:hAnsi="Wingdings" w:cs="Wingdings"/>
+        <w:sz w:val="20"/>
+      </w:rPr>
+    </w:lvl>
+    <w:lvl w:ilvl="5" w:tentative="0">
+      <w:start w:val="1"/>
+      <w:numFmt w:val="bullet"/>
+      <w:lvlText w:val=""/>
+      <w:lvlJc w:val="left"/>
+      <w:pPr>
+        <w:tabs>
+          <w:tab w:val="left" w:pos="4320"/>
+        </w:tabs>
+        <w:ind w:left="4320" w:hanging="360"/>
+      </w:pPr>
+      <w:rPr>
+        <w:rFonts w:hint="default" w:ascii="Wingdings" w:hAnsi="Wingdings" w:cs="Wingdings"/>
+        <w:sz w:val="20"/>
+      </w:rPr>
+    </w:lvl>
+    <w:lvl w:ilvl="6" w:tentative="0">
+      <w:start w:val="1"/>
+      <w:numFmt w:val="bullet"/>
+      <w:lvlText w:val=""/>
+      <w:lvlJc w:val="left"/>
+      <w:pPr>
+        <w:tabs>
+          <w:tab w:val="left" w:pos="5040"/>
+        </w:tabs>
+        <w:ind w:left="5040" w:hanging="360"/>
+      </w:pPr>
+      <w:rPr>
+        <w:rFonts w:hint="default" w:ascii="Wingdings" w:hAnsi="Wingdings" w:cs="Wingdings"/>
+        <w:sz w:val="20"/>
+      </w:rPr>
+    </w:lvl>
+    <w:lvl w:ilvl="7" w:tentative="0">
+      <w:start w:val="1"/>
+      <w:numFmt w:val="bullet"/>
+      <w:lvlText w:val=""/>
+      <w:lvlJc w:val="left"/>
+      <w:pPr>
+        <w:tabs>
+          <w:tab w:val="left" w:pos="5760"/>
+        </w:tabs>
+        <w:ind w:left="5760" w:hanging="360"/>
+      </w:pPr>
+      <w:rPr>
+        <w:rFonts w:hint="default" w:ascii="Wingdings" w:hAnsi="Wingdings" w:cs="Wingdings"/>
+        <w:sz w:val="20"/>
+      </w:rPr>
+    </w:lvl>
+    <w:lvl w:ilvl="8" w:tentative="0">
+      <w:start w:val="1"/>
+      <w:numFmt w:val="bullet"/>
+      <w:lvlText w:val=""/>
+      <w:lvlJc w:val="left"/>
+      <w:pPr>
+        <w:tabs>
+          <w:tab w:val="left" w:pos="6480"/>
+        </w:tabs>
+        <w:ind w:left="6480" w:hanging="360"/>
+      </w:pPr>
+      <w:rPr>
+        <w:rFonts w:hint="default" w:ascii="Wingdings" w:hAnsi="Wingdings" w:cs="Wingdings"/>
+        <w:sz w:val="20"/>
+      </w:rPr>
+    </w:lvl>
+  </w:abstractNum>
+  <w:num w:numId="1">
+    <w:abstractNumId w:val="2"/>
+  </w:num>
+  <w:num w:numId="2">
+    <w:abstractNumId w:val="4"/>
+  </w:num>
+  <w:num w:numId="3">
+    <w:abstractNumId w:val="1"/>
+  </w:num>
+  <w:num w:numId="4">
+    <w:abstractNumId w:val="3"/>
+  </w:num>
+  <w:num w:numId="5">
+    <w:abstractNumId w:val="0"/>
+  </w:num>
+</w:numbering>
 </file>
 
 <file path=word/styles.xml><?xml version="1.0" encoding="utf-8"?>
@@ -956,7 +5658,7 @@
     <w:lsdException w:unhideWhenUsed="0" w:uiPriority="0" w:semiHidden="0" w:name="Document Map"/>
     <w:lsdException w:unhideWhenUsed="0" w:uiPriority="0" w:semiHidden="0" w:name="Plain Text"/>
     <w:lsdException w:unhideWhenUsed="0" w:uiPriority="0" w:semiHidden="0" w:name="E-mail Signature"/>
-    <w:lsdException w:unhideWhenUsed="0" w:uiPriority="0" w:semiHidden="0" w:name="Normal (Web)"/>
+    <w:lsdException w:qFormat="1" w:unhideWhenUsed="0" w:uiPriority="0" w:semiHidden="0" w:name="Normal (Web)"/>
     <w:lsdException w:unhideWhenUsed="0" w:uiPriority="0" w:semiHidden="0" w:name="HTML Acronym"/>
     <w:lsdException w:unhideWhenUsed="0" w:uiPriority="0" w:semiHidden="0" w:name="HTML Address"/>
     <w:lsdException w:unhideWhenUsed="0" w:uiPriority="0" w:semiHidden="0" w:name="HTML Cite"/>
@@ -1141,13 +5843,55 @@
       <w:lang w:val="en-US" w:eastAsia="zh-CN" w:bidi="ar"/>
     </w:rPr>
   </w:style>
-  <w:style w:type="character" w:default="1" w:styleId="3">
+  <w:style w:type="paragraph" w:styleId="3">
+    <w:name w:val="heading 3"/>
+    <w:next w:val="1"/>
+    <w:semiHidden/>
+    <w:unhideWhenUsed/>
+    <w:qFormat/>
+    <w:uiPriority w:val="0"/>
+    <w:pPr>
+      <w:spacing w:before="0" w:beforeAutospacing="1" w:after="0" w:afterAutospacing="1"/>
+      <w:jc w:val="left"/>
+    </w:pPr>
+    <w:rPr>
+      <w:rFonts w:hint="eastAsia" w:ascii="SimSun" w:hAnsi="SimSun" w:eastAsia="SimSun" w:cs="SimSun"/>
+      <w:b/>
+      <w:bCs/>
+      <w:kern w:val="0"/>
+      <w:sz w:val="27"/>
+      <w:szCs w:val="27"/>
+      <w:lang w:val="en-US" w:eastAsia="zh-CN" w:bidi="ar"/>
+    </w:rPr>
+  </w:style>
+  <w:style w:type="paragraph" w:styleId="4">
+    <w:name w:val="heading 4"/>
+    <w:next w:val="1"/>
+    <w:semiHidden/>
+    <w:unhideWhenUsed/>
+    <w:qFormat/>
+    <w:uiPriority w:val="0"/>
+    <w:pPr>
+      <w:spacing w:before="0" w:beforeAutospacing="1" w:after="0" w:afterAutospacing="1"/>
+      <w:jc w:val="left"/>
+    </w:pPr>
+    <w:rPr>
+      <w:rFonts w:hint="eastAsia" w:ascii="SimSun" w:hAnsi="SimSun" w:eastAsia="SimSun" w:cs="SimSun"/>
+      <w:b/>
+      <w:bCs/>
+      <w:kern w:val="0"/>
+      <w:sz w:val="24"/>
+      <w:szCs w:val="24"/>
+      <w:lang w:val="en-US" w:eastAsia="zh-CN" w:bidi="ar"/>
+    </w:rPr>
+  </w:style>
+  <w:style w:type="character" w:default="1" w:styleId="5">
     <w:name w:val="Default Paragraph Font"/>
     <w:semiHidden/>
     <w:qFormat/>
     <w:uiPriority w:val="0"/>
   </w:style>
-  <w:style w:type="table" w:default="1" w:styleId="4">
+  <w:style w:type="table" w:default="1" w:styleId="6">
     <w:name w:val="Normal Table"/>
     <w:semiHidden/>
     <w:uiPriority w:val="0"/>
@@ -1160,9 +5904,9 @@
       </w:tblCellMar>
     </w:tblPr>
   </w:style>
-  <w:style w:type="character" w:styleId="5">
+  <w:style w:type="character" w:styleId="7">
     <w:name w:val="Emphasis"/>
-    <w:basedOn w:val="3"/>
+    <w:basedOn w:val="5"/>
     <w:qFormat/>
     <w:uiPriority w:val="0"/>
     <w:rPr>
@@ -1170,8 +5914,9 @@
       <w:iCs/>
     </w:rPr>
   </w:style>
-  <w:style w:type="paragraph" w:styleId="6">
+  <w:style w:type="paragraph" w:styleId="8">
     <w:name w:val="Normal (Web)"/>
+    <w:qFormat/>
     <w:uiPriority w:val="0"/>
     <w:pPr>
       <w:spacing w:before="0" w:beforeAutospacing="1" w:after="0" w:afterAutospacing="1"/>
@@ -1179,15 +5924,16 @@
       <w:jc w:val="left"/>
     </w:pPr>
     <w:rPr>
+      <w:rFonts w:ascii="Times New Roman" w:hAnsi="Times New Roman" w:eastAsia="SimSun" w:cs="Times New Roman"/>
       <w:kern w:val="0"/>
       <w:sz w:val="24"/>
       <w:szCs w:val="24"/>
       <w:lang w:val="en-US" w:eastAsia="zh-CN" w:bidi="ar"/>
     </w:rPr>
   </w:style>
-  <w:style w:type="character" w:styleId="7">
+  <w:style w:type="character" w:styleId="9">
     <w:name w:val="Strong"/>
-    <w:basedOn w:val="3"/>
+    <w:basedOn w:val="5"/>
     <w:qFormat/>
     <w:uiPriority w:val="0"/>
     <w:rPr>
